--- a/docs/Trade_Import_Build_Log.docx
+++ b/docs/Trade_Import_Build_Log.docx
@@ -374,7 +374,7 @@
                 <w:sz w:val="18"/>
                 <w:szCs w:val="18"/>
               </w:rPr>
-              <w:t xml:space="preserve">Phases 1 and 2 deployed and verified end to end. Phase 3A (deterministic matching and the Code Follow-Up list) built; deployed and verified end to end 2026-10-14. Phase 3B (Claude suggestions, review decisions, roster approval, mapping proposals, matching rules) org dry run passed (108 of 108 tests) after fixing three platform-rule errors; deploying. Phase 3B (Claude) next.</w:t>
+              <w:t xml:space="preserve">Phases 1 and 2 deployed and verified end to end. Phase 3A (deterministic matching and the Code Follow-Up list) built; deployed and verified end to end 2026-10-14. Phase 3B (Claude suggestions, review decisions, roster approval, mapping proposals, matching rules) deployed with fixes 3B.1 and 3B.2 (110 of 110 tests) and verified end to end 2026-10-21. Phase 4a (Standard tier: Anthropic API provider) passed the org dry run (118 tests) 2026-10-21. Phase 4b (Trade Review app) passed the org dry run (132 tests) 2026-10-22; 4b.1a (names, issue types, full demo reset, complete sample data) and 4b.2 (headlines, On Hold, per-field Claude answers, roster preview, firm follow-up email, token logging and prompt caching) passed the org dry run (145 of 145 tests) 2026-10-23; 4b.2a (one table layout, code issues in Dealer Code Review, Email Firms tab) passed the org dry run (146 of 146 tests) 2026-10-25; 4b.3 (shared issues decided together) built and locally verified 2026-10-25. Next: 4c (cloud storage pull).</w:t>
             </w:r>
           </w:p>
         </w:tc>
@@ -31426,7 +31426,7 @@
           <w:sz w:val="20"/>
           <w:szCs w:val="20"/>
         </w:rPr>
-        <w:t xml:space="preserve">Picklist (values: Row Suggestions, Mapping Proposal), required</w:t>
+        <w:t xml:space="preserve">Picklist (values: Row Suggestions, Mapping Proposal, Firm Follow-up), required</w:t>
       </w:r>
     </w:p>
     <w:p>
@@ -31448,7 +31448,7 @@
           <w:sz w:val="20"/>
           <w:szCs w:val="20"/>
         </w:rPr>
-        <w:t xml:space="preserve">What the request was for: suggestions on review rows and follow-ups, or a proposed mapping profile for an unknown file layout.</w:t>
+        <w:t xml:space="preserve">What the request was for: suggestions on review rows and follow-ups, a proposed mapping profile for an unknown file layout, or a follow-up email to a firm.</w:t>
       </w:r>
     </w:p>
     <w:p>
@@ -31674,7 +31674,7 @@
           <w:sz w:val="20"/>
           <w:szCs w:val="20"/>
         </w:rPr>
-        <w:t xml:space="preserve">Models API model used, from the Trade AI Setting custom metadata, for example sfdc_ai__DefaultBedrockAnthropicClaude5Sonnet.</w:t>
+        <w:t xml:space="preserve">Model used, from the Trade AI Setting custom metadata: a Models API name such as sfdc_ai__DefaultBedrockAnthropicClaude5Sonnet, or an Anthropic model ID such as claude-sonnet-5-5.</w:t>
       </w:r>
     </w:p>
     <w:p>
@@ -33159,7 +33159,7 @@
           <w:sz w:val="20"/>
           <w:szCs w:val="20"/>
         </w:rPr>
-        <w:t xml:space="preserve">Models API model API name, for example sfdc_ai__DefaultBedrockAnthropicClaude5Sonnet. Changing models needs no code change.</w:t>
+        <w:t xml:space="preserve">Models API model API name, used when Provider is Models API, for example sfdc_ai__DefaultBedrockAnthropicClaude5Sonnet. Changing models needs no code change.</w:t>
       </w:r>
     </w:p>
     <w:p>
@@ -37156,6 +37156,22 @@
     </w:p>
     <w:p>
       <w:pPr>
+        <w:spacing w:after="120"/>
+      </w:pPr>
+      <w:r>
+        <w:t xml:space="preserve">3B.2 deployed (110 of 110 tests). Third run, 2026-10-19: Hannah Pierce's roster row Approve, High; no explanation contained a key; every request Success. One new issue: two trade files finished matching at the same moment and two suggestion jobs both asked about the same four follow-ups (AIR-00012 and AIR-00013), wasting one request. Phase 4 adds a guard so a job leaves the work to one already queued or running.</w:t>
+      </w:r>
+    </w:p>
+    <w:p>
+      <w:pPr>
+        <w:spacing w:after="120"/>
+      </w:pPr>
+      <w:r>
+        <w:t xml:space="preserve">Reviewer decisions, 2026-10-21, all through the record pages: Kestrel's Claude-proposed mapping activated and the waiting file processed automatically; both Kestrel rows accepted (Matched, method Claude, credited to Ryan Chen and Megan Chen); Barder row 6 accepted with Remember Choice (Matched, method Claude; new fund alias 'ETF Wealth World Fund A'); Hannah Pierce's roster row accepted, which created her contact at Oakville and code 3390, resolved the 3390 follow-up and re-matched Barder row 9 to her (method Exact). Phase 3B verified end to end.</w:t>
+      </w:r>
+    </w:p>
+    <w:p>
+      <w:pPr>
         <w:pStyle w:val="Heading2"/>
       </w:pPr>
       <w:r>
@@ -40209,6 +40225,1126 @@
           </w:p>
         </w:tc>
       </w:tr>
+      <w:tr>
+        <w:tc>
+          <w:tcPr>
+            <w:tcW w:type="dxa" w:w="1300"/>
+            <w:tcBorders>
+              <w:top w:val="single" w:color="BFBFBF" w:sz="4"/>
+              <w:left w:val="single" w:color="BFBFBF" w:sz="4"/>
+              <w:bottom w:val="single" w:color="BFBFBF" w:sz="4"/>
+              <w:right w:val="single" w:color="BFBFBF" w:sz="4"/>
+            </w:tcBorders>
+            <w:tcMar>
+              <w:top w:type="dxa" w:w="60"/>
+              <w:left w:type="dxa" w:w="100"/>
+              <w:bottom w:type="dxa" w:w="60"/>
+              <w:right w:type="dxa" w:w="100"/>
+            </w:tcMar>
+          </w:tcPr>
+          <w:p>
+            <w:r>
+              <w:rPr>
+                <w:sz w:val="18"/>
+                <w:szCs w:val="18"/>
+              </w:rPr>
+              <w:t xml:space="preserve">2026-10-19</w:t>
+            </w:r>
+          </w:p>
+        </w:tc>
+        <w:tc>
+          <w:tcPr>
+            <w:tcW w:type="dxa" w:w="4400"/>
+            <w:tcBorders>
+              <w:top w:val="single" w:color="BFBFBF" w:sz="4"/>
+              <w:left w:val="single" w:color="BFBFBF" w:sz="4"/>
+              <w:bottom w:val="single" w:color="BFBFBF" w:sz="4"/>
+              <w:right w:val="single" w:color="BFBFBF" w:sz="4"/>
+            </w:tcBorders>
+            <w:tcMar>
+              <w:top w:type="dxa" w:w="60"/>
+              <w:left w:type="dxa" w:w="100"/>
+              <w:bottom w:type="dxa" w:w="60"/>
+              <w:right w:type="dxa" w:w="100"/>
+            </w:tcMar>
+          </w:tcPr>
+          <w:p>
+            <w:r>
+              <w:rPr>
+                <w:sz w:val="18"/>
+                <w:szCs w:val="18"/>
+              </w:rPr>
+              <w:t xml:space="preserve">Keys are removed from explanations in code (readable()), not only by prompt instruction</w:t>
+            </w:r>
+          </w:p>
+        </w:tc>
+        <w:tc>
+          <w:tcPr>
+            <w:tcW w:type="dxa" w:w="3660"/>
+            <w:tcBorders>
+              <w:top w:val="single" w:color="BFBFBF" w:sz="4"/>
+              <w:left w:val="single" w:color="BFBFBF" w:sz="4"/>
+              <w:bottom w:val="single" w:color="BFBFBF" w:sz="4"/>
+              <w:right w:val="single" w:color="BFBFBF" w:sz="4"/>
+            </w:tcBorders>
+            <w:tcMar>
+              <w:top w:type="dxa" w:w="60"/>
+              <w:left w:type="dxa" w:w="100"/>
+              <w:bottom w:type="dxa" w:w="60"/>
+              <w:right w:type="dxa" w:w="100"/>
+            </w:tcMar>
+          </w:tcPr>
+          <w:p>
+            <w:r>
+              <w:rPr>
+                <w:sz w:val="18"/>
+                <w:szCs w:val="18"/>
+              </w:rPr>
+              <w:t xml:space="preserve">The model did not always comply; reviewers must never see internal keys</w:t>
+            </w:r>
+          </w:p>
+        </w:tc>
+      </w:tr>
+      <w:tr>
+        <w:tc>
+          <w:tcPr>
+            <w:tcW w:type="dxa" w:w="1300"/>
+            <w:tcBorders>
+              <w:top w:val="single" w:color="BFBFBF" w:sz="4"/>
+              <w:left w:val="single" w:color="BFBFBF" w:sz="4"/>
+              <w:bottom w:val="single" w:color="BFBFBF" w:sz="4"/>
+              <w:right w:val="single" w:color="BFBFBF" w:sz="4"/>
+            </w:tcBorders>
+            <w:tcMar>
+              <w:top w:type="dxa" w:w="60"/>
+              <w:left w:type="dxa" w:w="100"/>
+              <w:bottom w:type="dxa" w:w="60"/>
+              <w:right w:type="dxa" w:w="100"/>
+            </w:tcMar>
+          </w:tcPr>
+          <w:p>
+            <w:r>
+              <w:rPr>
+                <w:sz w:val="18"/>
+                <w:szCs w:val="18"/>
+              </w:rPr>
+              <w:t xml:space="preserve">2026-10-19</w:t>
+            </w:r>
+          </w:p>
+        </w:tc>
+        <w:tc>
+          <w:tcPr>
+            <w:tcW w:type="dxa" w:w="4400"/>
+            <w:tcBorders>
+              <w:top w:val="single" w:color="BFBFBF" w:sz="4"/>
+              <w:left w:val="single" w:color="BFBFBF" w:sz="4"/>
+              <w:bottom w:val="single" w:color="BFBFBF" w:sz="4"/>
+              <w:right w:val="single" w:color="BFBFBF" w:sz="4"/>
+            </w:tcBorders>
+            <w:tcMar>
+              <w:top w:type="dxa" w:w="60"/>
+              <w:left w:type="dxa" w:w="100"/>
+              <w:bottom w:type="dxa" w:w="60"/>
+              <w:right w:type="dxa" w:w="100"/>
+            </w:tcMar>
+          </w:tcPr>
+          <w:p>
+            <w:r>
+              <w:rPr>
+                <w:sz w:val="18"/>
+                <w:szCs w:val="18"/>
+              </w:rPr>
+              <w:t xml:space="preserve">Roster rows are treated as the dealer's authoritative record in the prompt</w:t>
+            </w:r>
+          </w:p>
+        </w:tc>
+        <w:tc>
+          <w:tcPr>
+            <w:tcW w:type="dxa" w:w="3660"/>
+            <w:tcBorders>
+              <w:top w:val="single" w:color="BFBFBF" w:sz="4"/>
+              <w:left w:val="single" w:color="BFBFBF" w:sz="4"/>
+              <w:bottom w:val="single" w:color="BFBFBF" w:sz="4"/>
+              <w:right w:val="single" w:color="BFBFBF" w:sz="4"/>
+            </w:tcBorders>
+            <w:tcMar>
+              <w:top w:type="dxa" w:w="60"/>
+              <w:left w:type="dxa" w:w="100"/>
+              <w:bottom w:type="dxa" w:w="60"/>
+              <w:right w:type="dxa" w:w="100"/>
+            </w:tcMar>
+          </w:tcPr>
+          <w:p>
+            <w:r>
+              <w:rPr>
+                <w:sz w:val="18"/>
+                <w:szCs w:val="18"/>
+              </w:rPr>
+              <w:t xml:space="preserve">Without it Claude's recommendation varied between runs</w:t>
+            </w:r>
+          </w:p>
+        </w:tc>
+      </w:tr>
+      <w:tr>
+        <w:tc>
+          <w:tcPr>
+            <w:tcW w:type="dxa" w:w="1300"/>
+            <w:tcBorders>
+              <w:top w:val="single" w:color="BFBFBF" w:sz="4"/>
+              <w:left w:val="single" w:color="BFBFBF" w:sz="4"/>
+              <w:bottom w:val="single" w:color="BFBFBF" w:sz="4"/>
+              <w:right w:val="single" w:color="BFBFBF" w:sz="4"/>
+            </w:tcBorders>
+            <w:tcMar>
+              <w:top w:type="dxa" w:w="60"/>
+              <w:left w:type="dxa" w:w="100"/>
+              <w:bottom w:type="dxa" w:w="60"/>
+              <w:right w:type="dxa" w:w="100"/>
+            </w:tcMar>
+          </w:tcPr>
+          <w:p>
+            <w:r>
+              <w:rPr>
+                <w:sz w:val="18"/>
+                <w:szCs w:val="18"/>
+              </w:rPr>
+              <w:t xml:space="preserve">2026-10-21</w:t>
+            </w:r>
+          </w:p>
+        </w:tc>
+        <w:tc>
+          <w:tcPr>
+            <w:tcW w:type="dxa" w:w="4400"/>
+            <w:tcBorders>
+              <w:top w:val="single" w:color="BFBFBF" w:sz="4"/>
+              <w:left w:val="single" w:color="BFBFBF" w:sz="4"/>
+              <w:bottom w:val="single" w:color="BFBFBF" w:sz="4"/>
+              <w:right w:val="single" w:color="BFBFBF" w:sz="4"/>
+            </w:tcBorders>
+            <w:tcMar>
+              <w:top w:type="dxa" w:w="60"/>
+              <w:left w:type="dxa" w:w="100"/>
+              <w:bottom w:type="dxa" w:w="60"/>
+              <w:right w:type="dxa" w:w="100"/>
+            </w:tcMar>
+          </w:tcPr>
+          <w:p>
+            <w:r>
+              <w:rPr>
+                <w:sz w:val="18"/>
+                <w:szCs w:val="18"/>
+              </w:rPr>
+              <w:t xml:space="preserve">Two tiers sharing one core: Enterprise (Models API, Trust Layer) and Standard (Anthropic Messages API called from Apex with the firm's own key)</w:t>
+            </w:r>
+          </w:p>
+        </w:tc>
+        <w:tc>
+          <w:tcPr>
+            <w:tcW w:type="dxa" w:w="3660"/>
+            <w:tcBorders>
+              <w:top w:val="single" w:color="BFBFBF" w:sz="4"/>
+              <w:left w:val="single" w:color="BFBFBF" w:sz="4"/>
+              <w:bottom w:val="single" w:color="BFBFBF" w:sz="4"/>
+              <w:right w:val="single" w:color="BFBFBF" w:sz="4"/>
+            </w:tcBorders>
+            <w:tcMar>
+              <w:top w:type="dxa" w:w="60"/>
+              <w:left w:type="dxa" w:w="100"/>
+              <w:bottom w:type="dxa" w:w="60"/>
+              <w:right w:type="dxa" w:w="100"/>
+            </w:tcMar>
+          </w:tcPr>
+          <w:p>
+            <w:r>
+              <w:rPr>
+                <w:sz w:val="18"/>
+                <w:szCs w:val="18"/>
+              </w:rPr>
+              <w:t xml:space="preserve">Large firms have Einstein licences and strict compliance; smaller firms cannot justify the licence. Only the Claude call differs</w:t>
+            </w:r>
+          </w:p>
+        </w:tc>
+      </w:tr>
+      <w:tr>
+        <w:tc>
+          <w:tcPr>
+            <w:tcW w:type="dxa" w:w="1300"/>
+            <w:tcBorders>
+              <w:top w:val="single" w:color="BFBFBF" w:sz="4"/>
+              <w:left w:val="single" w:color="BFBFBF" w:sz="4"/>
+              <w:bottom w:val="single" w:color="BFBFBF" w:sz="4"/>
+              <w:right w:val="single" w:color="BFBFBF" w:sz="4"/>
+            </w:tcBorders>
+            <w:tcMar>
+              <w:top w:type="dxa" w:w="60"/>
+              <w:left w:type="dxa" w:w="100"/>
+              <w:bottom w:type="dxa" w:w="60"/>
+              <w:right w:type="dxa" w:w="100"/>
+            </w:tcMar>
+          </w:tcPr>
+          <w:p>
+            <w:r>
+              <w:rPr>
+                <w:sz w:val="18"/>
+                <w:szCs w:val="18"/>
+              </w:rPr>
+              <w:t xml:space="preserve">2026-10-21</w:t>
+            </w:r>
+          </w:p>
+        </w:tc>
+        <w:tc>
+          <w:tcPr>
+            <w:tcW w:type="dxa" w:w="4400"/>
+            <w:tcBorders>
+              <w:top w:val="single" w:color="BFBFBF" w:sz="4"/>
+              <w:left w:val="single" w:color="BFBFBF" w:sz="4"/>
+              <w:bottom w:val="single" w:color="BFBFBF" w:sz="4"/>
+              <w:right w:val="single" w:color="BFBFBF" w:sz="4"/>
+            </w:tcBorders>
+            <w:tcMar>
+              <w:top w:type="dxa" w:w="60"/>
+              <w:left w:type="dxa" w:w="100"/>
+              <w:bottom w:type="dxa" w:w="60"/>
+              <w:right w:type="dxa" w:w="100"/>
+            </w:tcMar>
+          </w:tcPr>
+          <w:p>
+            <w:r>
+              <w:rPr>
+                <w:sz w:val="18"/>
+                <w:szCs w:val="18"/>
+              </w:rPr>
+              <w:t xml:space="preserve">Models API is the default; Standard tier is opt-in and needs both the Provider setting and a Named/External Credential; every AI Request Log records its provider</w:t>
+            </w:r>
+          </w:p>
+        </w:tc>
+        <w:tc>
+          <w:tcPr>
+            <w:tcW w:type="dxa" w:w="3660"/>
+            <w:tcBorders>
+              <w:top w:val="single" w:color="BFBFBF" w:sz="4"/>
+              <w:left w:val="single" w:color="BFBFBF" w:sz="4"/>
+              <w:bottom w:val="single" w:color="BFBFBF" w:sz="4"/>
+              <w:right w:val="single" w:color="BFBFBF" w:sz="4"/>
+            </w:tcBorders>
+            <w:tcMar>
+              <w:top w:type="dxa" w:w="60"/>
+              <w:left w:type="dxa" w:w="100"/>
+              <w:bottom w:type="dxa" w:w="60"/>
+              <w:right w:type="dxa" w:w="100"/>
+            </w:tcMar>
+          </w:tcPr>
+          <w:p>
+            <w:r>
+              <w:rPr>
+                <w:sz w:val="18"/>
+                <w:szCs w:val="18"/>
+              </w:rPr>
+              <w:t xml:space="preserve">Enterprises can prove nothing goes to Anthropic directly; the switch is audited in Setup Audit Trail</w:t>
+            </w:r>
+          </w:p>
+        </w:tc>
+      </w:tr>
+      <w:tr>
+        <w:tc>
+          <w:tcPr>
+            <w:tcW w:type="dxa" w:w="1300"/>
+            <w:tcBorders>
+              <w:top w:val="single" w:color="BFBFBF" w:sz="4"/>
+              <w:left w:val="single" w:color="BFBFBF" w:sz="4"/>
+              <w:bottom w:val="single" w:color="BFBFBF" w:sz="4"/>
+              <w:right w:val="single" w:color="BFBFBF" w:sz="4"/>
+            </w:tcBorders>
+            <w:tcMar>
+              <w:top w:type="dxa" w:w="60"/>
+              <w:left w:type="dxa" w:w="100"/>
+              <w:bottom w:type="dxa" w:w="60"/>
+              <w:right w:type="dxa" w:w="100"/>
+            </w:tcMar>
+          </w:tcPr>
+          <w:p>
+            <w:r>
+              <w:rPr>
+                <w:sz w:val="18"/>
+                <w:szCs w:val="18"/>
+              </w:rPr>
+              <w:t xml:space="preserve">2026-10-21</w:t>
+            </w:r>
+          </w:p>
+        </w:tc>
+        <w:tc>
+          <w:tcPr>
+            <w:tcW w:type="dxa" w:w="4400"/>
+            <w:tcBorders>
+              <w:top w:val="single" w:color="BFBFBF" w:sz="4"/>
+              <w:left w:val="single" w:color="BFBFBF" w:sz="4"/>
+              <w:bottom w:val="single" w:color="BFBFBF" w:sz="4"/>
+              <w:right w:val="single" w:color="BFBFBF" w:sz="4"/>
+            </w:tcBorders>
+            <w:tcMar>
+              <w:top w:type="dxa" w:w="60"/>
+              <w:left w:type="dxa" w:w="100"/>
+              <w:bottom w:type="dxa" w:w="60"/>
+              <w:right w:type="dxa" w:w="100"/>
+            </w:tcMar>
+          </w:tcPr>
+          <w:p>
+            <w:r>
+              <w:rPr>
+                <w:sz w:val="18"/>
+                <w:szCs w:val="18"/>
+              </w:rPr>
+              <w:t xml:space="preserve">External pipeline (stage, clean and load outside Salesforce) deferred as a possible third option</w:t>
+            </w:r>
+          </w:p>
+        </w:tc>
+        <w:tc>
+          <w:tcPr>
+            <w:tcW w:type="dxa" w:w="3660"/>
+            <w:tcBorders>
+              <w:top w:val="single" w:color="BFBFBF" w:sz="4"/>
+              <w:left w:val="single" w:color="BFBFBF" w:sz="4"/>
+              <w:bottom w:val="single" w:color="BFBFBF" w:sz="4"/>
+              <w:right w:val="single" w:color="BFBFBF" w:sz="4"/>
+            </w:tcBorders>
+            <w:tcMar>
+              <w:top w:type="dxa" w:w="60"/>
+              <w:left w:type="dxa" w:w="100"/>
+              <w:bottom w:type="dxa" w:w="60"/>
+              <w:right w:type="dxa" w:w="100"/>
+            </w:tcMar>
+          </w:tcPr>
+          <w:p>
+            <w:r>
+              <w:rPr>
+                <w:sz w:val="18"/>
+                <w:szCs w:val="18"/>
+              </w:rPr>
+              <w:t xml:space="preserve">Only needed for very high volume (Batch API), files beyond Apex limits, or firms wanting no AI processing in Salesforce</w:t>
+            </w:r>
+          </w:p>
+        </w:tc>
+      </w:tr>
+      <w:tr>
+        <w:tc>
+          <w:tcPr>
+            <w:tcW w:type="dxa" w:w="1300"/>
+            <w:tcBorders>
+              <w:top w:val="single" w:color="BFBFBF" w:sz="4"/>
+              <w:left w:val="single" w:color="BFBFBF" w:sz="4"/>
+              <w:bottom w:val="single" w:color="BFBFBF" w:sz="4"/>
+              <w:right w:val="single" w:color="BFBFBF" w:sz="4"/>
+            </w:tcBorders>
+            <w:tcMar>
+              <w:top w:type="dxa" w:w="60"/>
+              <w:left w:type="dxa" w:w="100"/>
+              <w:bottom w:type="dxa" w:w="60"/>
+              <w:right w:type="dxa" w:w="100"/>
+            </w:tcMar>
+          </w:tcPr>
+          <w:p>
+            <w:r>
+              <w:rPr>
+                <w:sz w:val="18"/>
+                <w:szCs w:val="18"/>
+              </w:rPr>
+              <w:t xml:space="preserve">2026-10-21</w:t>
+            </w:r>
+          </w:p>
+        </w:tc>
+        <w:tc>
+          <w:tcPr>
+            <w:tcW w:type="dxa" w:w="4400"/>
+            <w:tcBorders>
+              <w:top w:val="single" w:color="BFBFBF" w:sz="4"/>
+              <w:left w:val="single" w:color="BFBFBF" w:sz="4"/>
+              <w:bottom w:val="single" w:color="BFBFBF" w:sz="4"/>
+              <w:right w:val="single" w:color="BFBFBF" w:sz="4"/>
+            </w:tcBorders>
+            <w:tcMar>
+              <w:top w:type="dxa" w:w="60"/>
+              <w:left w:type="dxa" w:w="100"/>
+              <w:bottom w:type="dxa" w:w="60"/>
+              <w:right w:type="dxa" w:w="100"/>
+            </w:tcMar>
+          </w:tcPr>
+          <w:p>
+            <w:r>
+              <w:rPr>
+                <w:sz w:val="18"/>
+                <w:szCs w:val="18"/>
+              </w:rPr>
+              <w:t xml:space="preserve">Guided Setup Assistant (LWC wizard) for first-time configuration: tier and key, connection test, permissions, reference data, first file and mapping, settings</w:t>
+            </w:r>
+          </w:p>
+        </w:tc>
+        <w:tc>
+          <w:tcPr>
+            <w:tcW w:type="dxa" w:w="3660"/>
+            <w:tcBorders>
+              <w:top w:val="single" w:color="BFBFBF" w:sz="4"/>
+              <w:left w:val="single" w:color="BFBFBF" w:sz="4"/>
+              <w:bottom w:val="single" w:color="BFBFBF" w:sz="4"/>
+              <w:right w:val="single" w:color="BFBFBF" w:sz="4"/>
+            </w:tcBorders>
+            <w:tcMar>
+              <w:top w:type="dxa" w:w="60"/>
+              <w:left w:type="dxa" w:w="100"/>
+              <w:bottom w:type="dxa" w:w="60"/>
+              <w:right w:type="dxa" w:w="100"/>
+            </w:tcMar>
+          </w:tcPr>
+          <w:p>
+            <w:r>
+              <w:rPr>
+                <w:sz w:val="18"/>
+                <w:szCs w:val="18"/>
+              </w:rPr>
+              <w:t xml:space="preserve">Firms configure the app without Setup or a developer; only Einstein enablement and on-premises agents stay outside</w:t>
+            </w:r>
+          </w:p>
+        </w:tc>
+      </w:tr>
+      <w:tr>
+        <w:tc>
+          <w:tcPr>
+            <w:tcW w:type="dxa" w:w="1300"/>
+            <w:tcBorders>
+              <w:top w:val="single" w:color="BFBFBF" w:sz="4"/>
+              <w:left w:val="single" w:color="BFBFBF" w:sz="4"/>
+              <w:bottom w:val="single" w:color="BFBFBF" w:sz="4"/>
+              <w:right w:val="single" w:color="BFBFBF" w:sz="4"/>
+            </w:tcBorders>
+            <w:tcMar>
+              <w:top w:type="dxa" w:w="60"/>
+              <w:left w:type="dxa" w:w="100"/>
+              <w:bottom w:type="dxa" w:w="60"/>
+              <w:right w:type="dxa" w:w="100"/>
+            </w:tcMar>
+          </w:tcPr>
+          <w:p>
+            <w:r>
+              <w:rPr>
+                <w:sz w:val="18"/>
+                <w:szCs w:val="18"/>
+              </w:rPr>
+              <w:t xml:space="preserve">2026-10-21</w:t>
+            </w:r>
+          </w:p>
+        </w:tc>
+        <w:tc>
+          <w:tcPr>
+            <w:tcW w:type="dxa" w:w="4400"/>
+            <w:tcBorders>
+              <w:top w:val="single" w:color="BFBFBF" w:sz="4"/>
+              <w:left w:val="single" w:color="BFBFBF" w:sz="4"/>
+              <w:bottom w:val="single" w:color="BFBFBF" w:sz="4"/>
+              <w:right w:val="single" w:color="BFBFBF" w:sz="4"/>
+            </w:tcBorders>
+            <w:tcMar>
+              <w:top w:type="dxa" w:w="60"/>
+              <w:left w:type="dxa" w:w="100"/>
+              <w:bottom w:type="dxa" w:w="60"/>
+              <w:right w:type="dxa" w:w="100"/>
+            </w:tcMar>
+          </w:tcPr>
+          <w:p>
+            <w:r>
+              <w:rPr>
+                <w:sz w:val="18"/>
+                <w:szCs w:val="18"/>
+              </w:rPr>
+              <w:t xml:space="preserve">Three data intake paths, all in the first version: manual upload in the app, scheduled pull from cloud storage (S3, Azure Blob, Google Cloud Storage), and the push agent</w:t>
+            </w:r>
+          </w:p>
+        </w:tc>
+        <w:tc>
+          <w:tcPr>
+            <w:tcW w:type="dxa" w:w="3660"/>
+            <w:tcBorders>
+              <w:top w:val="single" w:color="BFBFBF" w:sz="4"/>
+              <w:left w:val="single" w:color="BFBFBF" w:sz="4"/>
+              <w:bottom w:val="single" w:color="BFBFBF" w:sz="4"/>
+              <w:right w:val="single" w:color="BFBFBF" w:sz="4"/>
+            </w:tcBorders>
+            <w:tcMar>
+              <w:top w:type="dxa" w:w="60"/>
+              <w:left w:type="dxa" w:w="100"/>
+              <w:bottom w:type="dxa" w:w="60"/>
+              <w:right w:type="dxa" w:w="100"/>
+            </w:tcMar>
+          </w:tcPr>
+          <w:p>
+            <w:r>
+              <w:rPr>
+                <w:sz w:val="18"/>
+                <w:szCs w:val="18"/>
+              </w:rPr>
+              <w:t xml:space="preserve">Small firms need zero infrastructure; enterprises keep their own integration; all three feed the same staging and matching pipeline</w:t>
+            </w:r>
+          </w:p>
+        </w:tc>
+      </w:tr>
+      <w:tr>
+        <w:tc>
+          <w:tcPr>
+            <w:tcW w:type="dxa" w:w="1300"/>
+            <w:tcBorders>
+              <w:top w:val="single" w:color="BFBFBF" w:sz="4"/>
+              <w:left w:val="single" w:color="BFBFBF" w:sz="4"/>
+              <w:bottom w:val="single" w:color="BFBFBF" w:sz="4"/>
+              <w:right w:val="single" w:color="BFBFBF" w:sz="4"/>
+            </w:tcBorders>
+            <w:tcMar>
+              <w:top w:type="dxa" w:w="60"/>
+              <w:left w:type="dxa" w:w="100"/>
+              <w:bottom w:type="dxa" w:w="60"/>
+              <w:right w:type="dxa" w:w="100"/>
+            </w:tcMar>
+          </w:tcPr>
+          <w:p>
+            <w:r>
+              <w:rPr>
+                <w:sz w:val="18"/>
+                <w:szCs w:val="18"/>
+              </w:rPr>
+              <w:t xml:space="preserve">2026-10-22</w:t>
+            </w:r>
+          </w:p>
+        </w:tc>
+        <w:tc>
+          <w:tcPr>
+            <w:tcW w:type="dxa" w:w="4400"/>
+            <w:tcBorders>
+              <w:top w:val="single" w:color="BFBFBF" w:sz="4"/>
+              <w:left w:val="single" w:color="BFBFBF" w:sz="4"/>
+              <w:bottom w:val="single" w:color="BFBFBF" w:sz="4"/>
+              <w:right w:val="single" w:color="BFBFBF" w:sz="4"/>
+            </w:tcBorders>
+            <w:tcMar>
+              <w:top w:type="dxa" w:w="60"/>
+              <w:left w:type="dxa" w:w="100"/>
+              <w:bottom w:type="dxa" w:w="60"/>
+              <w:right w:type="dxa" w:w="100"/>
+            </w:tcMar>
+          </w:tcPr>
+          <w:p>
+            <w:r>
+              <w:rPr>
+                <w:sz w:val="18"/>
+                <w:szCs w:val="18"/>
+              </w:rPr>
+              <w:t xml:space="preserve">Review app as a Lightning tab (Trade Review), with optional Assign to me</w:t>
+            </w:r>
+          </w:p>
+        </w:tc>
+        <w:tc>
+          <w:tcPr>
+            <w:tcW w:type="dxa" w:w="3660"/>
+            <w:tcBorders>
+              <w:top w:val="single" w:color="BFBFBF" w:sz="4"/>
+              <w:left w:val="single" w:color="BFBFBF" w:sz="4"/>
+              <w:bottom w:val="single" w:color="BFBFBF" w:sz="4"/>
+              <w:right w:val="single" w:color="BFBFBF" w:sz="4"/>
+            </w:tcBorders>
+            <w:tcMar>
+              <w:top w:type="dxa" w:w="60"/>
+              <w:left w:type="dxa" w:w="100"/>
+              <w:bottom w:type="dxa" w:w="60"/>
+              <w:right w:type="dxa" w:w="100"/>
+            </w:tcMar>
+          </w:tcPr>
+          <w:p>
+            <w:r>
+              <w:rPr>
+                <w:sz w:val="18"/>
+                <w:szCs w:val="18"/>
+              </w:rPr>
+              <w:t xml:space="preserve">Works for a single Salesforce champion or a team of insiders; the tab is the strongest view for the demo</w:t>
+            </w:r>
+          </w:p>
+        </w:tc>
+      </w:tr>
+      <w:tr>
+        <w:tc>
+          <w:tcPr>
+            <w:tcW w:type="dxa" w:w="1300"/>
+            <w:tcBorders>
+              <w:top w:val="single" w:color="BFBFBF" w:sz="4"/>
+              <w:left w:val="single" w:color="BFBFBF" w:sz="4"/>
+              <w:bottom w:val="single" w:color="BFBFBF" w:sz="4"/>
+              <w:right w:val="single" w:color="BFBFBF" w:sz="4"/>
+            </w:tcBorders>
+            <w:tcMar>
+              <w:top w:type="dxa" w:w="60"/>
+              <w:left w:type="dxa" w:w="100"/>
+              <w:bottom w:type="dxa" w:w="60"/>
+              <w:right w:type="dxa" w:w="100"/>
+            </w:tcMar>
+          </w:tcPr>
+          <w:p>
+            <w:r>
+              <w:rPr>
+                <w:sz w:val="18"/>
+                <w:szCs w:val="18"/>
+              </w:rPr>
+              <w:t xml:space="preserve">2026-10-22</w:t>
+            </w:r>
+          </w:p>
+        </w:tc>
+        <w:tc>
+          <w:tcPr>
+            <w:tcW w:type="dxa" w:w="4400"/>
+            <w:tcBorders>
+              <w:top w:val="single" w:color="BFBFBF" w:sz="4"/>
+              <w:left w:val="single" w:color="BFBFBF" w:sz="4"/>
+              <w:bottom w:val="single" w:color="BFBFBF" w:sz="4"/>
+              <w:right w:val="single" w:color="BFBFBF" w:sz="4"/>
+            </w:tcBorders>
+            <w:tcMar>
+              <w:top w:type="dxa" w:w="60"/>
+              <w:left w:type="dxa" w:w="100"/>
+              <w:bottom w:type="dxa" w:w="60"/>
+              <w:right w:type="dxa" w:w="100"/>
+            </w:tcMar>
+          </w:tcPr>
+          <w:p>
+            <w:r>
+              <w:rPr>
+                <w:sz w:val="18"/>
+                <w:szCs w:val="18"/>
+              </w:rPr>
+              <w:t xml:space="preserve">The app saves decisions to the same fields as the record page; all rules stay in the trigger and services</w:t>
+            </w:r>
+          </w:p>
+        </w:tc>
+        <w:tc>
+          <w:tcPr>
+            <w:tcW w:type="dxa" w:w="3660"/>
+            <w:tcBorders>
+              <w:top w:val="single" w:color="BFBFBF" w:sz="4"/>
+              <w:left w:val="single" w:color="BFBFBF" w:sz="4"/>
+              <w:bottom w:val="single" w:color="BFBFBF" w:sz="4"/>
+              <w:right w:val="single" w:color="BFBFBF" w:sz="4"/>
+            </w:tcBorders>
+            <w:tcMar>
+              <w:top w:type="dxa" w:w="60"/>
+              <w:left w:type="dxa" w:w="100"/>
+              <w:bottom w:type="dxa" w:w="60"/>
+              <w:right w:type="dxa" w:w="100"/>
+            </w:tcMar>
+          </w:tcPr>
+          <w:p>
+            <w:r>
+              <w:rPr>
+                <w:sz w:val="18"/>
+                <w:szCs w:val="18"/>
+              </w:rPr>
+              <w:t xml:space="preserve">One set of rules, refusals and audit stamps however a decision is made</w:t>
+            </w:r>
+          </w:p>
+        </w:tc>
+      </w:tr>
+      <w:tr>
+        <w:tc>
+          <w:tcPr>
+            <w:tcW w:type="dxa" w:w="1300"/>
+            <w:tcBorders>
+              <w:top w:val="single" w:color="BFBFBF" w:sz="4"/>
+              <w:left w:val="single" w:color="BFBFBF" w:sz="4"/>
+              <w:bottom w:val="single" w:color="BFBFBF" w:sz="4"/>
+              <w:right w:val="single" w:color="BFBFBF" w:sz="4"/>
+            </w:tcBorders>
+            <w:tcMar>
+              <w:top w:type="dxa" w:w="60"/>
+              <w:left w:type="dxa" w:w="100"/>
+              <w:bottom w:type="dxa" w:w="60"/>
+              <w:right w:type="dxa" w:w="100"/>
+            </w:tcMar>
+          </w:tcPr>
+          <w:p>
+            <w:r>
+              <w:rPr>
+                <w:sz w:val="18"/>
+                <w:szCs w:val="18"/>
+              </w:rPr>
+              <w:t xml:space="preserve">2026-10-22</w:t>
+            </w:r>
+          </w:p>
+        </w:tc>
+        <w:tc>
+          <w:tcPr>
+            <w:tcW w:type="dxa" w:w="4400"/>
+            <w:tcBorders>
+              <w:top w:val="single" w:color="BFBFBF" w:sz="4"/>
+              <w:left w:val="single" w:color="BFBFBF" w:sz="4"/>
+              <w:bottom w:val="single" w:color="BFBFBF" w:sz="4"/>
+              <w:right w:val="single" w:color="BFBFBF" w:sz="4"/>
+            </w:tcBorders>
+            <w:tcMar>
+              <w:top w:type="dxa" w:w="60"/>
+              <w:left w:type="dxa" w:w="100"/>
+              <w:bottom w:type="dxa" w:w="60"/>
+              <w:right w:type="dxa" w:w="100"/>
+            </w:tcMar>
+          </w:tcPr>
+          <w:p>
+            <w:r>
+              <w:rPr>
+                <w:sz w:val="18"/>
+                <w:szCs w:val="18"/>
+              </w:rPr>
+              <w:t xml:space="preserve">One intake service (FileIntakeService) for push, upload and cloud pull</w:t>
+            </w:r>
+          </w:p>
+        </w:tc>
+        <w:tc>
+          <w:tcPr>
+            <w:tcW w:type="dxa" w:w="3660"/>
+            <w:tcBorders>
+              <w:top w:val="single" w:color="BFBFBF" w:sz="4"/>
+              <w:left w:val="single" w:color="BFBFBF" w:sz="4"/>
+              <w:bottom w:val="single" w:color="BFBFBF" w:sz="4"/>
+              <w:right w:val="single" w:color="BFBFBF" w:sz="4"/>
+            </w:tcBorders>
+            <w:tcMar>
+              <w:top w:type="dxa" w:w="60"/>
+              <w:left w:type="dxa" w:w="100"/>
+              <w:bottom w:type="dxa" w:w="60"/>
+              <w:right w:type="dxa" w:w="100"/>
+            </w:tcMar>
+          </w:tcPr>
+          <w:p>
+            <w:r>
+              <w:rPr>
+                <w:sz w:val="18"/>
+                <w:szCs w:val="18"/>
+              </w:rPr>
+              <w:t xml:space="preserve">Every route gets the same duplicate check, size limit and pipeline</w:t>
+            </w:r>
+          </w:p>
+        </w:tc>
+      </w:tr>
+      <w:tr>
+        <w:tc>
+          <w:tcPr>
+            <w:tcW w:type="dxa" w:w="1300"/>
+            <w:tcBorders>
+              <w:top w:val="single" w:color="BFBFBF" w:sz="4"/>
+              <w:left w:val="single" w:color="BFBFBF" w:sz="4"/>
+              <w:bottom w:val="single" w:color="BFBFBF" w:sz="4"/>
+              <w:right w:val="single" w:color="BFBFBF" w:sz="4"/>
+            </w:tcBorders>
+            <w:tcMar>
+              <w:top w:type="dxa" w:w="60"/>
+              <w:left w:type="dxa" w:w="100"/>
+              <w:bottom w:type="dxa" w:w="60"/>
+              <w:right w:type="dxa" w:w="100"/>
+            </w:tcMar>
+          </w:tcPr>
+          <w:p>
+            <w:r>
+              <w:rPr>
+                <w:sz w:val="18"/>
+                <w:szCs w:val="18"/>
+              </w:rPr>
+              <w:t xml:space="preserve">2026-10-22</w:t>
+            </w:r>
+          </w:p>
+        </w:tc>
+        <w:tc>
+          <w:tcPr>
+            <w:tcW w:type="dxa" w:w="4400"/>
+            <w:tcBorders>
+              <w:top w:val="single" w:color="BFBFBF" w:sz="4"/>
+              <w:left w:val="single" w:color="BFBFBF" w:sz="4"/>
+              <w:bottom w:val="single" w:color="BFBFBF" w:sz="4"/>
+              <w:right w:val="single" w:color="BFBFBF" w:sz="4"/>
+            </w:tcBorders>
+            <w:tcMar>
+              <w:top w:type="dxa" w:w="60"/>
+              <w:left w:type="dxa" w:w="100"/>
+              <w:bottom w:type="dxa" w:w="60"/>
+              <w:right w:type="dxa" w:w="100"/>
+            </w:tcMar>
+          </w:tcPr>
+          <w:p>
+            <w:r>
+              <w:rPr>
+                <w:sz w:val="18"/>
+                <w:szCs w:val="18"/>
+              </w:rPr>
+              <w:t xml:space="preserve">Separate Trade Import Reviewer permission set, proven by a test that runs as a reviewer with nothing else</w:t>
+            </w:r>
+          </w:p>
+        </w:tc>
+        <w:tc>
+          <w:tcPr>
+            <w:tcW w:type="dxa" w:w="3660"/>
+            <w:tcBorders>
+              <w:top w:val="single" w:color="BFBFBF" w:sz="4"/>
+              <w:left w:val="single" w:color="BFBFBF" w:sz="4"/>
+              <w:bottom w:val="single" w:color="BFBFBF" w:sz="4"/>
+              <w:right w:val="single" w:color="BFBFBF" w:sz="4"/>
+            </w:tcBorders>
+            <w:tcMar>
+              <w:top w:type="dxa" w:w="60"/>
+              <w:left w:type="dxa" w:w="100"/>
+              <w:bottom w:type="dxa" w:w="60"/>
+              <w:right w:type="dxa" w:w="100"/>
+            </w:tcMar>
+          </w:tcPr>
+          <w:p>
+            <w:r>
+              <w:rPr>
+                <w:sz w:val="18"/>
+                <w:szCs w:val="18"/>
+              </w:rPr>
+              <w:t xml:space="preserve">Reviewers start background work that runs as them, so their access must be complete but no wider</w:t>
+            </w:r>
+          </w:p>
+        </w:tc>
+      </w:tr>
+      <w:tr>
+        <w:tc>
+          <w:tcPr>
+            <w:tcW w:type="dxa" w:w="1300"/>
+            <w:tcBorders>
+              <w:top w:val="single" w:color="BFBFBF" w:sz="4"/>
+              <w:left w:val="single" w:color="BFBFBF" w:sz="4"/>
+              <w:bottom w:val="single" w:color="BFBFBF" w:sz="4"/>
+              <w:right w:val="single" w:color="BFBFBF" w:sz="4"/>
+            </w:tcBorders>
+            <w:tcMar>
+              <w:top w:type="dxa" w:w="60"/>
+              <w:left w:type="dxa" w:w="100"/>
+              <w:bottom w:type="dxa" w:w="60"/>
+              <w:right w:type="dxa" w:w="100"/>
+            </w:tcMar>
+          </w:tcPr>
+          <w:p>
+            <w:r>
+              <w:rPr>
+                <w:sz w:val="18"/>
+                <w:szCs w:val="18"/>
+              </w:rPr>
+              <w:t xml:space="preserve">2026-10-22</w:t>
+            </w:r>
+          </w:p>
+        </w:tc>
+        <w:tc>
+          <w:tcPr>
+            <w:tcW w:type="dxa" w:w="4400"/>
+            <w:tcBorders>
+              <w:top w:val="single" w:color="BFBFBF" w:sz="4"/>
+              <w:left w:val="single" w:color="BFBFBF" w:sz="4"/>
+              <w:bottom w:val="single" w:color="BFBFBF" w:sz="4"/>
+              <w:right w:val="single" w:color="BFBFBF" w:sz="4"/>
+            </w:tcBorders>
+            <w:tcMar>
+              <w:top w:type="dxa" w:w="60"/>
+              <w:left w:type="dxa" w:w="100"/>
+              <w:bottom w:type="dxa" w:w="60"/>
+              <w:right w:type="dxa" w:w="100"/>
+            </w:tcMar>
+          </w:tcPr>
+          <w:p>
+            <w:r>
+              <w:rPr>
+                <w:sz w:val="18"/>
+                <w:szCs w:val="18"/>
+              </w:rPr>
+              <w:t xml:space="preserve">Phase 4b.1: Claude answers per field (suggestion, confidence and reason for each), shown as a table in the app and on the record page; token counts logged on every request; prompt caching on the Standard tier</w:t>
+            </w:r>
+          </w:p>
+        </w:tc>
+        <w:tc>
+          <w:tcPr>
+            <w:tcW w:type="dxa" w:w="3660"/>
+            <w:tcBorders>
+              <w:top w:val="single" w:color="BFBFBF" w:sz="4"/>
+              <w:left w:val="single" w:color="BFBFBF" w:sz="4"/>
+              <w:bottom w:val="single" w:color="BFBFBF" w:sz="4"/>
+              <w:right w:val="single" w:color="BFBFBF" w:sz="4"/>
+            </w:tcBorders>
+            <w:tcMar>
+              <w:top w:type="dxa" w:w="60"/>
+              <w:left w:type="dxa" w:w="100"/>
+              <w:bottom w:type="dxa" w:w="60"/>
+              <w:right w:type="dxa" w:w="100"/>
+            </w:tcMar>
+          </w:tcPr>
+          <w:p>
+            <w:r>
+              <w:rPr>
+                <w:sz w:val="18"/>
+                <w:szCs w:val="18"/>
+              </w:rPr>
+              <w:t xml:space="preserve">Reviewers see where Claude is sure and where it is not; cost is measured, not estimated (expected +5-15% per request before caching)</w:t>
+            </w:r>
+          </w:p>
+        </w:tc>
+      </w:tr>
+      <w:tr>
+        <w:tc>
+          <w:tcPr>
+            <w:tcW w:type="dxa" w:w="1300"/>
+            <w:tcBorders>
+              <w:top w:val="single" w:color="BFBFBF" w:sz="4"/>
+              <w:left w:val="single" w:color="BFBFBF" w:sz="4"/>
+              <w:bottom w:val="single" w:color="BFBFBF" w:sz="4"/>
+              <w:right w:val="single" w:color="BFBFBF" w:sz="4"/>
+            </w:tcBorders>
+            <w:tcMar>
+              <w:top w:type="dxa" w:w="60"/>
+              <w:left w:type="dxa" w:w="100"/>
+              <w:bottom w:type="dxa" w:w="60"/>
+              <w:right w:type="dxa" w:w="100"/>
+            </w:tcMar>
+          </w:tcPr>
+          <w:p>
+            <w:r>
+              <w:rPr>
+                <w:sz w:val="18"/>
+                <w:szCs w:val="18"/>
+              </w:rPr>
+              <w:t xml:space="preserve">2026-10-23</w:t>
+            </w:r>
+          </w:p>
+        </w:tc>
+        <w:tc>
+          <w:tcPr>
+            <w:tcW w:type="dxa" w:w="4400"/>
+            <w:tcBorders>
+              <w:top w:val="single" w:color="BFBFBF" w:sz="4"/>
+              <w:left w:val="single" w:color="BFBFBF" w:sz="4"/>
+              <w:bottom w:val="single" w:color="BFBFBF" w:sz="4"/>
+              <w:right w:val="single" w:color="BFBFBF" w:sz="4"/>
+            </w:tcBorders>
+            <w:tcMar>
+              <w:top w:type="dxa" w:w="60"/>
+              <w:left w:type="dxa" w:w="100"/>
+              <w:bottom w:type="dxa" w:w="60"/>
+              <w:right w:type="dxa" w:w="100"/>
+            </w:tcMar>
+          </w:tcPr>
+          <w:p>
+            <w:r>
+              <w:rPr>
+                <w:sz w:val="18"/>
+                <w:szCs w:val="18"/>
+              </w:rPr>
+              <w:t xml:space="preserve">Review feedback batch (4b.2): root-cause headlines (rule-based, replaced by Claude's once it answers); 'Why it needs review' shows each specific note once; a fourth decision, Put on hold, with homework text and an On Hold tab; roster rows show what approving will create; label spacing fixed</w:t>
+            </w:r>
+          </w:p>
+        </w:tc>
+        <w:tc>
+          <w:tcPr>
+            <w:tcW w:type="dxa" w:w="3660"/>
+            <w:tcBorders>
+              <w:top w:val="single" w:color="BFBFBF" w:sz="4"/>
+              <w:left w:val="single" w:color="BFBFBF" w:sz="4"/>
+              <w:bottom w:val="single" w:color="BFBFBF" w:sz="4"/>
+              <w:right w:val="single" w:color="BFBFBF" w:sz="4"/>
+            </w:tcBorders>
+            <w:tcMar>
+              <w:top w:type="dxa" w:w="60"/>
+              <w:left w:type="dxa" w:w="100"/>
+              <w:bottom w:type="dxa" w:w="60"/>
+              <w:right w:type="dxa" w:w="100"/>
+            </w:tcMar>
+          </w:tcPr>
+          <w:p>
+            <w:r>
+              <w:rPr>
+                <w:sz w:val="18"/>
+                <w:szCs w:val="18"/>
+              </w:rPr>
+              <w:t xml:space="preserve">First hands-on review: titles must say what is wrong, items that need the firm's answer must be parked, not forced to Accept or Reject</w:t>
+            </w:r>
+          </w:p>
+        </w:tc>
+      </w:tr>
+      <w:tr>
+        <w:tc>
+          <w:tcPr>
+            <w:tcW w:type="dxa" w:w="1300"/>
+            <w:tcBorders>
+              <w:top w:val="single" w:color="BFBFBF" w:sz="4"/>
+              <w:left w:val="single" w:color="BFBFBF" w:sz="4"/>
+              <w:bottom w:val="single" w:color="BFBFBF" w:sz="4"/>
+              <w:right w:val="single" w:color="BFBFBF" w:sz="4"/>
+            </w:tcBorders>
+            <w:tcMar>
+              <w:top w:type="dxa" w:w="60"/>
+              <w:left w:type="dxa" w:w="100"/>
+              <w:bottom w:type="dxa" w:w="60"/>
+              <w:right w:type="dxa" w:w="100"/>
+            </w:tcMar>
+          </w:tcPr>
+          <w:p>
+            <w:r>
+              <w:rPr>
+                <w:sz w:val="18"/>
+                <w:szCs w:val="18"/>
+              </w:rPr>
+              <w:t xml:space="preserve">2026-10-23</w:t>
+            </w:r>
+          </w:p>
+        </w:tc>
+        <w:tc>
+          <w:tcPr>
+            <w:tcW w:type="dxa" w:w="4400"/>
+            <w:tcBorders>
+              <w:top w:val="single" w:color="BFBFBF" w:sz="4"/>
+              <w:left w:val="single" w:color="BFBFBF" w:sz="4"/>
+              <w:bottom w:val="single" w:color="BFBFBF" w:sz="4"/>
+              <w:right w:val="single" w:color="BFBFBF" w:sz="4"/>
+            </w:tcBorders>
+            <w:tcMar>
+              <w:top w:type="dxa" w:w="60"/>
+              <w:left w:type="dxa" w:w="100"/>
+              <w:bottom w:type="dxa" w:w="60"/>
+              <w:right w:type="dxa" w:w="100"/>
+            </w:tcMar>
+          </w:tcPr>
+          <w:p>
+            <w:r>
+              <w:rPr>
+                <w:sz w:val="18"/>
+                <w:szCs w:val="18"/>
+              </w:rPr>
+              <w:t xml:space="preserve">Send follow-up to the firm: one email per firm combining its on-hold and code review questions, drafted by Claude, opened in the standard Send Email window for a person to edit and send, logged on the firm Account; items marked as asked. One Operations Contact per firm (lookup on Account); amounts left out by default</w:t>
+            </w:r>
+          </w:p>
+        </w:tc>
+        <w:tc>
+          <w:tcPr>
+            <w:tcW w:type="dxa" w:w="3660"/>
+            <w:tcBorders>
+              <w:top w:val="single" w:color="BFBFBF" w:sz="4"/>
+              <w:left w:val="single" w:color="BFBFBF" w:sz="4"/>
+              <w:bottom w:val="single" w:color="BFBFBF" w:sz="4"/>
+              <w:right w:val="single" w:color="BFBFBF" w:sz="4"/>
+            </w:tcBorders>
+            <w:tcMar>
+              <w:top w:type="dxa" w:w="60"/>
+              <w:left w:type="dxa" w:w="100"/>
+              <w:bottom w:type="dxa" w:w="60"/>
+              <w:right w:type="dxa" w:w="100"/>
+            </w:tcMar>
+          </w:tcPr>
+          <w:p>
+            <w:r>
+              <w:rPr>
+                <w:sz w:val="18"/>
+                <w:szCs w:val="18"/>
+              </w:rPr>
+              <w:t xml:space="preserve">Closes the loop with the dealer while keeping a person responsible for every message that leaves the firm</w:t>
+            </w:r>
+          </w:p>
+        </w:tc>
+      </w:tr>
     </w:tbl>
     <w:p>
       <w:pPr>
@@ -40338,6 +41474,6043 @@
       </w:pPr>
       <w:r>
         <w:t xml:space="preserve">Resolved 2026-10-13: a Source Branch Name field is added to staging rows (needed for code roster files and the branch-shift signal).</w:t>
+      </w:r>
+    </w:p>
+    <w:p>
+      <w:pPr>
+        <w:pStyle w:val="Heading1"/>
+      </w:pPr>
+      <w:r>
+        <w:t xml:space="preserve">16. Phase 4a build record: Standard tier (2026-10-21)</w:t>
+      </w:r>
+    </w:p>
+    <w:p>
+      <w:pPr>
+        <w:pStyle w:val="Heading2"/>
+      </w:pPr>
+      <w:r>
+        <w:t xml:space="preserve">16.1 What it does</w:t>
+      </w:r>
+    </w:p>
+    <w:p>
+      <w:pPr>
+        <w:spacing w:after="120"/>
+      </w:pPr>
+      <w:r>
+        <w:t xml:space="preserve">The same app now runs at two price points. Enterprise tier: Claude through the Models API and the Einstein Trust Layer, for firms with Einstein generative AI licences and strict compliance mandates. Standard tier: Claude through the Anthropic Messages API with the firm's own API key, for smaller firms that cannot justify the licence. One setting chooses the route; the prompt, validation, key clean-up, logging, review decisions and roster approval are identical, because only the client behind the ClaudeClient interface changes.</w:t>
+      </w:r>
+    </w:p>
+    <w:p>
+      <w:pPr>
+        <w:pStyle w:val="Heading2"/>
+      </w:pPr>
+      <w:r>
+        <w:t xml:space="preserve">16.2 How it works</w:t>
+      </w:r>
+    </w:p>
+    <w:p>
+      <w:pPr>
+        <w:pStyle w:val="ListParagraph"/>
+        <w:numPr>
+          <w:ilvl w:val="0"/>
+          <w:numId w:val="3"/>
+        </w:numPr>
+        <w:spacing w:after="60"/>
+      </w:pPr>
+      <w:r>
+        <w:t xml:space="preserve">AiSettings reads Provider from the Trade AI Setting. Anything other than exactly 'Anthropic API' means the Models API, so a blank or mistyped value always falls back to the compliant route.</w:t>
+      </w:r>
+    </w:p>
+    <w:p>
+      <w:pPr>
+        <w:pStyle w:val="ListParagraph"/>
+        <w:numPr>
+          <w:ilvl w:val="0"/>
+          <w:numId w:val="3"/>
+        </w:numPr>
+        <w:spacing w:after="60"/>
+      </w:pPr>
+      <w:r>
+        <w:t xml:space="preserve">ClaudeService.clientFor() picks ModelsApiClient or AnthropicApiClient and records the provider and model on every AI Request Log.</w:t>
+      </w:r>
+    </w:p>
+    <w:p>
+      <w:pPr>
+        <w:pStyle w:val="ListParagraph"/>
+        <w:numPr>
+          <w:ilvl w:val="0"/>
+          <w:numId w:val="3"/>
+        </w:numPr>
+        <w:spacing w:after="60"/>
+      </w:pPr>
+      <w:r>
+        <w:t xml:space="preserve">AnthropicApiClient posts to callout:Anthropic_API/v1/messages (anthropic-version 2023-06-01, max_tokens 8000, 60-second timeout; the suggestion job starts no new request after 60 seconds, so its callouts stay within Apex's 120-second limit). It joins the answer's text blocks, ignores other blocks, and reports API errors with their type and message, a cut-off answer (max_tokens), a refusal and a non-JSON body as failures rather than half-parsing them.</w:t>
+      </w:r>
+    </w:p>
+    <w:p>
+      <w:pPr>
+        <w:pStyle w:val="ListParagraph"/>
+        <w:numPr>
+          <w:ilvl w:val="0"/>
+          <w:numId w:val="3"/>
+        </w:numPr>
+        <w:spacing w:after="60"/>
+      </w:pPr>
+      <w:r>
+        <w:t xml:space="preserve">The API key is held by the Anthropic_API external credential (Custom protocol, x-api-key header from {!$Credential.Anthropic_API.ApiKey}) and entered in Setup on the Anthropic principal. It is never in code, metadata, the repository or the logs; the code does not set the header itself, and a test proves it.</w:t>
+      </w:r>
+    </w:p>
+    <w:p>
+      <w:pPr>
+        <w:pStyle w:val="Heading2"/>
+      </w:pPr>
+      <w:r>
+        <w:t xml:space="preserve">16.3 Compliance controls</w:t>
+      </w:r>
+    </w:p>
+    <w:tbl>
+      <w:tblPr>
+        <w:tblW w:type="dxa" w:w="9360"/>
+        <w:tblBorders>
+          <w:top w:val="single" w:color="auto" w:sz="4"/>
+          <w:left w:val="single" w:color="auto" w:sz="4"/>
+          <w:bottom w:val="single" w:color="auto" w:sz="4"/>
+          <w:right w:val="single" w:color="auto" w:sz="4"/>
+          <w:insideH w:val="single" w:color="auto" w:sz="4"/>
+          <w:insideV w:val="single" w:color="auto" w:sz="4"/>
+        </w:tblBorders>
+      </w:tblPr>
+      <w:tblGrid>
+        <w:gridCol w:w="3600"/>
+        <w:gridCol w:w="5760"/>
+      </w:tblGrid>
+      <w:tr>
+        <w:trPr>
+          <w:tblHeader/>
+        </w:trPr>
+        <w:tc>
+          <w:tcPr>
+            <w:tcW w:type="dxa" w:w="3600"/>
+            <w:tcBorders>
+              <w:top w:val="single" w:color="BFBFBF" w:sz="4"/>
+              <w:left w:val="single" w:color="BFBFBF" w:sz="4"/>
+              <w:bottom w:val="single" w:color="BFBFBF" w:sz="4"/>
+              <w:right w:val="single" w:color="BFBFBF" w:sz="4"/>
+            </w:tcBorders>
+            <w:shd w:fill="DCE6F1" w:color="auto" w:val="clear"/>
+            <w:tcMar>
+              <w:top w:type="dxa" w:w="60"/>
+              <w:left w:type="dxa" w:w="100"/>
+              <w:bottom w:type="dxa" w:w="60"/>
+              <w:right w:type="dxa" w:w="100"/>
+            </w:tcMar>
+          </w:tcPr>
+          <w:p>
+            <w:r>
+              <w:rPr>
+                <w:b/>
+                <w:bCs/>
+                <w:sz w:val="18"/>
+                <w:szCs w:val="18"/>
+              </w:rPr>
+              <w:t xml:space="preserve">Control</w:t>
+            </w:r>
+          </w:p>
+        </w:tc>
+        <w:tc>
+          <w:tcPr>
+            <w:tcW w:type="dxa" w:w="5760"/>
+            <w:tcBorders>
+              <w:top w:val="single" w:color="BFBFBF" w:sz="4"/>
+              <w:left w:val="single" w:color="BFBFBF" w:sz="4"/>
+              <w:bottom w:val="single" w:color="BFBFBF" w:sz="4"/>
+              <w:right w:val="single" w:color="BFBFBF" w:sz="4"/>
+            </w:tcBorders>
+            <w:shd w:fill="DCE6F1" w:color="auto" w:val="clear"/>
+            <w:tcMar>
+              <w:top w:type="dxa" w:w="60"/>
+              <w:left w:type="dxa" w:w="100"/>
+              <w:bottom w:type="dxa" w:w="60"/>
+              <w:right w:type="dxa" w:w="100"/>
+            </w:tcMar>
+          </w:tcPr>
+          <w:p>
+            <w:r>
+              <w:rPr>
+                <w:b/>
+                <w:bCs/>
+                <w:sz w:val="18"/>
+                <w:szCs w:val="18"/>
+              </w:rPr>
+              <w:t xml:space="preserve">Effect</w:t>
+            </w:r>
+          </w:p>
+        </w:tc>
+      </w:tr>
+      <w:tr>
+        <w:tc>
+          <w:tcPr>
+            <w:tcW w:type="dxa" w:w="3600"/>
+            <w:tcBorders>
+              <w:top w:val="single" w:color="BFBFBF" w:sz="4"/>
+              <w:left w:val="single" w:color="BFBFBF" w:sz="4"/>
+              <w:bottom w:val="single" w:color="BFBFBF" w:sz="4"/>
+              <w:right w:val="single" w:color="BFBFBF" w:sz="4"/>
+            </w:tcBorders>
+            <w:tcMar>
+              <w:top w:type="dxa" w:w="60"/>
+              <w:left w:type="dxa" w:w="100"/>
+              <w:bottom w:type="dxa" w:w="60"/>
+              <w:right w:type="dxa" w:w="100"/>
+            </w:tcMar>
+          </w:tcPr>
+          <w:p>
+            <w:r>
+              <w:rPr>
+                <w:sz w:val="18"/>
+                <w:szCs w:val="18"/>
+              </w:rPr>
+              <w:t xml:space="preserve">Models API is the default</w:t>
+            </w:r>
+          </w:p>
+        </w:tc>
+        <w:tc>
+          <w:tcPr>
+            <w:tcW w:type="dxa" w:w="5760"/>
+            <w:tcBorders>
+              <w:top w:val="single" w:color="BFBFBF" w:sz="4"/>
+              <w:left w:val="single" w:color="BFBFBF" w:sz="4"/>
+              <w:bottom w:val="single" w:color="BFBFBF" w:sz="4"/>
+              <w:right w:val="single" w:color="BFBFBF" w:sz="4"/>
+            </w:tcBorders>
+            <w:tcMar>
+              <w:top w:type="dxa" w:w="60"/>
+              <w:left w:type="dxa" w:w="100"/>
+              <w:bottom w:type="dxa" w:w="60"/>
+              <w:right w:type="dxa" w:w="100"/>
+            </w:tcMar>
+          </w:tcPr>
+          <w:p>
+            <w:r>
+              <w:rPr>
+                <w:sz w:val="18"/>
+                <w:szCs w:val="18"/>
+              </w:rPr>
+              <w:t xml:space="preserve">A fresh install never sends data to Anthropic directly</w:t>
+            </w:r>
+          </w:p>
+        </w:tc>
+      </w:tr>
+      <w:tr>
+        <w:tc>
+          <w:tcPr>
+            <w:tcW w:type="dxa" w:w="3600"/>
+            <w:tcBorders>
+              <w:top w:val="single" w:color="BFBFBF" w:sz="4"/>
+              <w:left w:val="single" w:color="BFBFBF" w:sz="4"/>
+              <w:bottom w:val="single" w:color="BFBFBF" w:sz="4"/>
+              <w:right w:val="single" w:color="BFBFBF" w:sz="4"/>
+            </w:tcBorders>
+            <w:tcMar>
+              <w:top w:type="dxa" w:w="60"/>
+              <w:left w:type="dxa" w:w="100"/>
+              <w:bottom w:type="dxa" w:w="60"/>
+              <w:right w:type="dxa" w:w="100"/>
+            </w:tcMar>
+          </w:tcPr>
+          <w:p>
+            <w:r>
+              <w:rPr>
+                <w:sz w:val="18"/>
+                <w:szCs w:val="18"/>
+              </w:rPr>
+              <w:t xml:space="preserve">Provider must be exactly 'Anthropic API'</w:t>
+            </w:r>
+          </w:p>
+        </w:tc>
+        <w:tc>
+          <w:tcPr>
+            <w:tcW w:type="dxa" w:w="5760"/>
+            <w:tcBorders>
+              <w:top w:val="single" w:color="BFBFBF" w:sz="4"/>
+              <w:left w:val="single" w:color="BFBFBF" w:sz="4"/>
+              <w:bottom w:val="single" w:color="BFBFBF" w:sz="4"/>
+              <w:right w:val="single" w:color="BFBFBF" w:sz="4"/>
+            </w:tcBorders>
+            <w:tcMar>
+              <w:top w:type="dxa" w:w="60"/>
+              <w:left w:type="dxa" w:w="100"/>
+              <w:bottom w:type="dxa" w:w="60"/>
+              <w:right w:type="dxa" w:w="100"/>
+            </w:tcMar>
+          </w:tcPr>
+          <w:p>
+            <w:r>
+              <w:rPr>
+                <w:sz w:val="18"/>
+                <w:szCs w:val="18"/>
+              </w:rPr>
+              <w:t xml:space="preserve">Any other value stays on the Trust Layer route</w:t>
+            </w:r>
+          </w:p>
+        </w:tc>
+      </w:tr>
+      <w:tr>
+        <w:tc>
+          <w:tcPr>
+            <w:tcW w:type="dxa" w:w="3600"/>
+            <w:tcBorders>
+              <w:top w:val="single" w:color="BFBFBF" w:sz="4"/>
+              <w:left w:val="single" w:color="BFBFBF" w:sz="4"/>
+              <w:bottom w:val="single" w:color="BFBFBF" w:sz="4"/>
+              <w:right w:val="single" w:color="BFBFBF" w:sz="4"/>
+            </w:tcBorders>
+            <w:tcMar>
+              <w:top w:type="dxa" w:w="60"/>
+              <w:left w:type="dxa" w:w="100"/>
+              <w:bottom w:type="dxa" w:w="60"/>
+              <w:right w:type="dxa" w:w="100"/>
+            </w:tcMar>
+          </w:tcPr>
+          <w:p>
+            <w:r>
+              <w:rPr>
+                <w:sz w:val="18"/>
+                <w:szCs w:val="18"/>
+              </w:rPr>
+              <w:t xml:space="preserve">Credential and permission set are separate components</w:t>
+            </w:r>
+          </w:p>
+        </w:tc>
+        <w:tc>
+          <w:tcPr>
+            <w:tcW w:type="dxa" w:w="5760"/>
+            <w:tcBorders>
+              <w:top w:val="single" w:color="BFBFBF" w:sz="4"/>
+              <w:left w:val="single" w:color="BFBFBF" w:sz="4"/>
+              <w:bottom w:val="single" w:color="BFBFBF" w:sz="4"/>
+              <w:right w:val="single" w:color="BFBFBF" w:sz="4"/>
+            </w:tcBorders>
+            <w:tcMar>
+              <w:top w:type="dxa" w:w="60"/>
+              <w:left w:type="dxa" w:w="100"/>
+              <w:bottom w:type="dxa" w:w="60"/>
+              <w:right w:type="dxa" w:w="100"/>
+            </w:tcMar>
+          </w:tcPr>
+          <w:p>
+            <w:r>
+              <w:rPr>
+                <w:sz w:val="18"/>
+                <w:szCs w:val="18"/>
+              </w:rPr>
+              <w:t xml:space="preserve">An Enterprise org can leave out the external credential, named credential and the Trade Import Anthropic API permission set; no Apex depends on them at compile time</w:t>
+            </w:r>
+          </w:p>
+        </w:tc>
+      </w:tr>
+      <w:tr>
+        <w:tc>
+          <w:tcPr>
+            <w:tcW w:type="dxa" w:w="3600"/>
+            <w:tcBorders>
+              <w:top w:val="single" w:color="BFBFBF" w:sz="4"/>
+              <w:left w:val="single" w:color="BFBFBF" w:sz="4"/>
+              <w:bottom w:val="single" w:color="BFBFBF" w:sz="4"/>
+              <w:right w:val="single" w:color="BFBFBF" w:sz="4"/>
+            </w:tcBorders>
+            <w:tcMar>
+              <w:top w:type="dxa" w:w="60"/>
+              <w:left w:type="dxa" w:w="100"/>
+              <w:bottom w:type="dxa" w:w="60"/>
+              <w:right w:type="dxa" w:w="100"/>
+            </w:tcMar>
+          </w:tcPr>
+          <w:p>
+            <w:r>
+              <w:rPr>
+                <w:sz w:val="18"/>
+                <w:szCs w:val="18"/>
+              </w:rPr>
+              <w:t xml:space="preserve">Principal access only through Trade Import Anthropic API</w:t>
+            </w:r>
+          </w:p>
+        </w:tc>
+        <w:tc>
+          <w:tcPr>
+            <w:tcW w:type="dxa" w:w="5760"/>
+            <w:tcBorders>
+              <w:top w:val="single" w:color="BFBFBF" w:sz="4"/>
+              <w:left w:val="single" w:color="BFBFBF" w:sz="4"/>
+              <w:bottom w:val="single" w:color="BFBFBF" w:sz="4"/>
+              <w:right w:val="single" w:color="BFBFBF" w:sz="4"/>
+            </w:tcBorders>
+            <w:tcMar>
+              <w:top w:type="dxa" w:w="60"/>
+              <w:left w:type="dxa" w:w="100"/>
+              <w:bottom w:type="dxa" w:w="60"/>
+              <w:right w:type="dxa" w:w="100"/>
+            </w:tcMar>
+          </w:tcPr>
+          <w:p>
+            <w:r>
+              <w:rPr>
+                <w:sz w:val="18"/>
+                <w:szCs w:val="18"/>
+              </w:rPr>
+              <w:t xml:space="preserve">Without it the callout fails and the request is logged Failed; nothing is sent</w:t>
+            </w:r>
+          </w:p>
+        </w:tc>
+      </w:tr>
+      <w:tr>
+        <w:tc>
+          <w:tcPr>
+            <w:tcW w:type="dxa" w:w="3600"/>
+            <w:tcBorders>
+              <w:top w:val="single" w:color="BFBFBF" w:sz="4"/>
+              <w:left w:val="single" w:color="BFBFBF" w:sz="4"/>
+              <w:bottom w:val="single" w:color="BFBFBF" w:sz="4"/>
+              <w:right w:val="single" w:color="BFBFBF" w:sz="4"/>
+            </w:tcBorders>
+            <w:tcMar>
+              <w:top w:type="dxa" w:w="60"/>
+              <w:left w:type="dxa" w:w="100"/>
+              <w:bottom w:type="dxa" w:w="60"/>
+              <w:right w:type="dxa" w:w="100"/>
+            </w:tcMar>
+          </w:tcPr>
+          <w:p>
+            <w:r>
+              <w:rPr>
+                <w:sz w:val="18"/>
+                <w:szCs w:val="18"/>
+              </w:rPr>
+              <w:t xml:space="preserve">Provider on every AI Request Log</w:t>
+            </w:r>
+          </w:p>
+        </w:tc>
+        <w:tc>
+          <w:tcPr>
+            <w:tcW w:type="dxa" w:w="5760"/>
+            <w:tcBorders>
+              <w:top w:val="single" w:color="BFBFBF" w:sz="4"/>
+              <w:left w:val="single" w:color="BFBFBF" w:sz="4"/>
+              <w:bottom w:val="single" w:color="BFBFBF" w:sz="4"/>
+              <w:right w:val="single" w:color="BFBFBF" w:sz="4"/>
+            </w:tcBorders>
+            <w:tcMar>
+              <w:top w:type="dxa" w:w="60"/>
+              <w:left w:type="dxa" w:w="100"/>
+              <w:bottom w:type="dxa" w:w="60"/>
+              <w:right w:type="dxa" w:w="100"/>
+            </w:tcMar>
+          </w:tcPr>
+          <w:p>
+            <w:r>
+              <w:rPr>
+                <w:sz w:val="18"/>
+                <w:szCs w:val="18"/>
+              </w:rPr>
+              <w:t xml:space="preserve">Auditors can show which route each prompt took</w:t>
+            </w:r>
+          </w:p>
+        </w:tc>
+      </w:tr>
+      <w:tr>
+        <w:tc>
+          <w:tcPr>
+            <w:tcW w:type="dxa" w:w="3600"/>
+            <w:tcBorders>
+              <w:top w:val="single" w:color="BFBFBF" w:sz="4"/>
+              <w:left w:val="single" w:color="BFBFBF" w:sz="4"/>
+              <w:bottom w:val="single" w:color="BFBFBF" w:sz="4"/>
+              <w:right w:val="single" w:color="BFBFBF" w:sz="4"/>
+            </w:tcBorders>
+            <w:tcMar>
+              <w:top w:type="dxa" w:w="60"/>
+              <w:left w:type="dxa" w:w="100"/>
+              <w:bottom w:type="dxa" w:w="60"/>
+              <w:right w:type="dxa" w:w="100"/>
+            </w:tcMar>
+          </w:tcPr>
+          <w:p>
+            <w:r>
+              <w:rPr>
+                <w:sz w:val="18"/>
+                <w:szCs w:val="18"/>
+              </w:rPr>
+              <w:t xml:space="preserve">Setting is custom metadata</w:t>
+            </w:r>
+          </w:p>
+        </w:tc>
+        <w:tc>
+          <w:tcPr>
+            <w:tcW w:type="dxa" w:w="5760"/>
+            <w:tcBorders>
+              <w:top w:val="single" w:color="BFBFBF" w:sz="4"/>
+              <w:left w:val="single" w:color="BFBFBF" w:sz="4"/>
+              <w:bottom w:val="single" w:color="BFBFBF" w:sz="4"/>
+              <w:right w:val="single" w:color="BFBFBF" w:sz="4"/>
+            </w:tcBorders>
+            <w:tcMar>
+              <w:top w:type="dxa" w:w="60"/>
+              <w:left w:type="dxa" w:w="100"/>
+              <w:bottom w:type="dxa" w:w="60"/>
+              <w:right w:type="dxa" w:w="100"/>
+            </w:tcMar>
+          </w:tcPr>
+          <w:p>
+            <w:r>
+              <w:rPr>
+                <w:sz w:val="18"/>
+                <w:szCs w:val="18"/>
+              </w:rPr>
+              <w:t xml:space="preserve">Changes need admin rights, appear in Setup Audit Trail and move between orgs only by deployment</w:t>
+            </w:r>
+          </w:p>
+        </w:tc>
+      </w:tr>
+    </w:tbl>
+    <w:p>
+      <w:pPr>
+        <w:spacing w:after="120"/>
+      </w:pPr>
+    </w:p>
+    <w:p>
+      <w:pPr>
+        <w:pStyle w:val="Heading2"/>
+      </w:pPr>
+      <w:r>
+        <w:t xml:space="preserve">16.4 Delivered</w:t>
+      </w:r>
+    </w:p>
+    <w:p>
+      <w:pPr>
+        <w:pStyle w:val="ListParagraph"/>
+        <w:numPr>
+          <w:ilvl w:val="0"/>
+          <w:numId w:val="3"/>
+        </w:numPr>
+        <w:spacing w:after="60"/>
+      </w:pPr>
+      <w:r>
+        <w:t xml:space="preserve">Apex: AnthropicApiClient (new), AiSettings (provider, Anthropic model, activeModel()), ClaudeService (provider choice, Provider on the log), ClaudeClient (comment). Tests: AnthropicApiClientTest (new, with a reusable HTTP mock), AiSettingsTest and ClaudeServiceTest extended.</w:t>
+      </w:r>
+    </w:p>
+    <w:p>
+      <w:pPr>
+        <w:pStyle w:val="ListParagraph"/>
+        <w:numPr>
+          <w:ilvl w:val="0"/>
+          <w:numId w:val="3"/>
+        </w:numPr>
+        <w:spacing w:after="60"/>
+      </w:pPr>
+      <w:r>
+        <w:t xml:space="preserve">Metadata: Trade AI Setting fields Provider (default Models API) and Anthropic Model (claude-sonnet-5-5); AI Request Log field Provider (layout and list view); external credential and named credential Anthropic_API; permission set Trade Import Anthropic API (principal access, read on User External Credential).</w:t>
+      </w:r>
+    </w:p>
+    <w:p>
+      <w:pPr>
+        <w:pStyle w:val="Heading2"/>
+      </w:pPr>
+      <w:r>
+        <w:t xml:space="preserve">16.5 Field definitions (generated from the built metadata)</w:t>
+      </w:r>
+    </w:p>
+    <w:p>
+      <w:pPr>
+        <w:pStyle w:val="Heading3"/>
+      </w:pPr>
+      <w:r>
+        <w:t xml:space="preserve">AI Request Log</w:t>
+      </w:r>
+    </w:p>
+    <w:p>
+      <w:pPr>
+        <w:spacing w:after="0"/>
+        <w:ind w:left="200"/>
+      </w:pPr>
+      <w:r>
+        <w:rPr>
+          <w:b/>
+          <w:bCs/>
+          <w:sz w:val="20"/>
+          <w:szCs w:val="20"/>
+        </w:rPr>
+        <w:t xml:space="preserve">Name: </w:t>
+      </w:r>
+      <w:r>
+        <w:rPr>
+          <w:sz w:val="20"/>
+          <w:szCs w:val="20"/>
+        </w:rPr>
+        <w:t xml:space="preserve">Provider</w:t>
+      </w:r>
+    </w:p>
+    <w:p>
+      <w:pPr>
+        <w:spacing w:after="0"/>
+        <w:ind w:left="200"/>
+      </w:pPr>
+      <w:r>
+        <w:rPr>
+          <w:b/>
+          <w:bCs/>
+          <w:sz w:val="20"/>
+          <w:szCs w:val="20"/>
+        </w:rPr>
+        <w:t xml:space="preserve">API: </w:t>
+      </w:r>
+      <w:r>
+        <w:rPr>
+          <w:sz w:val="20"/>
+          <w:szCs w:val="20"/>
+        </w:rPr>
+        <w:t xml:space="preserve">Provider__c</w:t>
+      </w:r>
+    </w:p>
+    <w:p>
+      <w:pPr>
+        <w:spacing w:after="0"/>
+        <w:ind w:left="200"/>
+      </w:pPr>
+      <w:r>
+        <w:rPr>
+          <w:b/>
+          <w:bCs/>
+          <w:sz w:val="20"/>
+          <w:szCs w:val="20"/>
+        </w:rPr>
+        <w:t xml:space="preserve">Type: </w:t>
+      </w:r>
+      <w:r>
+        <w:rPr>
+          <w:sz w:val="20"/>
+          <w:szCs w:val="20"/>
+        </w:rPr>
+        <w:t xml:space="preserve">Picklist (values: Models API, Anthropic API)</w:t>
+      </w:r>
+    </w:p>
+    <w:p>
+      <w:pPr>
+        <w:spacing w:after="0"/>
+        <w:ind w:left="200"/>
+      </w:pPr>
+      <w:r>
+        <w:rPr>
+          <w:b/>
+          <w:bCs/>
+          <w:sz w:val="20"/>
+          <w:szCs w:val="20"/>
+        </w:rPr>
+        <w:t xml:space="preserve">Description: </w:t>
+      </w:r>
+      <w:r>
+        <w:rPr>
+          <w:sz w:val="20"/>
+          <w:szCs w:val="20"/>
+        </w:rPr>
+        <w:t xml:space="preserve">Which route the request took. Models API: through the Einstein Trust Layer (Enterprise tier). Anthropic API: directly to Anthropic with the firm's own key (Standard tier). Set from the Trade AI Setting at the time of the call, so auditors can show which route every prompt took.</w:t>
+      </w:r>
+    </w:p>
+    <w:p>
+      <w:pPr>
+        <w:pBdr>
+          <w:bottom w:val="single" w:color="D9D9D9" w:sz="2" w:space="4"/>
+        </w:pBdr>
+        <w:spacing w:after="160"/>
+        <w:ind w:left="200"/>
+      </w:pPr>
+      <w:r>
+        <w:rPr>
+          <w:b/>
+          <w:bCs/>
+          <w:sz w:val="20"/>
+          <w:szCs w:val="20"/>
+        </w:rPr>
+        <w:t xml:space="preserve">Help: </w:t>
+      </w:r>
+      <w:r>
+        <w:rPr>
+          <w:sz w:val="20"/>
+          <w:szCs w:val="20"/>
+        </w:rPr>
+        <w:t xml:space="preserve">Models API means the request went through the Einstein Trust Layer; Anthropic API means it went directly to Anthropic.</w:t>
+      </w:r>
+    </w:p>
+    <w:p>
+      <w:pPr>
+        <w:spacing w:after="0"/>
+        <w:ind w:left="200"/>
+      </w:pPr>
+      <w:r>
+        <w:rPr>
+          <w:b/>
+          <w:bCs/>
+          <w:sz w:val="20"/>
+          <w:szCs w:val="20"/>
+        </w:rPr>
+        <w:t xml:space="preserve">Name: </w:t>
+      </w:r>
+      <w:r>
+        <w:rPr>
+          <w:sz w:val="20"/>
+          <w:szCs w:val="20"/>
+        </w:rPr>
+        <w:t xml:space="preserve">Model Name</w:t>
+      </w:r>
+    </w:p>
+    <w:p>
+      <w:pPr>
+        <w:spacing w:after="0"/>
+        <w:ind w:left="200"/>
+      </w:pPr>
+      <w:r>
+        <w:rPr>
+          <w:b/>
+          <w:bCs/>
+          <w:sz w:val="20"/>
+          <w:szCs w:val="20"/>
+        </w:rPr>
+        <w:t xml:space="preserve">API: </w:t>
+      </w:r>
+      <w:r>
+        <w:rPr>
+          <w:sz w:val="20"/>
+          <w:szCs w:val="20"/>
+        </w:rPr>
+        <w:t xml:space="preserve">Model_Name__c</w:t>
+      </w:r>
+    </w:p>
+    <w:p>
+      <w:pPr>
+        <w:spacing w:after="0"/>
+        <w:ind w:left="200"/>
+      </w:pPr>
+      <w:r>
+        <w:rPr>
+          <w:b/>
+          <w:bCs/>
+          <w:sz w:val="20"/>
+          <w:szCs w:val="20"/>
+        </w:rPr>
+        <w:t xml:space="preserve">Type: </w:t>
+      </w:r>
+      <w:r>
+        <w:rPr>
+          <w:sz w:val="20"/>
+          <w:szCs w:val="20"/>
+        </w:rPr>
+        <w:t xml:space="preserve">Text(255)</w:t>
+      </w:r>
+    </w:p>
+    <w:p>
+      <w:pPr>
+        <w:spacing w:after="0"/>
+        <w:ind w:left="200"/>
+      </w:pPr>
+      <w:r>
+        <w:rPr>
+          <w:b/>
+          <w:bCs/>
+          <w:sz w:val="20"/>
+          <w:szCs w:val="20"/>
+        </w:rPr>
+        <w:t xml:space="preserve">Description: </w:t>
+      </w:r>
+      <w:r>
+        <w:rPr>
+          <w:sz w:val="20"/>
+          <w:szCs w:val="20"/>
+        </w:rPr>
+        <w:t xml:space="preserve">Model used, from the Trade AI Setting custom metadata: a Models API name such as sfdc_ai__DefaultBedrockAnthropicClaude5Sonnet, or an Anthropic model ID such as claude-sonnet-5-5.</w:t>
+      </w:r>
+    </w:p>
+    <w:p>
+      <w:pPr>
+        <w:pBdr>
+          <w:bottom w:val="single" w:color="D9D9D9" w:sz="2" w:space="4"/>
+        </w:pBdr>
+        <w:spacing w:after="160"/>
+        <w:ind w:left="200"/>
+      </w:pPr>
+      <w:r>
+        <w:rPr>
+          <w:b/>
+          <w:bCs/>
+          <w:sz w:val="20"/>
+          <w:szCs w:val="20"/>
+        </w:rPr>
+        <w:t xml:space="preserve">Help: </w:t>
+      </w:r>
+      <w:r>
+        <w:rPr>
+          <w:sz w:val="20"/>
+          <w:szCs w:val="20"/>
+        </w:rPr>
+        <w:t xml:space="preserve">The Claude model that answered.</w:t>
+      </w:r>
+    </w:p>
+    <w:p>
+      <w:pPr>
+        <w:pStyle w:val="Heading3"/>
+      </w:pPr>
+      <w:r>
+        <w:t xml:space="preserve">Trade AI Setting (custom metadata type)</w:t>
+      </w:r>
+    </w:p>
+    <w:p>
+      <w:pPr>
+        <w:spacing w:after="0"/>
+        <w:ind w:left="200"/>
+      </w:pPr>
+      <w:r>
+        <w:rPr>
+          <w:b/>
+          <w:bCs/>
+          <w:sz w:val="20"/>
+          <w:szCs w:val="20"/>
+        </w:rPr>
+        <w:t xml:space="preserve">Name: </w:t>
+      </w:r>
+      <w:r>
+        <w:rPr>
+          <w:sz w:val="20"/>
+          <w:szCs w:val="20"/>
+        </w:rPr>
+        <w:t xml:space="preserve">Provider</w:t>
+      </w:r>
+    </w:p>
+    <w:p>
+      <w:pPr>
+        <w:spacing w:after="0"/>
+        <w:ind w:left="200"/>
+      </w:pPr>
+      <w:r>
+        <w:rPr>
+          <w:b/>
+          <w:bCs/>
+          <w:sz w:val="20"/>
+          <w:szCs w:val="20"/>
+        </w:rPr>
+        <w:t xml:space="preserve">API: </w:t>
+      </w:r>
+      <w:r>
+        <w:rPr>
+          <w:sz w:val="20"/>
+          <w:szCs w:val="20"/>
+        </w:rPr>
+        <w:t xml:space="preserve">Provider__c</w:t>
+      </w:r>
+    </w:p>
+    <w:p>
+      <w:pPr>
+        <w:spacing w:after="0"/>
+        <w:ind w:left="200"/>
+      </w:pPr>
+      <w:r>
+        <w:rPr>
+          <w:b/>
+          <w:bCs/>
+          <w:sz w:val="20"/>
+          <w:szCs w:val="20"/>
+        </w:rPr>
+        <w:t xml:space="preserve">Type: </w:t>
+      </w:r>
+      <w:r>
+        <w:rPr>
+          <w:sz w:val="20"/>
+          <w:szCs w:val="20"/>
+        </w:rPr>
+        <w:t xml:space="preserve">Picklist (values: Models API, Anthropic API), default Models API</w:t>
+      </w:r>
+    </w:p>
+    <w:p>
+      <w:pPr>
+        <w:spacing w:after="0"/>
+        <w:ind w:left="200"/>
+      </w:pPr>
+      <w:r>
+        <w:rPr>
+          <w:b/>
+          <w:bCs/>
+          <w:sz w:val="20"/>
+          <w:szCs w:val="20"/>
+        </w:rPr>
+        <w:t xml:space="preserve">Description: </w:t>
+      </w:r>
+      <w:r>
+        <w:rPr>
+          <w:sz w:val="20"/>
+          <w:szCs w:val="20"/>
+        </w:rPr>
+        <w:t xml:space="preserve">How Claude is reached. Models API (default, Enterprise tier): through the Einstein Trust Layer, needs Einstein generative AI. Anthropic API (Standard tier): directly to Anthropic with the firm's own API key, which must be stored in the Anthropic API external credential. Changes are recorded in Setup Audit Trail and on every AI Request Log.</w:t>
+      </w:r>
+    </w:p>
+    <w:p>
+      <w:pPr>
+        <w:pBdr>
+          <w:bottom w:val="single" w:color="D9D9D9" w:sz="2" w:space="4"/>
+        </w:pBdr>
+        <w:spacing w:after="160"/>
+        <w:ind w:left="200"/>
+      </w:pPr>
+      <w:r>
+        <w:rPr>
+          <w:b/>
+          <w:bCs/>
+          <w:sz w:val="20"/>
+          <w:szCs w:val="20"/>
+        </w:rPr>
+        <w:t xml:space="preserve">Help: </w:t>
+      </w:r>
+      <w:r>
+        <w:rPr>
+          <w:sz w:val="20"/>
+          <w:szCs w:val="20"/>
+        </w:rPr>
+        <w:t xml:space="preserve">Models API keeps requests inside the Einstein Trust Layer. Choose Anthropic API only if your compliance team has approved sending data directly to Anthropic.</w:t>
+      </w:r>
+    </w:p>
+    <w:p>
+      <w:pPr>
+        <w:spacing w:after="0"/>
+        <w:ind w:left="200"/>
+      </w:pPr>
+      <w:r>
+        <w:rPr>
+          <w:b/>
+          <w:bCs/>
+          <w:sz w:val="20"/>
+          <w:szCs w:val="20"/>
+        </w:rPr>
+        <w:t xml:space="preserve">Name: </w:t>
+      </w:r>
+      <w:r>
+        <w:rPr>
+          <w:sz w:val="20"/>
+          <w:szCs w:val="20"/>
+        </w:rPr>
+        <w:t xml:space="preserve">Model Name</w:t>
+      </w:r>
+    </w:p>
+    <w:p>
+      <w:pPr>
+        <w:spacing w:after="0"/>
+        <w:ind w:left="200"/>
+      </w:pPr>
+      <w:r>
+        <w:rPr>
+          <w:b/>
+          <w:bCs/>
+          <w:sz w:val="20"/>
+          <w:szCs w:val="20"/>
+        </w:rPr>
+        <w:t xml:space="preserve">API: </w:t>
+      </w:r>
+      <w:r>
+        <w:rPr>
+          <w:sz w:val="20"/>
+          <w:szCs w:val="20"/>
+        </w:rPr>
+        <w:t xml:space="preserve">Model_Name__c</w:t>
+      </w:r>
+    </w:p>
+    <w:p>
+      <w:pPr>
+        <w:spacing w:after="0"/>
+        <w:ind w:left="200"/>
+      </w:pPr>
+      <w:r>
+        <w:rPr>
+          <w:b/>
+          <w:bCs/>
+          <w:sz w:val="20"/>
+          <w:szCs w:val="20"/>
+        </w:rPr>
+        <w:t xml:space="preserve">Type: </w:t>
+      </w:r>
+      <w:r>
+        <w:rPr>
+          <w:sz w:val="20"/>
+          <w:szCs w:val="20"/>
+        </w:rPr>
+        <w:t xml:space="preserve">Text(255)</w:t>
+      </w:r>
+    </w:p>
+    <w:p>
+      <w:pPr>
+        <w:spacing w:after="0"/>
+        <w:ind w:left="200"/>
+      </w:pPr>
+      <w:r>
+        <w:rPr>
+          <w:b/>
+          <w:bCs/>
+          <w:sz w:val="20"/>
+          <w:szCs w:val="20"/>
+        </w:rPr>
+        <w:t xml:space="preserve">Description: </w:t>
+      </w:r>
+      <w:r>
+        <w:rPr>
+          <w:sz w:val="20"/>
+          <w:szCs w:val="20"/>
+        </w:rPr>
+        <w:t xml:space="preserve">Models API model API name, used when Provider is Models API, for example sfdc_ai__DefaultBedrockAnthropicClaude5Sonnet. Changing models needs no code change.</w:t>
+      </w:r>
+    </w:p>
+    <w:p>
+      <w:pPr>
+        <w:pBdr>
+          <w:bottom w:val="single" w:color="D9D9D9" w:sz="2" w:space="4"/>
+        </w:pBdr>
+        <w:spacing w:after="160"/>
+        <w:ind w:left="200"/>
+      </w:pPr>
+      <w:r>
+        <w:rPr>
+          <w:b/>
+          <w:bCs/>
+          <w:sz w:val="20"/>
+          <w:szCs w:val="20"/>
+        </w:rPr>
+        <w:t xml:space="preserve">Help: </w:t>
+      </w:r>
+      <w:r>
+        <w:rPr>
+          <w:sz w:val="20"/>
+          <w:szCs w:val="20"/>
+        </w:rPr>
+        <w:t xml:space="preserve">The Models API name of the Claude model to use.</w:t>
+      </w:r>
+    </w:p>
+    <w:p>
+      <w:pPr>
+        <w:spacing w:after="0"/>
+        <w:ind w:left="200"/>
+      </w:pPr>
+      <w:r>
+        <w:rPr>
+          <w:b/>
+          <w:bCs/>
+          <w:sz w:val="20"/>
+          <w:szCs w:val="20"/>
+        </w:rPr>
+        <w:t xml:space="preserve">Name: </w:t>
+      </w:r>
+      <w:r>
+        <w:rPr>
+          <w:sz w:val="20"/>
+          <w:szCs w:val="20"/>
+        </w:rPr>
+        <w:t xml:space="preserve">Anthropic Model</w:t>
+      </w:r>
+    </w:p>
+    <w:p>
+      <w:pPr>
+        <w:spacing w:after="0"/>
+        <w:ind w:left="200"/>
+      </w:pPr>
+      <w:r>
+        <w:rPr>
+          <w:b/>
+          <w:bCs/>
+          <w:sz w:val="20"/>
+          <w:szCs w:val="20"/>
+        </w:rPr>
+        <w:t xml:space="preserve">API: </w:t>
+      </w:r>
+      <w:r>
+        <w:rPr>
+          <w:sz w:val="20"/>
+          <w:szCs w:val="20"/>
+        </w:rPr>
+        <w:t xml:space="preserve">Anthropic_Model__c</w:t>
+      </w:r>
+    </w:p>
+    <w:p>
+      <w:pPr>
+        <w:spacing w:after="0"/>
+        <w:ind w:left="200"/>
+      </w:pPr>
+      <w:r>
+        <w:rPr>
+          <w:b/>
+          <w:bCs/>
+          <w:sz w:val="20"/>
+          <w:szCs w:val="20"/>
+        </w:rPr>
+        <w:t xml:space="preserve">Type: </w:t>
+      </w:r>
+      <w:r>
+        <w:rPr>
+          <w:sz w:val="20"/>
+          <w:szCs w:val="20"/>
+        </w:rPr>
+        <w:t xml:space="preserve">Text(255)</w:t>
+      </w:r>
+    </w:p>
+    <w:p>
+      <w:pPr>
+        <w:spacing w:after="0"/>
+        <w:ind w:left="200"/>
+      </w:pPr>
+      <w:r>
+        <w:rPr>
+          <w:b/>
+          <w:bCs/>
+          <w:sz w:val="20"/>
+          <w:szCs w:val="20"/>
+        </w:rPr>
+        <w:t xml:space="preserve">Description: </w:t>
+      </w:r>
+      <w:r>
+        <w:rPr>
+          <w:sz w:val="20"/>
+          <w:szCs w:val="20"/>
+        </w:rPr>
+        <w:t xml:space="preserve">Anthropic model ID, used when Provider is Anthropic API, for example claude-sonnet-5-5. Changing models needs no code change.</w:t>
+      </w:r>
+    </w:p>
+    <w:p>
+      <w:pPr>
+        <w:pBdr>
+          <w:bottom w:val="single" w:color="D9D9D9" w:sz="2" w:space="4"/>
+        </w:pBdr>
+        <w:spacing w:after="160"/>
+        <w:ind w:left="200"/>
+      </w:pPr>
+      <w:r>
+        <w:rPr>
+          <w:b/>
+          <w:bCs/>
+          <w:sz w:val="20"/>
+          <w:szCs w:val="20"/>
+        </w:rPr>
+        <w:t xml:space="preserve">Help: </w:t>
+      </w:r>
+      <w:r>
+        <w:rPr>
+          <w:sz w:val="20"/>
+          <w:szCs w:val="20"/>
+        </w:rPr>
+        <w:t xml:space="preserve">The Anthropic model ID to use with the Anthropic API.</w:t>
+      </w:r>
+    </w:p>
+    <w:p>
+      <w:pPr>
+        <w:pStyle w:val="Heading2"/>
+      </w:pPr>
+      <w:r>
+        <w:t xml:space="preserve">16.6 Verification</w:t>
+      </w:r>
+    </w:p>
+    <w:p>
+      <w:pPr>
+        <w:pStyle w:val="ListParagraph"/>
+        <w:numPr>
+          <w:ilvl w:val="0"/>
+          <w:numId w:val="3"/>
+        </w:numPr>
+        <w:spacing w:after="60"/>
+      </w:pPr>
+      <w:r>
+        <w:t xml:space="preserve">Parse, PMD security, performance and error-prone rules (zero findings; negative control: an empty catch block is flagged), runtime lint (negative control: a null assert message is flagged), metadata cross-reference (121 fields; negative control: a misspelt metadata field is flagged).</w:t>
+      </w:r>
+    </w:p>
+    <w:p>
+      <w:pPr>
+        <w:pStyle w:val="ListParagraph"/>
+        <w:numPr>
+          <w:ilvl w:val="0"/>
+          <w:numId w:val="3"/>
+        </w:numPr>
+        <w:spacing w:after="60"/>
+      </w:pPr>
+      <w:r>
+        <w:t xml:space="preserve">The response handling is tested directly against hand-written Anthropic response bodies: text joining, thinking blocks ignored, 401 with an error body, plain-text 529, empty and null bodies, max_tokens, refusal, non-JSON and non-object JSON, malformed blocks. The end-to-end path is tested through an HTTP mock, including a missing credential (logged Failed).</w:t>
+      </w:r>
+    </w:p>
+    <w:p>
+      <w:pPr>
+        <w:pStyle w:val="Heading2"/>
+      </w:pPr>
+      <w:r>
+        <w:t xml:space="preserve">16.7 Known limitations</w:t>
+      </w:r>
+    </w:p>
+    <w:p>
+      <w:pPr>
+        <w:pStyle w:val="ListParagraph"/>
+        <w:numPr>
+          <w:ilvl w:val="0"/>
+          <w:numId w:val="3"/>
+        </w:numPr>
+        <w:spacing w:after="60"/>
+      </w:pPr>
+      <w:r>
+        <w:t xml:space="preserve">Redeploying the project resets the Default setting record to Models API; switch Provider again after a deploy.</w:t>
+      </w:r>
+    </w:p>
+    <w:p>
+      <w:pPr>
+        <w:pStyle w:val="ListParagraph"/>
+        <w:numPr>
+          <w:ilvl w:val="0"/>
+          <w:numId w:val="3"/>
+        </w:numPr>
+        <w:spacing w:after="60"/>
+      </w:pPr>
+      <w:r>
+        <w:t xml:space="preserve">The external credential and named credential XML are first validated by the org dry run; there is no local schema check for them.</w:t>
+      </w:r>
+    </w:p>
+    <w:p>
+      <w:pPr>
+        <w:pStyle w:val="ListParagraph"/>
+        <w:numPr>
+          <w:ilvl w:val="0"/>
+          <w:numId w:val="3"/>
+        </w:numPr>
+        <w:spacing w:after="60"/>
+      </w:pPr>
+      <w:r>
+        <w:t xml:space="preserve">The Standard tier sends data to Anthropic directly. It suits firms whose compliance approves that path, ideally with a zero data retention agreement; Trust Layer masking does not apply.</w:t>
+      </w:r>
+    </w:p>
+    <w:p>
+      <w:pPr>
+        <w:pStyle w:val="Heading1"/>
+      </w:pPr>
+      <w:r>
+        <w:t xml:space="preserve">17. Phase 4b build record: Trade Review app (2026-10-22)</w:t>
+      </w:r>
+    </w:p>
+    <w:p>
+      <w:pPr>
+        <w:pStyle w:val="Heading2"/>
+      </w:pPr>
+      <w:r>
+        <w:t xml:space="preserve">17.1 What it does</w:t>
+      </w:r>
+    </w:p>
+    <w:p>
+      <w:pPr>
+        <w:spacing w:after="120"/>
+      </w:pPr>
+      <w:r>
+        <w:t xml:space="preserve">One Lightning tab, Trade Review, replaces working from record pages. Reviewers see everything waiting for a person in one queue (rows in Needs Review grouped by file, open code follow-ups, files whose layout needs a mapping, and recent files), with Claude's suggestion and the evidence next to each item. They accept Claude's choice, pick their own, tick 'remember this spelling', reject, approve roster rows, activate Claude's proposed mappings and upload dealer files, all without leaving the page. The page refreshes itself while background work (staging, matching, Claude) is running.</w:t>
+      </w:r>
+    </w:p>
+    <w:p>
+      <w:pPr>
+        <w:spacing w:after="120"/>
+      </w:pPr>
+      <w:r>
+        <w:t xml:space="preserve">Built for both ways firms work: a single Salesforce champion can ignore assignment entirely, and a team can use Assign to me so two people never work the same item (Mine and Unassigned filters).</w:t>
+      </w:r>
+    </w:p>
+    <w:p>
+      <w:pPr>
+        <w:pStyle w:val="Heading2"/>
+      </w:pPr>
+      <w:r>
+        <w:t xml:space="preserve">17.2 How it works</w:t>
+      </w:r>
+    </w:p>
+    <w:p>
+      <w:pPr>
+        <w:pStyle w:val="ListParagraph"/>
+        <w:numPr>
+          <w:ilvl w:val="0"/>
+          <w:numId w:val="3"/>
+        </w:numPr>
+        <w:spacing w:after="60"/>
+      </w:pPr>
+      <w:r>
+        <w:t xml:space="preserve">The app decides nothing itself. ReviewController saves the decision and overrides to the staging row exactly as the record page does, so StagingRowTrigger, ReviewDecisionService and RosterApprovalService apply the same rules, refusals and audit stamps; their messages are shown to the reviewer as they are.</w:t>
+      </w:r>
+    </w:p>
+    <w:p>
+      <w:pPr>
+        <w:pStyle w:val="ListParagraph"/>
+        <w:numPr>
+          <w:ilvl w:val="0"/>
+          <w:numId w:val="3"/>
+        </w:numPr>
+        <w:spacing w:after="60"/>
+      </w:pPr>
+      <w:r>
+        <w:t xml:space="preserve">FileIntakeService is now the single intake for every route a file can take: the REST endpoint used by the push job (refactored onto it, behaviour unchanged), the app's upload, and phase 4c's cloud-storage pull. Same SHA-256 duplicate check, same 1 MB limit, same pipeline.</w:t>
+      </w:r>
+    </w:p>
+    <w:p>
+      <w:pPr>
+        <w:pStyle w:val="ListParagraph"/>
+        <w:numPr>
+          <w:ilvl w:val="0"/>
+          <w:numId w:val="3"/>
+        </w:numPr>
+        <w:spacing w:after="60"/>
+      </w:pPr>
+      <w:r>
+        <w:t xml:space="preserve">Assignment: Assign to me succeeds only when the item is unassigned (or already yours); only the assignee can unassign. The row is locked (FOR UPDATE) while checking, so two people clicking at once cannot both take it. Admins can still change the field on the record page.</w:t>
+      </w:r>
+    </w:p>
+    <w:p>
+      <w:pPr>
+        <w:pStyle w:val="ListParagraph"/>
+        <w:numPr>
+          <w:ilvl w:val="0"/>
+          <w:numId w:val="3"/>
+        </w:numPr>
+        <w:spacing w:after="60"/>
+      </w:pPr>
+      <w:r>
+        <w:t xml:space="preserve">Background progress: the queue reports how many files, rows and Claude requests are still being worked on; the page refreshes every 5 seconds while that is above zero, for up to 3 minutes after the last action, then asks the reviewer to refresh. If Claude's suggestion arrives while a row is open, its choices are filled in unless the reviewer has already chosen.</w:t>
+      </w:r>
+    </w:p>
+    <w:p>
+      <w:pPr>
+        <w:pStyle w:val="ListParagraph"/>
+        <w:numPr>
+          <w:ilvl w:val="0"/>
+          <w:numId w:val="3"/>
+        </w:numPr>
+        <w:spacing w:after="60"/>
+      </w:pPr>
+      <w:r>
+        <w:t xml:space="preserve">Every query and update runs in user mode, so reviewers see and change only what their permissions allow.</w:t>
+      </w:r>
+    </w:p>
+    <w:p>
+      <w:pPr>
+        <w:pStyle w:val="Heading2"/>
+      </w:pPr>
+      <w:r>
+        <w:t xml:space="preserve">17.3 Permissions</w:t>
+      </w:r>
+    </w:p>
+    <w:p>
+      <w:pPr>
+        <w:spacing w:after="120"/>
+      </w:pPr>
+      <w:r>
+        <w:t xml:space="preserve">New permission set Trade Import Reviewer for people who work the queue but are not admins. A reviewer's actions start background work that runs as the reviewer (staging an uploaded file, re-matching, applying roster rows, raising follow-ups, saving Claude's mapping proposals), so it grants the same data access as the integration user plus the roster writes: create Contact (with Account), Rep Code and Rep Code Assignment, and create aliases. Claude calls additionally need the org's generative AI permission (Enterprise tier) or Trade Import Anthropic API (Standard tier). A test runs every reviewer action as a Standard User holding only this permission set, which has no access of its own to the app's objects.</w:t>
+      </w:r>
+    </w:p>
+    <w:p>
+      <w:pPr>
+        <w:pStyle w:val="Heading2"/>
+      </w:pPr>
+      <w:r>
+        <w:t xml:space="preserve">17.4 Delivered</w:t>
+      </w:r>
+    </w:p>
+    <w:p>
+      <w:pPr>
+        <w:pStyle w:val="ListParagraph"/>
+        <w:numPr>
+          <w:ilvl w:val="0"/>
+          <w:numId w:val="3"/>
+        </w:numPr>
+        <w:spacing w:after="60"/>
+      </w:pPr>
+      <w:r>
+        <w:t xml:space="preserve">Apex: ReviewController (queue, decideRow, setAssignment, activateMapping, uploadFile), FileIntakeService (new), TradeIngestResource (now delegates to FileIntakeService). Tests: ReviewControllerTest (14 tests, including the reviewer-only access test).</w:t>
+      </w:r>
+    </w:p>
+    <w:p>
+      <w:pPr>
+        <w:pStyle w:val="ListParagraph"/>
+        <w:numPr>
+          <w:ilvl w:val="0"/>
+          <w:numId w:val="3"/>
+        </w:numPr>
+        <w:spacing w:after="60"/>
+      </w:pPr>
+      <w:r>
+        <w:t xml:space="preserve">LWC: tradeReview (queue, detail, decision, follow-up, mapping and upload views; 17 Jest tests). Tab Trade Review (on the Admin and Reviewer permission sets).</w:t>
+      </w:r>
+    </w:p>
+    <w:p>
+      <w:pPr>
+        <w:pStyle w:val="ListParagraph"/>
+        <w:numPr>
+          <w:ilvl w:val="0"/>
+          <w:numId w:val="3"/>
+        </w:numPr>
+        <w:spacing w:after="60"/>
+      </w:pPr>
+      <w:r>
+        <w:t xml:space="preserve">Metadata: Assigned To on Import Staging Row and Code Follow-Up (on both layouts); permission set Trade Import Reviewer.</w:t>
+      </w:r>
+    </w:p>
+    <w:p>
+      <w:pPr>
+        <w:pStyle w:val="Heading2"/>
+      </w:pPr>
+      <w:r>
+        <w:t xml:space="preserve">17.5 Field definitions (generated from the built metadata)</w:t>
+      </w:r>
+    </w:p>
+    <w:p>
+      <w:pPr>
+        <w:pStyle w:val="Heading3"/>
+      </w:pPr>
+      <w:r>
+        <w:t xml:space="preserve">Import Staging Row</w:t>
+      </w:r>
+    </w:p>
+    <w:p>
+      <w:pPr>
+        <w:spacing w:after="0"/>
+        <w:ind w:left="200"/>
+      </w:pPr>
+      <w:r>
+        <w:rPr>
+          <w:b/>
+          <w:bCs/>
+          <w:sz w:val="20"/>
+          <w:szCs w:val="20"/>
+        </w:rPr>
+        <w:t xml:space="preserve">Name: </w:t>
+      </w:r>
+      <w:r>
+        <w:rPr>
+          <w:sz w:val="20"/>
+          <w:szCs w:val="20"/>
+        </w:rPr>
+        <w:t xml:space="preserve">Assigned To</w:t>
+      </w:r>
+    </w:p>
+    <w:p>
+      <w:pPr>
+        <w:spacing w:after="0"/>
+        <w:ind w:left="200"/>
+      </w:pPr>
+      <w:r>
+        <w:rPr>
+          <w:b/>
+          <w:bCs/>
+          <w:sz w:val="20"/>
+          <w:szCs w:val="20"/>
+        </w:rPr>
+        <w:t xml:space="preserve">API: </w:t>
+      </w:r>
+      <w:r>
+        <w:rPr>
+          <w:sz w:val="20"/>
+          <w:szCs w:val="20"/>
+        </w:rPr>
+        <w:t xml:space="preserve">Assigned_To__c</w:t>
+      </w:r>
+    </w:p>
+    <w:p>
+      <w:pPr>
+        <w:spacing w:after="0"/>
+        <w:ind w:left="200"/>
+      </w:pPr>
+      <w:r>
+        <w:rPr>
+          <w:b/>
+          <w:bCs/>
+          <w:sz w:val="20"/>
+          <w:szCs w:val="20"/>
+        </w:rPr>
+        <w:t xml:space="preserve">Type: </w:t>
+      </w:r>
+      <w:r>
+        <w:rPr>
+          <w:sz w:val="20"/>
+          <w:szCs w:val="20"/>
+        </w:rPr>
+        <w:t xml:space="preserve">Lookup(User), optional, clear value if deleted</w:t>
+      </w:r>
+    </w:p>
+    <w:p>
+      <w:pPr>
+        <w:spacing w:after="0"/>
+        <w:ind w:left="200"/>
+      </w:pPr>
+      <w:r>
+        <w:rPr>
+          <w:b/>
+          <w:bCs/>
+          <w:sz w:val="20"/>
+          <w:szCs w:val="20"/>
+        </w:rPr>
+        <w:t xml:space="preserve">Description: </w:t>
+      </w:r>
+      <w:r>
+        <w:rPr>
+          <w:sz w:val="20"/>
+          <w:szCs w:val="20"/>
+        </w:rPr>
+        <w:t xml:space="preserve">The reviewer who has taken this row in the Trade Review app, so two people never work the same item. Set and cleared from the app (Assign to me / Unassign); only the assignee can unassign. Blank means anyone can pick it up.</w:t>
+      </w:r>
+    </w:p>
+    <w:p>
+      <w:pPr>
+        <w:pBdr>
+          <w:bottom w:val="single" w:color="D9D9D9" w:sz="2" w:space="4"/>
+        </w:pBdr>
+        <w:spacing w:after="160"/>
+        <w:ind w:left="200"/>
+      </w:pPr>
+      <w:r>
+        <w:rPr>
+          <w:b/>
+          <w:bCs/>
+          <w:sz w:val="20"/>
+          <w:szCs w:val="20"/>
+        </w:rPr>
+        <w:t xml:space="preserve">Help: </w:t>
+      </w:r>
+      <w:r>
+        <w:rPr>
+          <w:sz w:val="20"/>
+          <w:szCs w:val="20"/>
+        </w:rPr>
+        <w:t xml:space="preserve">Who is working on this row. Use Assign to me in Trade Review so others know it is taken.</w:t>
+      </w:r>
+    </w:p>
+    <w:p>
+      <w:pPr>
+        <w:pStyle w:val="Heading3"/>
+      </w:pPr>
+      <w:r>
+        <w:t xml:space="preserve">Code Follow-Up</w:t>
+      </w:r>
+    </w:p>
+    <w:p>
+      <w:pPr>
+        <w:spacing w:after="0"/>
+        <w:ind w:left="200"/>
+      </w:pPr>
+      <w:r>
+        <w:rPr>
+          <w:b/>
+          <w:bCs/>
+          <w:sz w:val="20"/>
+          <w:szCs w:val="20"/>
+        </w:rPr>
+        <w:t xml:space="preserve">Name: </w:t>
+      </w:r>
+      <w:r>
+        <w:rPr>
+          <w:sz w:val="20"/>
+          <w:szCs w:val="20"/>
+        </w:rPr>
+        <w:t xml:space="preserve">Assigned To</w:t>
+      </w:r>
+    </w:p>
+    <w:p>
+      <w:pPr>
+        <w:spacing w:after="0"/>
+        <w:ind w:left="200"/>
+      </w:pPr>
+      <w:r>
+        <w:rPr>
+          <w:b/>
+          <w:bCs/>
+          <w:sz w:val="20"/>
+          <w:szCs w:val="20"/>
+        </w:rPr>
+        <w:t xml:space="preserve">API: </w:t>
+      </w:r>
+      <w:r>
+        <w:rPr>
+          <w:sz w:val="20"/>
+          <w:szCs w:val="20"/>
+        </w:rPr>
+        <w:t xml:space="preserve">Assigned_To__c</w:t>
+      </w:r>
+    </w:p>
+    <w:p>
+      <w:pPr>
+        <w:spacing w:after="0"/>
+        <w:ind w:left="200"/>
+      </w:pPr>
+      <w:r>
+        <w:rPr>
+          <w:b/>
+          <w:bCs/>
+          <w:sz w:val="20"/>
+          <w:szCs w:val="20"/>
+        </w:rPr>
+        <w:t xml:space="preserve">Type: </w:t>
+      </w:r>
+      <w:r>
+        <w:rPr>
+          <w:sz w:val="20"/>
+          <w:szCs w:val="20"/>
+        </w:rPr>
+        <w:t xml:space="preserve">Lookup(User), optional, clear value if deleted</w:t>
+      </w:r>
+    </w:p>
+    <w:p>
+      <w:pPr>
+        <w:spacing w:after="0"/>
+        <w:ind w:left="200"/>
+      </w:pPr>
+      <w:r>
+        <w:rPr>
+          <w:b/>
+          <w:bCs/>
+          <w:sz w:val="20"/>
+          <w:szCs w:val="20"/>
+        </w:rPr>
+        <w:t xml:space="preserve">Description: </w:t>
+      </w:r>
+      <w:r>
+        <w:rPr>
+          <w:sz w:val="20"/>
+          <w:szCs w:val="20"/>
+        </w:rPr>
+        <w:t xml:space="preserve">The person who has taken this follow-up in the Trade Review app, so two people never chase the same dealer. Set and cleared from the app; only the assignee can unassign. Separate from Owner, which controls record access.</w:t>
+      </w:r>
+    </w:p>
+    <w:p>
+      <w:pPr>
+        <w:pBdr>
+          <w:bottom w:val="single" w:color="D9D9D9" w:sz="2" w:space="4"/>
+        </w:pBdr>
+        <w:spacing w:after="160"/>
+        <w:ind w:left="200"/>
+      </w:pPr>
+      <w:r>
+        <w:rPr>
+          <w:b/>
+          <w:bCs/>
+          <w:sz w:val="20"/>
+          <w:szCs w:val="20"/>
+        </w:rPr>
+        <w:t xml:space="preserve">Help: </w:t>
+      </w:r>
+      <w:r>
+        <w:rPr>
+          <w:sz w:val="20"/>
+          <w:szCs w:val="20"/>
+        </w:rPr>
+        <w:t xml:space="preserve">Who is working on this follow-up. Use Assign to me in Trade Review so others know it is taken.</w:t>
+      </w:r>
+    </w:p>
+    <w:p>
+      <w:pPr>
+        <w:pStyle w:val="Heading2"/>
+      </w:pPr>
+      <w:r>
+        <w:t xml:space="preserve">17.6 Verification</w:t>
+      </w:r>
+    </w:p>
+    <w:p>
+      <w:pPr>
+        <w:pStyle w:val="ListParagraph"/>
+        <w:numPr>
+          <w:ilvl w:val="0"/>
+          <w:numId w:val="3"/>
+        </w:numPr>
+        <w:spacing w:after="60"/>
+      </w:pPr>
+      <w:r>
+        <w:t xml:space="preserve">Apex: parse, PMD security, performance and error-prone rules (zero findings), runtime lint, metadata cross-reference (123 fields). LWC: ESLint with the Salesforce LWC rules, Prettier, 17 Jest tests (negative control: sending no firm on Accept fails 2 of them).</w:t>
+      </w:r>
+    </w:p>
+    <w:p>
+      <w:pPr>
+        <w:pStyle w:val="ListParagraph"/>
+        <w:numPr>
+          <w:ilvl w:val="0"/>
+          <w:numId w:val="3"/>
+        </w:numPr>
+        <w:spacing w:after="60"/>
+      </w:pPr>
+      <w:r>
+        <w:t xml:space="preserve">New check, lwc_xref.py: every Apex method an LWC imports exists as @AuraEnabled and every call passes exactly its parameter names (Aura matches parameters by name, so a typo silently sends null). Negative control: renaming rememberChoice is caught.</w:t>
+      </w:r>
+    </w:p>
+    <w:p>
+      <w:pPr>
+        <w:pStyle w:val="Heading2"/>
+      </w:pPr>
+      <w:r>
+        <w:t xml:space="preserve">17.7 Known limitations</w:t>
+      </w:r>
+    </w:p>
+    <w:p>
+      <w:pPr>
+        <w:pStyle w:val="ListParagraph"/>
+        <w:numPr>
+          <w:ilvl w:val="0"/>
+          <w:numId w:val="3"/>
+        </w:numPr>
+        <w:spacing w:after="60"/>
+      </w:pPr>
+      <w:r>
+        <w:t xml:space="preserve">The queue shows the first 200 rows and 100 follow-ups (the Rows tab shows 200+ when there are more); Mine and Unassigned narrow it.</w:t>
+      </w:r>
+    </w:p>
+    <w:p>
+      <w:pPr>
+        <w:pStyle w:val="ListParagraph"/>
+        <w:numPr>
+          <w:ilvl w:val="0"/>
+          <w:numId w:val="3"/>
+        </w:numPr>
+        <w:spacing w:after="60"/>
+      </w:pPr>
+      <w:r>
+        <w:t xml:space="preserve">Follow-ups are resolved on their record page (Open follow-up to resolve); the Confirm holder action for dormant codes is phase 4e.</w:t>
+      </w:r>
+    </w:p>
+    <w:p>
+      <w:pPr>
+        <w:pStyle w:val="ListParagraph"/>
+        <w:numPr>
+          <w:ilvl w:val="0"/>
+          <w:numId w:val="3"/>
+        </w:numPr>
+        <w:spacing w:after="60"/>
+      </w:pPr>
+      <w:r>
+        <w:t xml:space="preserve">Refreshing is polling while work is in flight, not push notifications; phase 4e adds notifications.</w:t>
+      </w:r>
+    </w:p>
+    <w:p>
+      <w:pPr>
+        <w:pStyle w:val="Heading2"/>
+      </w:pPr>
+      <w:r>
+        <w:t xml:space="preserve">17.8 Phase 4b.1a: names, issue types and a full demo reset (2026-10-23)</w:t>
+      </w:r>
+    </w:p>
+    <w:p>
+      <w:pPr>
+        <w:pStyle w:val="ListParagraph"/>
+        <w:numPr>
+          <w:ilvl w:val="0"/>
+          <w:numId w:val="3"/>
+        </w:numPr>
+        <w:spacing w:after="60"/>
+      </w:pPr>
+      <w:r>
+        <w:t xml:space="preserve">Tabs renamed after first use: Needs Decision, Code Review, New File Format, Recent Files. Code Review is now a table with an Issue type column (and Claude's confidence); each held trade shows its own issue in the held trades table. Needs Decision says how many trades (and how much money) are held behind code reviews, with a link to that tab, so an empty decision list never looks like 'nothing to do'.</w:t>
+      </w:r>
+    </w:p>
+    <w:p>
+      <w:pPr>
+        <w:pStyle w:val="ListParagraph"/>
+        <w:numPr>
+          <w:ilvl w:val="0"/>
+          <w:numId w:val="3"/>
+        </w:numPr>
+        <w:spacing w:after="60"/>
+      </w:pPr>
+      <w:r>
+        <w:t xml:space="preserve">Fix found by a new test: switching tabs kept the previous tab's item open. Selection is now limited to the open tab.</w:t>
+      </w:r>
+    </w:p>
+    <w:p>
+      <w:pPr>
+        <w:pStyle w:val="ListParagraph"/>
+        <w:numPr>
+          <w:ilvl w:val="0"/>
+          <w:numId w:val="3"/>
+        </w:numPr>
+        <w:spacing w:after="60"/>
+      </w:pPr>
+      <w:r>
+        <w:t xml:space="preserve">FileIntakeServiceTest covers every refusal (firm code, file name, empty, too large, damaged in transit) and the duplicate path; coverage was exactly 75% before.</w:t>
+      </w:r>
+    </w:p>
+    <w:p>
+      <w:pPr>
+        <w:pStyle w:val="ListParagraph"/>
+        <w:numPr>
+          <w:ilvl w:val="0"/>
+          <w:numId w:val="3"/>
+        </w:numPr>
+        <w:spacing w:after="60"/>
+      </w:pPr>
+      <w:r>
+        <w:t xml:space="preserve">Full demo reset (scripts/reset-demo-full.ps1): clears imports, then reset-reference-data.apex (generated from the seed files) deletes every rep code, assignment, alias, matching rule and any advisor at the seeded firms who is not in the seed, and recreates the seeded codes, assignments and aliases. Firms, branches, seeded advisors, funds and mapping profiles keep their Ids. It then pushes the roster, waits 30 seconds and pushes the trade files.</w:t>
+      </w:r>
+    </w:p>
+    <w:p>
+      <w:pPr>
+        <w:spacing w:after="120"/>
+      </w:pPr>
+      <w:r>
+        <w:t xml:space="preserve">The sample data now plants every problem the matcher can raise, each checked by the simulation and by DemoScenarioTest:</w:t>
+      </w:r>
+    </w:p>
+    <w:tbl>
+      <w:tblPr>
+        <w:tblW w:type="dxa" w:w="9360"/>
+        <w:tblBorders>
+          <w:top w:val="single" w:color="auto" w:sz="4"/>
+          <w:left w:val="single" w:color="auto" w:sz="4"/>
+          <w:bottom w:val="single" w:color="auto" w:sz="4"/>
+          <w:right w:val="single" w:color="auto" w:sz="4"/>
+          <w:insideH w:val="single" w:color="auto" w:sz="4"/>
+          <w:insideV w:val="single" w:color="auto" w:sz="4"/>
+        </w:tblBorders>
+      </w:tblPr>
+      <w:tblGrid>
+        <w:gridCol w:w="2400"/>
+        <w:gridCol w:w="3800"/>
+        <w:gridCol w:w="3160"/>
+      </w:tblGrid>
+      <w:tr>
+        <w:trPr>
+          <w:tblHeader/>
+        </w:trPr>
+        <w:tc>
+          <w:tcPr>
+            <w:tcW w:type="dxa" w:w="2400"/>
+            <w:tcBorders>
+              <w:top w:val="single" w:color="BFBFBF" w:sz="4"/>
+              <w:left w:val="single" w:color="BFBFBF" w:sz="4"/>
+              <w:bottom w:val="single" w:color="BFBFBF" w:sz="4"/>
+              <w:right w:val="single" w:color="BFBFBF" w:sz="4"/>
+            </w:tcBorders>
+            <w:shd w:fill="DCE6F1" w:color="auto" w:val="clear"/>
+            <w:tcMar>
+              <w:top w:type="dxa" w:w="60"/>
+              <w:left w:type="dxa" w:w="100"/>
+              <w:bottom w:type="dxa" w:w="60"/>
+              <w:right w:type="dxa" w:w="100"/>
+            </w:tcMar>
+          </w:tcPr>
+          <w:p>
+            <w:r>
+              <w:rPr>
+                <w:b/>
+                <w:bCs/>
+                <w:sz w:val="18"/>
+                <w:szCs w:val="18"/>
+              </w:rPr>
+              <w:t xml:space="preserve">Where</w:t>
+            </w:r>
+          </w:p>
+        </w:tc>
+        <w:tc>
+          <w:tcPr>
+            <w:tcW w:type="dxa" w:w="3800"/>
+            <w:tcBorders>
+              <w:top w:val="single" w:color="BFBFBF" w:sz="4"/>
+              <w:left w:val="single" w:color="BFBFBF" w:sz="4"/>
+              <w:bottom w:val="single" w:color="BFBFBF" w:sz="4"/>
+              <w:right w:val="single" w:color="BFBFBF" w:sz="4"/>
+            </w:tcBorders>
+            <w:shd w:fill="DCE6F1" w:color="auto" w:val="clear"/>
+            <w:tcMar>
+              <w:top w:type="dxa" w:w="60"/>
+              <w:left w:type="dxa" w:w="100"/>
+              <w:bottom w:type="dxa" w:w="60"/>
+              <w:right w:type="dxa" w:w="100"/>
+            </w:tcMar>
+          </w:tcPr>
+          <w:p>
+            <w:r>
+              <w:rPr>
+                <w:b/>
+                <w:bCs/>
+                <w:sz w:val="18"/>
+                <w:szCs w:val="18"/>
+              </w:rPr>
+              <w:t xml:space="preserve">Problem planted</w:t>
+            </w:r>
+          </w:p>
+        </w:tc>
+        <w:tc>
+          <w:tcPr>
+            <w:tcW w:type="dxa" w:w="3160"/>
+            <w:tcBorders>
+              <w:top w:val="single" w:color="BFBFBF" w:sz="4"/>
+              <w:left w:val="single" w:color="BFBFBF" w:sz="4"/>
+              <w:bottom w:val="single" w:color="BFBFBF" w:sz="4"/>
+              <w:right w:val="single" w:color="BFBFBF" w:sz="4"/>
+            </w:tcBorders>
+            <w:shd w:fill="DCE6F1" w:color="auto" w:val="clear"/>
+            <w:tcMar>
+              <w:top w:type="dxa" w:w="60"/>
+              <w:left w:type="dxa" w:w="100"/>
+              <w:bottom w:type="dxa" w:w="60"/>
+              <w:right w:type="dxa" w:w="100"/>
+            </w:tcMar>
+          </w:tcPr>
+          <w:p>
+            <w:r>
+              <w:rPr>
+                <w:b/>
+                <w:bCs/>
+                <w:sz w:val="18"/>
+                <w:szCs w:val="18"/>
+              </w:rPr>
+              <w:t xml:space="preserve">Outcome</w:t>
+            </w:r>
+          </w:p>
+        </w:tc>
+      </w:tr>
+      <w:tr>
+        <w:tc>
+          <w:tcPr>
+            <w:tcW w:type="dxa" w:w="2400"/>
+            <w:tcBorders>
+              <w:top w:val="single" w:color="BFBFBF" w:sz="4"/>
+              <w:left w:val="single" w:color="BFBFBF" w:sz="4"/>
+              <w:bottom w:val="single" w:color="BFBFBF" w:sz="4"/>
+              <w:right w:val="single" w:color="BFBFBF" w:sz="4"/>
+            </w:tcBorders>
+            <w:tcMar>
+              <w:top w:type="dxa" w:w="60"/>
+              <w:left w:type="dxa" w:w="100"/>
+              <w:bottom w:type="dxa" w:w="60"/>
+              <w:right w:type="dxa" w:w="100"/>
+            </w:tcMar>
+          </w:tcPr>
+          <w:p>
+            <w:r>
+              <w:rPr>
+                <w:sz w:val="18"/>
+                <w:szCs w:val="18"/>
+              </w:rPr>
+              <w:t xml:space="preserve">Barder row 11</w:t>
+            </w:r>
+          </w:p>
+        </w:tc>
+        <w:tc>
+          <w:tcPr>
+            <w:tcW w:type="dxa" w:w="3800"/>
+            <w:tcBorders>
+              <w:top w:val="single" w:color="BFBFBF" w:sz="4"/>
+              <w:left w:val="single" w:color="BFBFBF" w:sz="4"/>
+              <w:bottom w:val="single" w:color="BFBFBF" w:sz="4"/>
+              <w:right w:val="single" w:color="BFBFBF" w:sz="4"/>
+            </w:tcBorders>
+            <w:tcMar>
+              <w:top w:type="dxa" w:w="60"/>
+              <w:left w:type="dxa" w:w="100"/>
+              <w:bottom w:type="dxa" w:w="60"/>
+              <w:right w:type="dxa" w:w="100"/>
+            </w:tcMar>
+          </w:tcPr>
+          <w:p>
+            <w:r>
+              <w:rPr>
+                <w:sz w:val="18"/>
+                <w:szCs w:val="18"/>
+              </w:rPr>
+              <w:t xml:space="preserve">Trade dated before code 457 started</w:t>
+            </w:r>
+          </w:p>
+        </w:tc>
+        <w:tc>
+          <w:tcPr>
+            <w:tcW w:type="dxa" w:w="3160"/>
+            <w:tcBorders>
+              <w:top w:val="single" w:color="BFBFBF" w:sz="4"/>
+              <w:left w:val="single" w:color="BFBFBF" w:sz="4"/>
+              <w:bottom w:val="single" w:color="BFBFBF" w:sz="4"/>
+              <w:right w:val="single" w:color="BFBFBF" w:sz="4"/>
+            </w:tcBorders>
+            <w:tcMar>
+              <w:top w:type="dxa" w:w="60"/>
+              <w:left w:type="dxa" w:w="100"/>
+              <w:bottom w:type="dxa" w:w="60"/>
+              <w:right w:type="dxa" w:w="100"/>
+            </w:tcMar>
+          </w:tcPr>
+          <w:p>
+            <w:r>
+              <w:rPr>
+                <w:sz w:val="18"/>
+                <w:szCs w:val="18"/>
+              </w:rPr>
+              <w:t xml:space="preserve">Needs Decision: DATE_BEFORE_CODE_START</w:t>
+            </w:r>
+          </w:p>
+        </w:tc>
+      </w:tr>
+      <w:tr>
+        <w:tc>
+          <w:tcPr>
+            <w:tcW w:type="dxa" w:w="2400"/>
+            <w:tcBorders>
+              <w:top w:val="single" w:color="BFBFBF" w:sz="4"/>
+              <w:left w:val="single" w:color="BFBFBF" w:sz="4"/>
+              <w:bottom w:val="single" w:color="BFBFBF" w:sz="4"/>
+              <w:right w:val="single" w:color="BFBFBF" w:sz="4"/>
+            </w:tcBorders>
+            <w:tcMar>
+              <w:top w:type="dxa" w:w="60"/>
+              <w:left w:type="dxa" w:w="100"/>
+              <w:bottom w:type="dxa" w:w="60"/>
+              <w:right w:type="dxa" w:w="100"/>
+            </w:tcMar>
+          </w:tcPr>
+          <w:p>
+            <w:r>
+              <w:rPr>
+                <w:sz w:val="18"/>
+                <w:szCs w:val="18"/>
+              </w:rPr>
+              <w:t xml:space="preserve">Barder row 12</w:t>
+            </w:r>
+          </w:p>
+        </w:tc>
+        <w:tc>
+          <w:tcPr>
+            <w:tcW w:type="dxa" w:w="3800"/>
+            <w:tcBorders>
+              <w:top w:val="single" w:color="BFBFBF" w:sz="4"/>
+              <w:left w:val="single" w:color="BFBFBF" w:sz="4"/>
+              <w:bottom w:val="single" w:color="BFBFBF" w:sz="4"/>
+              <w:right w:val="single" w:color="BFBFBF" w:sz="4"/>
+            </w:tcBorders>
+            <w:tcMar>
+              <w:top w:type="dxa" w:w="60"/>
+              <w:left w:type="dxa" w:w="100"/>
+              <w:bottom w:type="dxa" w:w="60"/>
+              <w:right w:type="dxa" w:w="100"/>
+            </w:tcMar>
+          </w:tcPr>
+          <w:p>
+            <w:r>
+              <w:rPr>
+                <w:sz w:val="18"/>
+                <w:szCs w:val="18"/>
+              </w:rPr>
+              <w:t xml:space="preserve">'Wealth World Fund' (new seed trap: the spelling dealers use for both series)</w:t>
+            </w:r>
+          </w:p>
+        </w:tc>
+        <w:tc>
+          <w:tcPr>
+            <w:tcW w:type="dxa" w:w="3160"/>
+            <w:tcBorders>
+              <w:top w:val="single" w:color="BFBFBF" w:sz="4"/>
+              <w:left w:val="single" w:color="BFBFBF" w:sz="4"/>
+              <w:bottom w:val="single" w:color="BFBFBF" w:sz="4"/>
+              <w:right w:val="single" w:color="BFBFBF" w:sz="4"/>
+            </w:tcBorders>
+            <w:tcMar>
+              <w:top w:type="dxa" w:w="60"/>
+              <w:left w:type="dxa" w:w="100"/>
+              <w:bottom w:type="dxa" w:w="60"/>
+              <w:right w:type="dxa" w:w="100"/>
+            </w:tcMar>
+          </w:tcPr>
+          <w:p>
+            <w:r>
+              <w:rPr>
+                <w:sz w:val="18"/>
+                <w:szCs w:val="18"/>
+              </w:rPr>
+              <w:t xml:space="preserve">Needs Decision: FUND_AMBIGUOUS</w:t>
+            </w:r>
+          </w:p>
+        </w:tc>
+      </w:tr>
+      <w:tr>
+        <w:tc>
+          <w:tcPr>
+            <w:tcW w:type="dxa" w:w="2400"/>
+            <w:tcBorders>
+              <w:top w:val="single" w:color="BFBFBF" w:sz="4"/>
+              <w:left w:val="single" w:color="BFBFBF" w:sz="4"/>
+              <w:bottom w:val="single" w:color="BFBFBF" w:sz="4"/>
+              <w:right w:val="single" w:color="BFBFBF" w:sz="4"/>
+            </w:tcBorders>
+            <w:tcMar>
+              <w:top w:type="dxa" w:w="60"/>
+              <w:left w:type="dxa" w:w="100"/>
+              <w:bottom w:type="dxa" w:w="60"/>
+              <w:right w:type="dxa" w:w="100"/>
+            </w:tcMar>
+          </w:tcPr>
+          <w:p>
+            <w:r>
+              <w:rPr>
+                <w:sz w:val="18"/>
+                <w:szCs w:val="18"/>
+              </w:rPr>
+              <w:t xml:space="preserve">Northgate row 12</w:t>
+            </w:r>
+          </w:p>
+        </w:tc>
+        <w:tc>
+          <w:tcPr>
+            <w:tcW w:type="dxa" w:w="3800"/>
+            <w:tcBorders>
+              <w:top w:val="single" w:color="BFBFBF" w:sz="4"/>
+              <w:left w:val="single" w:color="BFBFBF" w:sz="4"/>
+              <w:bottom w:val="single" w:color="BFBFBF" w:sz="4"/>
+              <w:right w:val="single" w:color="BFBFBF" w:sz="4"/>
+            </w:tcBorders>
+            <w:tcMar>
+              <w:top w:type="dxa" w:w="60"/>
+              <w:left w:type="dxa" w:w="100"/>
+              <w:bottom w:type="dxa" w:w="60"/>
+              <w:right w:type="dxa" w:w="100"/>
+            </w:tcMar>
+          </w:tcPr>
+          <w:p>
+            <w:r>
+              <w:rPr>
+                <w:sz w:val="18"/>
+                <w:szCs w:val="18"/>
+              </w:rPr>
+              <w:t xml:space="preserve">Firm written as 'Northgate Securities Ltd'</w:t>
+            </w:r>
+          </w:p>
+        </w:tc>
+        <w:tc>
+          <w:tcPr>
+            <w:tcW w:type="dxa" w:w="3160"/>
+            <w:tcBorders>
+              <w:top w:val="single" w:color="BFBFBF" w:sz="4"/>
+              <w:left w:val="single" w:color="BFBFBF" w:sz="4"/>
+              <w:bottom w:val="single" w:color="BFBFBF" w:sz="4"/>
+              <w:right w:val="single" w:color="BFBFBF" w:sz="4"/>
+            </w:tcBorders>
+            <w:tcMar>
+              <w:top w:type="dxa" w:w="60"/>
+              <w:left w:type="dxa" w:w="100"/>
+              <w:bottom w:type="dxa" w:w="60"/>
+              <w:right w:type="dxa" w:w="100"/>
+            </w:tcMar>
+          </w:tcPr>
+          <w:p>
+            <w:r>
+              <w:rPr>
+                <w:sz w:val="18"/>
+                <w:szCs w:val="18"/>
+              </w:rPr>
+              <w:t xml:space="preserve">Needs Decision: FIRM_UNRESOLVED</w:t>
+            </w:r>
+          </w:p>
+        </w:tc>
+      </w:tr>
+      <w:tr>
+        <w:tc>
+          <w:tcPr>
+            <w:tcW w:type="dxa" w:w="2400"/>
+            <w:tcBorders>
+              <w:top w:val="single" w:color="BFBFBF" w:sz="4"/>
+              <w:left w:val="single" w:color="BFBFBF" w:sz="4"/>
+              <w:bottom w:val="single" w:color="BFBFBF" w:sz="4"/>
+              <w:right w:val="single" w:color="BFBFBF" w:sz="4"/>
+            </w:tcBorders>
+            <w:tcMar>
+              <w:top w:type="dxa" w:w="60"/>
+              <w:left w:type="dxa" w:w="100"/>
+              <w:bottom w:type="dxa" w:w="60"/>
+              <w:right w:type="dxa" w:w="100"/>
+            </w:tcMar>
+          </w:tcPr>
+          <w:p>
+            <w:r>
+              <w:rPr>
+                <w:sz w:val="18"/>
+                <w:szCs w:val="18"/>
+              </w:rPr>
+              <w:t xml:space="preserve">Lumiere row 6</w:t>
+            </w:r>
+          </w:p>
+        </w:tc>
+        <w:tc>
+          <w:tcPr>
+            <w:tcW w:type="dxa" w:w="3800"/>
+            <w:tcBorders>
+              <w:top w:val="single" w:color="BFBFBF" w:sz="4"/>
+              <w:left w:val="single" w:color="BFBFBF" w:sz="4"/>
+              <w:bottom w:val="single" w:color="BFBFBF" w:sz="4"/>
+              <w:right w:val="single" w:color="BFBFBF" w:sz="4"/>
+            </w:tcBorders>
+            <w:tcMar>
+              <w:top w:type="dxa" w:w="60"/>
+              <w:left w:type="dxa" w:w="100"/>
+              <w:bottom w:type="dxa" w:w="60"/>
+              <w:right w:type="dxa" w:w="100"/>
+            </w:tcMar>
+          </w:tcPr>
+          <w:p>
+            <w:r>
+              <w:rPr>
+                <w:sz w:val="18"/>
+                <w:szCs w:val="18"/>
+              </w:rPr>
+              <w:t xml:space="preserve">A trade on team code 7700 naming someone not on the team</w:t>
+            </w:r>
+          </w:p>
+        </w:tc>
+        <w:tc>
+          <w:tcPr>
+            <w:tcW w:type="dxa" w:w="3160"/>
+            <w:tcBorders>
+              <w:top w:val="single" w:color="BFBFBF" w:sz="4"/>
+              <w:left w:val="single" w:color="BFBFBF" w:sz="4"/>
+              <w:bottom w:val="single" w:color="BFBFBF" w:sz="4"/>
+              <w:right w:val="single" w:color="BFBFBF" w:sz="4"/>
+            </w:tcBorders>
+            <w:tcMar>
+              <w:top w:type="dxa" w:w="60"/>
+              <w:left w:type="dxa" w:w="100"/>
+              <w:bottom w:type="dxa" w:w="60"/>
+              <w:right w:type="dxa" w:w="100"/>
+            </w:tcMar>
+          </w:tcPr>
+          <w:p>
+            <w:r>
+              <w:rPr>
+                <w:sz w:val="18"/>
+                <w:szCs w:val="18"/>
+              </w:rPr>
+              <w:t xml:space="preserve">Code Review: Reassignment Suspected (TEAM_CHANGE_SUSPECTED)</w:t>
+            </w:r>
+          </w:p>
+        </w:tc>
+      </w:tr>
+      <w:tr>
+        <w:tc>
+          <w:tcPr>
+            <w:tcW w:type="dxa" w:w="2400"/>
+            <w:tcBorders>
+              <w:top w:val="single" w:color="BFBFBF" w:sz="4"/>
+              <w:left w:val="single" w:color="BFBFBF" w:sz="4"/>
+              <w:bottom w:val="single" w:color="BFBFBF" w:sz="4"/>
+              <w:right w:val="single" w:color="BFBFBF" w:sz="4"/>
+            </w:tcBorders>
+            <w:tcMar>
+              <w:top w:type="dxa" w:w="60"/>
+              <w:left w:type="dxa" w:w="100"/>
+              <w:bottom w:type="dxa" w:w="60"/>
+              <w:right w:type="dxa" w:w="100"/>
+            </w:tcMar>
+          </w:tcPr>
+          <w:p>
+            <w:r>
+              <w:rPr>
+                <w:sz w:val="18"/>
+                <w:szCs w:val="18"/>
+              </w:rPr>
+              <w:t xml:space="preserve">Kestrel row 3</w:t>
+            </w:r>
+          </w:p>
+        </w:tc>
+        <w:tc>
+          <w:tcPr>
+            <w:tcW w:type="dxa" w:w="3800"/>
+            <w:tcBorders>
+              <w:top w:val="single" w:color="BFBFBF" w:sz="4"/>
+              <w:left w:val="single" w:color="BFBFBF" w:sz="4"/>
+              <w:bottom w:val="single" w:color="BFBFBF" w:sz="4"/>
+              <w:right w:val="single" w:color="BFBFBF" w:sz="4"/>
+            </w:tcBorders>
+            <w:tcMar>
+              <w:top w:type="dxa" w:w="60"/>
+              <w:left w:type="dxa" w:w="100"/>
+              <w:bottom w:type="dxa" w:w="60"/>
+              <w:right w:type="dxa" w:w="100"/>
+            </w:tcMar>
+          </w:tcPr>
+          <w:p>
+            <w:r>
+              <w:rPr>
+                <w:sz w:val="18"/>
+                <w:szCs w:val="18"/>
+              </w:rPr>
+              <w:t xml:space="preserve">No firm name at all (multi-firm feed)</w:t>
+            </w:r>
+          </w:p>
+        </w:tc>
+        <w:tc>
+          <w:tcPr>
+            <w:tcW w:type="dxa" w:w="3160"/>
+            <w:tcBorders>
+              <w:top w:val="single" w:color="BFBFBF" w:sz="4"/>
+              <w:left w:val="single" w:color="BFBFBF" w:sz="4"/>
+              <w:bottom w:val="single" w:color="BFBFBF" w:sz="4"/>
+              <w:right w:val="single" w:color="BFBFBF" w:sz="4"/>
+            </w:tcBorders>
+            <w:tcMar>
+              <w:top w:type="dxa" w:w="60"/>
+              <w:left w:type="dxa" w:w="100"/>
+              <w:bottom w:type="dxa" w:w="60"/>
+              <w:right w:type="dxa" w:w="100"/>
+            </w:tcMar>
+          </w:tcPr>
+          <w:p>
+            <w:r>
+              <w:rPr>
+                <w:sz w:val="18"/>
+                <w:szCs w:val="18"/>
+              </w:rPr>
+              <w:t xml:space="preserve">Needs Decision after the mapping is activated: FIRM_MISSING</w:t>
+            </w:r>
+          </w:p>
+        </w:tc>
+      </w:tr>
+      <w:tr>
+        <w:tc>
+          <w:tcPr>
+            <w:tcW w:type="dxa" w:w="2400"/>
+            <w:tcBorders>
+              <w:top w:val="single" w:color="BFBFBF" w:sz="4"/>
+              <w:left w:val="single" w:color="BFBFBF" w:sz="4"/>
+              <w:bottom w:val="single" w:color="BFBFBF" w:sz="4"/>
+              <w:right w:val="single" w:color="BFBFBF" w:sz="4"/>
+            </w:tcBorders>
+            <w:tcMar>
+              <w:top w:type="dxa" w:w="60"/>
+              <w:left w:type="dxa" w:w="100"/>
+              <w:bottom w:type="dxa" w:w="60"/>
+              <w:right w:type="dxa" w:w="100"/>
+            </w:tcMar>
+          </w:tcPr>
+          <w:p>
+            <w:r>
+              <w:rPr>
+                <w:sz w:val="18"/>
+                <w:szCs w:val="18"/>
+              </w:rPr>
+              <w:t xml:space="preserve">barder_trades_2026-10-05_resent.csv</w:t>
+            </w:r>
+          </w:p>
+        </w:tc>
+        <w:tc>
+          <w:tcPr>
+            <w:tcW w:type="dxa" w:w="3800"/>
+            <w:tcBorders>
+              <w:top w:val="single" w:color="BFBFBF" w:sz="4"/>
+              <w:left w:val="single" w:color="BFBFBF" w:sz="4"/>
+              <w:bottom w:val="single" w:color="BFBFBF" w:sz="4"/>
+              <w:right w:val="single" w:color="BFBFBF" w:sz="4"/>
+            </w:tcBorders>
+            <w:tcMar>
+              <w:top w:type="dxa" w:w="60"/>
+              <w:left w:type="dxa" w:w="100"/>
+              <w:bottom w:type="dxa" w:w="60"/>
+              <w:right w:type="dxa" w:w="100"/>
+            </w:tcMar>
+          </w:tcPr>
+          <w:p>
+            <w:r>
+              <w:rPr>
+                <w:sz w:val="18"/>
+                <w:szCs w:val="18"/>
+              </w:rPr>
+              <w:t xml:space="preserve">The same Barder file sent again under another name</w:t>
+            </w:r>
+          </w:p>
+        </w:tc>
+        <w:tc>
+          <w:tcPr>
+            <w:tcW w:type="dxa" w:w="3160"/>
+            <w:tcBorders>
+              <w:top w:val="single" w:color="BFBFBF" w:sz="4"/>
+              <w:left w:val="single" w:color="BFBFBF" w:sz="4"/>
+              <w:bottom w:val="single" w:color="BFBFBF" w:sz="4"/>
+              <w:right w:val="single" w:color="BFBFBF" w:sz="4"/>
+            </w:tcBorders>
+            <w:tcMar>
+              <w:top w:type="dxa" w:w="60"/>
+              <w:left w:type="dxa" w:w="100"/>
+              <w:bottom w:type="dxa" w:w="60"/>
+              <w:right w:type="dxa" w:w="100"/>
+            </w:tcMar>
+          </w:tcPr>
+          <w:p>
+            <w:r>
+              <w:rPr>
+                <w:sz w:val="18"/>
+                <w:szCs w:val="18"/>
+              </w:rPr>
+              <w:t xml:space="preserve">Recognised by its contents; nothing loaded twice (push job reports DUPLICATE)</w:t>
+            </w:r>
+          </w:p>
+        </w:tc>
+      </w:tr>
+      <w:tr>
+        <w:tc>
+          <w:tcPr>
+            <w:tcW w:type="dxa" w:w="2400"/>
+            <w:tcBorders>
+              <w:top w:val="single" w:color="BFBFBF" w:sz="4"/>
+              <w:left w:val="single" w:color="BFBFBF" w:sz="4"/>
+              <w:bottom w:val="single" w:color="BFBFBF" w:sz="4"/>
+              <w:right w:val="single" w:color="BFBFBF" w:sz="4"/>
+            </w:tcBorders>
+            <w:tcMar>
+              <w:top w:type="dxa" w:w="60"/>
+              <w:left w:type="dxa" w:w="100"/>
+              <w:bottom w:type="dxa" w:w="60"/>
+              <w:right w:type="dxa" w:w="100"/>
+            </w:tcMar>
+          </w:tcPr>
+          <w:p>
+            <w:r>
+              <w:rPr>
+                <w:sz w:val="18"/>
+                <w:szCs w:val="18"/>
+              </w:rPr>
+              <w:t xml:space="preserve">northgate_trades_2026-10-06.csv</w:t>
+            </w:r>
+          </w:p>
+        </w:tc>
+        <w:tc>
+          <w:tcPr>
+            <w:tcW w:type="dxa" w:w="3800"/>
+            <w:tcBorders>
+              <w:top w:val="single" w:color="BFBFBF" w:sz="4"/>
+              <w:left w:val="single" w:color="BFBFBF" w:sz="4"/>
+              <w:bottom w:val="single" w:color="BFBFBF" w:sz="4"/>
+              <w:right w:val="single" w:color="BFBFBF" w:sz="4"/>
+            </w:tcBorders>
+            <w:tcMar>
+              <w:top w:type="dxa" w:w="60"/>
+              <w:left w:type="dxa" w:w="100"/>
+              <w:bottom w:type="dxa" w:w="60"/>
+              <w:right w:type="dxa" w:w="100"/>
+            </w:tcMar>
+          </w:tcPr>
+          <w:p>
+            <w:r>
+              <w:rPr>
+                <w:sz w:val="18"/>
+                <w:szCs w:val="18"/>
+              </w:rPr>
+              <w:t xml:space="preserve">File damaged in transit (unclosed quote)</w:t>
+            </w:r>
+          </w:p>
+        </w:tc>
+        <w:tc>
+          <w:tcPr>
+            <w:tcW w:type="dxa" w:w="3160"/>
+            <w:tcBorders>
+              <w:top w:val="single" w:color="BFBFBF" w:sz="4"/>
+              <w:left w:val="single" w:color="BFBFBF" w:sz="4"/>
+              <w:bottom w:val="single" w:color="BFBFBF" w:sz="4"/>
+              <w:right w:val="single" w:color="BFBFBF" w:sz="4"/>
+            </w:tcBorders>
+            <w:tcMar>
+              <w:top w:type="dxa" w:w="60"/>
+              <w:left w:type="dxa" w:w="100"/>
+              <w:bottom w:type="dxa" w:w="60"/>
+              <w:right w:type="dxa" w:w="100"/>
+            </w:tcMar>
+          </w:tcPr>
+          <w:p>
+            <w:r>
+              <w:rPr>
+                <w:sz w:val="18"/>
+                <w:szCs w:val="18"/>
+              </w:rPr>
+              <w:t xml:space="preserve">Batch Failed with the reason; nothing staged (Recent Files)</w:t>
+            </w:r>
+          </w:p>
+        </w:tc>
+      </w:tr>
+    </w:tbl>
+    <w:p>
+      <w:pPr>
+        <w:spacing w:after="120"/>
+      </w:pPr>
+    </w:p>
+    <w:p>
+      <w:pPr>
+        <w:spacing w:after="120"/>
+      </w:pPr>
+      <w:r>
+        <w:t xml:space="preserve">Together with the existing rows the demo shows: firm ambiguous, unresolved and missing; fund unresolved and ambiguous; date before code start; roster new code with new advisor, roster new holder; all five code review issues (unknown, ended, dormant, reassignment and team change, allocation incomplete); invalid rows (missing amount, impossible date, unknown transaction type); fuzzy firm and fund names; team split and single-member credit; AUM rows; an unknown file format; a duplicate file; a damaged file. Not planted: an ambiguous advisor name on a roster row (the seed has no two advisors with confusable names at one firm).</w:t>
+      </w:r>
+    </w:p>
+    <w:p>
+      <w:pPr>
+        <w:pStyle w:val="Heading1"/>
+      </w:pPr>
+      <w:r>
+        <w:t xml:space="preserve">18. Phase 4b.2 build record: review feedback (2026-10-23)</w:t>
+      </w:r>
+    </w:p>
+    <w:p>
+      <w:pPr>
+        <w:pStyle w:val="Heading2"/>
+      </w:pPr>
+      <w:r>
+        <w:t xml:space="preserve">18.1 What changed for the reviewer</w:t>
+      </w:r>
+    </w:p>
+    <w:tbl>
+      <w:tblPr>
+        <w:tblW w:type="dxa" w:w="9360"/>
+        <w:tblBorders>
+          <w:top w:val="single" w:color="auto" w:sz="4"/>
+          <w:left w:val="single" w:color="auto" w:sz="4"/>
+          <w:bottom w:val="single" w:color="auto" w:sz="4"/>
+          <w:right w:val="single" w:color="auto" w:sz="4"/>
+          <w:insideH w:val="single" w:color="auto" w:sz="4"/>
+          <w:insideV w:val="single" w:color="auto" w:sz="4"/>
+        </w:tblBorders>
+      </w:tblPr>
+      <w:tblGrid>
+        <w:gridCol w:w="2600"/>
+        <w:gridCol w:w="6760"/>
+      </w:tblGrid>
+      <w:tr>
+        <w:trPr>
+          <w:tblHeader/>
+        </w:trPr>
+        <w:tc>
+          <w:tcPr>
+            <w:tcW w:type="dxa" w:w="2600"/>
+            <w:tcBorders>
+              <w:top w:val="single" w:color="BFBFBF" w:sz="4"/>
+              <w:left w:val="single" w:color="BFBFBF" w:sz="4"/>
+              <w:bottom w:val="single" w:color="BFBFBF" w:sz="4"/>
+              <w:right w:val="single" w:color="BFBFBF" w:sz="4"/>
+            </w:tcBorders>
+            <w:shd w:fill="DCE6F1" w:color="auto" w:val="clear"/>
+            <w:tcMar>
+              <w:top w:type="dxa" w:w="60"/>
+              <w:left w:type="dxa" w:w="100"/>
+              <w:bottom w:type="dxa" w:w="60"/>
+              <w:right w:type="dxa" w:w="100"/>
+            </w:tcMar>
+          </w:tcPr>
+          <w:p>
+            <w:r>
+              <w:rPr>
+                <w:b/>
+                <w:bCs/>
+                <w:sz w:val="18"/>
+                <w:szCs w:val="18"/>
+              </w:rPr>
+              <w:t xml:space="preserve">Feedback</w:t>
+            </w:r>
+          </w:p>
+        </w:tc>
+        <w:tc>
+          <w:tcPr>
+            <w:tcW w:type="dxa" w:w="6760"/>
+            <w:tcBorders>
+              <w:top w:val="single" w:color="BFBFBF" w:sz="4"/>
+              <w:left w:val="single" w:color="BFBFBF" w:sz="4"/>
+              <w:bottom w:val="single" w:color="BFBFBF" w:sz="4"/>
+              <w:right w:val="single" w:color="BFBFBF" w:sz="4"/>
+            </w:tcBorders>
+            <w:shd w:fill="DCE6F1" w:color="auto" w:val="clear"/>
+            <w:tcMar>
+              <w:top w:type="dxa" w:w="60"/>
+              <w:left w:type="dxa" w:w="100"/>
+              <w:bottom w:type="dxa" w:w="60"/>
+              <w:right w:type="dxa" w:w="100"/>
+            </w:tcMar>
+          </w:tcPr>
+          <w:p>
+            <w:r>
+              <w:rPr>
+                <w:b/>
+                <w:bCs/>
+                <w:sz w:val="18"/>
+                <w:szCs w:val="18"/>
+              </w:rPr>
+              <w:t xml:space="preserve">What the app does now</w:t>
+            </w:r>
+          </w:p>
+        </w:tc>
+      </w:tr>
+      <w:tr>
+        <w:tc>
+          <w:tcPr>
+            <w:tcW w:type="dxa" w:w="2600"/>
+            <w:tcBorders>
+              <w:top w:val="single" w:color="BFBFBF" w:sz="4"/>
+              <w:left w:val="single" w:color="BFBFBF" w:sz="4"/>
+              <w:bottom w:val="single" w:color="BFBFBF" w:sz="4"/>
+              <w:right w:val="single" w:color="BFBFBF" w:sz="4"/>
+            </w:tcBorders>
+            <w:tcMar>
+              <w:top w:type="dxa" w:w="60"/>
+              <w:left w:type="dxa" w:w="100"/>
+              <w:bottom w:type="dxa" w:w="60"/>
+              <w:right w:type="dxa" w:w="100"/>
+            </w:tcMar>
+          </w:tcPr>
+          <w:p>
+            <w:r>
+              <w:rPr>
+                <w:sz w:val="18"/>
+                <w:szCs w:val="18"/>
+              </w:rPr>
+              <w:t xml:space="preserve">Titles said 'BARDER · row 2'</w:t>
+            </w:r>
+          </w:p>
+        </w:tc>
+        <w:tc>
+          <w:tcPr>
+            <w:tcW w:type="dxa" w:w="6760"/>
+            <w:tcBorders>
+              <w:top w:val="single" w:color="BFBFBF" w:sz="4"/>
+              <w:left w:val="single" w:color="BFBFBF" w:sz="4"/>
+              <w:bottom w:val="single" w:color="BFBFBF" w:sz="4"/>
+              <w:right w:val="single" w:color="BFBFBF" w:sz="4"/>
+            </w:tcBorders>
+            <w:tcMar>
+              <w:top w:type="dxa" w:w="60"/>
+              <w:left w:type="dxa" w:w="100"/>
+              <w:bottom w:type="dxa" w:w="60"/>
+              <w:right w:type="dxa" w:w="100"/>
+            </w:tcMar>
+          </w:tcPr>
+          <w:p>
+            <w:r>
+              <w:rPr>
+                <w:sz w:val="18"/>
+                <w:szCs w:val="18"/>
+              </w:rPr>
+              <w:t xml:space="preserve">Each item is titled by its root cause, naming the person, code, fund or firm: 'Priya Nair · Rep code mismatch on 2210'. Until Claude answers, the title is built from the match flags; Claude's own headline (up to 100 characters) replaces it when it arrives. The file and row move to a second line.</w:t>
+            </w:r>
+          </w:p>
+        </w:tc>
+      </w:tr>
+      <w:tr>
+        <w:tc>
+          <w:tcPr>
+            <w:tcW w:type="dxa" w:w="2600"/>
+            <w:tcBorders>
+              <w:top w:val="single" w:color="BFBFBF" w:sz="4"/>
+              <w:left w:val="single" w:color="BFBFBF" w:sz="4"/>
+              <w:bottom w:val="single" w:color="BFBFBF" w:sz="4"/>
+              <w:right w:val="single" w:color="BFBFBF" w:sz="4"/>
+            </w:tcBorders>
+            <w:tcMar>
+              <w:top w:type="dxa" w:w="60"/>
+              <w:left w:type="dxa" w:w="100"/>
+              <w:bottom w:type="dxa" w:w="60"/>
+              <w:right w:type="dxa" w:w="100"/>
+            </w:tcMar>
+          </w:tcPr>
+          <w:p>
+            <w:r>
+              <w:rPr>
+                <w:sz w:val="18"/>
+                <w:szCs w:val="18"/>
+              </w:rPr>
+              <w:t xml:space="preserve">'Why it needs review' repeated itself</w:t>
+            </w:r>
+          </w:p>
+        </w:tc>
+        <w:tc>
+          <w:tcPr>
+            <w:tcW w:type="dxa" w:w="6760"/>
+            <w:tcBorders>
+              <w:top w:val="single" w:color="BFBFBF" w:sz="4"/>
+              <w:left w:val="single" w:color="BFBFBF" w:sz="4"/>
+              <w:bottom w:val="single" w:color="BFBFBF" w:sz="4"/>
+              <w:right w:val="single" w:color="BFBFBF" w:sz="4"/>
+            </w:tcBorders>
+            <w:tcMar>
+              <w:top w:type="dxa" w:w="60"/>
+              <w:left w:type="dxa" w:w="100"/>
+              <w:bottom w:type="dxa" w:w="60"/>
+              <w:right w:type="dxa" w:w="100"/>
+            </w:tcMar>
+          </w:tcPr>
+          <w:p>
+            <w:r>
+              <w:rPr>
+                <w:sz w:val="18"/>
+                <w:szCs w:val="18"/>
+              </w:rPr>
+              <w:t xml:space="preserve">Shows the matcher's specific notes, each once (duplicates removed); the generic flag wording is used only when a row has no notes.</w:t>
+            </w:r>
+          </w:p>
+        </w:tc>
+      </w:tr>
+      <w:tr>
+        <w:tc>
+          <w:tcPr>
+            <w:tcW w:type="dxa" w:w="2600"/>
+            <w:tcBorders>
+              <w:top w:val="single" w:color="BFBFBF" w:sz="4"/>
+              <w:left w:val="single" w:color="BFBFBF" w:sz="4"/>
+              <w:bottom w:val="single" w:color="BFBFBF" w:sz="4"/>
+              <w:right w:val="single" w:color="BFBFBF" w:sz="4"/>
+            </w:tcBorders>
+            <w:tcMar>
+              <w:top w:type="dxa" w:w="60"/>
+              <w:left w:type="dxa" w:w="100"/>
+              <w:bottom w:type="dxa" w:w="60"/>
+              <w:right w:type="dxa" w:w="100"/>
+            </w:tcMar>
+          </w:tcPr>
+          <w:p>
+            <w:r>
+              <w:rPr>
+                <w:sz w:val="18"/>
+                <w:szCs w:val="18"/>
+              </w:rPr>
+              <w:t xml:space="preserve">Some rows only the dealer can settle</w:t>
+            </w:r>
+          </w:p>
+        </w:tc>
+        <w:tc>
+          <w:tcPr>
+            <w:tcW w:type="dxa" w:w="6760"/>
+            <w:tcBorders>
+              <w:top w:val="single" w:color="BFBFBF" w:sz="4"/>
+              <w:left w:val="single" w:color="BFBFBF" w:sz="4"/>
+              <w:bottom w:val="single" w:color="BFBFBF" w:sz="4"/>
+              <w:right w:val="single" w:color="BFBFBF" w:sz="4"/>
+            </w:tcBorders>
+            <w:tcMar>
+              <w:top w:type="dxa" w:w="60"/>
+              <w:left w:type="dxa" w:w="100"/>
+              <w:bottom w:type="dxa" w:w="60"/>
+              <w:right w:type="dxa" w:w="100"/>
+            </w:tcMar>
+          </w:tcPr>
+          <w:p>
+            <w:r>
+              <w:rPr>
+                <w:sz w:val="18"/>
+                <w:szCs w:val="18"/>
+              </w:rPr>
+              <w:t xml:space="preserve">A fourth decision, Put on hold, asks what needs to be found out (pre-filled with Claude's homework when it recommends Hold) and moves the row to a new On Hold tab. From there: Accept, Reject or Release back to Needs Decision. Any decision takes the row off hold. Claude can now recommend Accept, Reject or Hold.</w:t>
+            </w:r>
+          </w:p>
+        </w:tc>
+      </w:tr>
+      <w:tr>
+        <w:tc>
+          <w:tcPr>
+            <w:tcW w:type="dxa" w:w="2600"/>
+            <w:tcBorders>
+              <w:top w:val="single" w:color="BFBFBF" w:sz="4"/>
+              <w:left w:val="single" w:color="BFBFBF" w:sz="4"/>
+              <w:bottom w:val="single" w:color="BFBFBF" w:sz="4"/>
+              <w:right w:val="single" w:color="BFBFBF" w:sz="4"/>
+            </w:tcBorders>
+            <w:tcMar>
+              <w:top w:type="dxa" w:w="60"/>
+              <w:left w:type="dxa" w:w="100"/>
+              <w:bottom w:type="dxa" w:w="60"/>
+              <w:right w:type="dxa" w:w="100"/>
+            </w:tcMar>
+          </w:tcPr>
+          <w:p>
+            <w:r>
+              <w:rPr>
+                <w:sz w:val="18"/>
+                <w:szCs w:val="18"/>
+              </w:rPr>
+              <w:t xml:space="preserve">Does approving a roster row create the records?</w:t>
+            </w:r>
+          </w:p>
+        </w:tc>
+        <w:tc>
+          <w:tcPr>
+            <w:tcW w:type="dxa" w:w="6760"/>
+            <w:tcBorders>
+              <w:top w:val="single" w:color="BFBFBF" w:sz="4"/>
+              <w:left w:val="single" w:color="BFBFBF" w:sz="4"/>
+              <w:bottom w:val="single" w:color="BFBFBF" w:sz="4"/>
+              <w:right w:val="single" w:color="BFBFBF" w:sz="4"/>
+            </w:tcBorders>
+            <w:tcMar>
+              <w:top w:type="dxa" w:w="60"/>
+              <w:left w:type="dxa" w:w="100"/>
+              <w:bottom w:type="dxa" w:w="60"/>
+              <w:right w:type="dxa" w:w="100"/>
+            </w:tcMar>
+          </w:tcPr>
+          <w:p>
+            <w:r>
+              <w:rPr>
+                <w:sz w:val="18"/>
+                <w:szCs w:val="18"/>
+              </w:rPr>
+              <w:t xml:space="preserve">Roster rows list exactly what approving will do before you click: create the advisor (and at which branch), create the code, end the previous holder's assignment (with the date), assign the code 100% from the roster date, and close the code review and re-match its held trades. Rows that cannot be approved say why and Approve is switched off (a missing firm can still be chosen first).</w:t>
+            </w:r>
+          </w:p>
+        </w:tc>
+      </w:tr>
+      <w:tr>
+        <w:tc>
+          <w:tcPr>
+            <w:tcW w:type="dxa" w:w="2600"/>
+            <w:tcBorders>
+              <w:top w:val="single" w:color="BFBFBF" w:sz="4"/>
+              <w:left w:val="single" w:color="BFBFBF" w:sz="4"/>
+              <w:bottom w:val="single" w:color="BFBFBF" w:sz="4"/>
+              <w:right w:val="single" w:color="BFBFBF" w:sz="4"/>
+            </w:tcBorders>
+            <w:tcMar>
+              <w:top w:type="dxa" w:w="60"/>
+              <w:left w:type="dxa" w:w="100"/>
+              <w:bottom w:type="dxa" w:w="60"/>
+              <w:right w:type="dxa" w:w="100"/>
+            </w:tcMar>
+          </w:tcPr>
+          <w:p>
+            <w:r>
+              <w:rPr>
+                <w:sz w:val="18"/>
+                <w:szCs w:val="18"/>
+              </w:rPr>
+              <w:t xml:space="preserve">'Firm:Northgate…' with no space</w:t>
+            </w:r>
+          </w:p>
+        </w:tc>
+        <w:tc>
+          <w:tcPr>
+            <w:tcW w:type="dxa" w:w="6760"/>
+            <w:tcBorders>
+              <w:top w:val="single" w:color="BFBFBF" w:sz="4"/>
+              <w:left w:val="single" w:color="BFBFBF" w:sz="4"/>
+              <w:bottom w:val="single" w:color="BFBFBF" w:sz="4"/>
+              <w:right w:val="single" w:color="BFBFBF" w:sz="4"/>
+            </w:tcBorders>
+            <w:tcMar>
+              <w:top w:type="dxa" w:w="60"/>
+              <w:left w:type="dxa" w:w="100"/>
+              <w:bottom w:type="dxa" w:w="60"/>
+              <w:right w:type="dxa" w:w="100"/>
+            </w:tcMar>
+          </w:tcPr>
+          <w:p>
+            <w:r>
+              <w:rPr>
+                <w:sz w:val="18"/>
+                <w:szCs w:val="18"/>
+              </w:rPr>
+              <w:t xml:space="preserve">Labels and values are separate elements with a margin; LWC drops whitespace between an element and an expression, which caused it.</w:t>
+            </w:r>
+          </w:p>
+        </w:tc>
+      </w:tr>
+      <w:tr>
+        <w:tc>
+          <w:tcPr>
+            <w:tcW w:type="dxa" w:w="2600"/>
+            <w:tcBorders>
+              <w:top w:val="single" w:color="BFBFBF" w:sz="4"/>
+              <w:left w:val="single" w:color="BFBFBF" w:sz="4"/>
+              <w:bottom w:val="single" w:color="BFBFBF" w:sz="4"/>
+              <w:right w:val="single" w:color="BFBFBF" w:sz="4"/>
+            </w:tcBorders>
+            <w:tcMar>
+              <w:top w:type="dxa" w:w="60"/>
+              <w:left w:type="dxa" w:w="100"/>
+              <w:bottom w:type="dxa" w:w="60"/>
+              <w:right w:type="dxa" w:w="100"/>
+            </w:tcMar>
+          </w:tcPr>
+          <w:p>
+            <w:r>
+              <w:rPr>
+                <w:sz w:val="18"/>
+                <w:szCs w:val="18"/>
+              </w:rPr>
+              <w:t xml:space="preserve">Claude's answer as a table</w:t>
+            </w:r>
+          </w:p>
+        </w:tc>
+        <w:tc>
+          <w:tcPr>
+            <w:tcW w:type="dxa" w:w="6760"/>
+            <w:tcBorders>
+              <w:top w:val="single" w:color="BFBFBF" w:sz="4"/>
+              <w:left w:val="single" w:color="BFBFBF" w:sz="4"/>
+              <w:bottom w:val="single" w:color="BFBFBF" w:sz="4"/>
+              <w:right w:val="single" w:color="BFBFBF" w:sz="4"/>
+            </w:tcBorders>
+            <w:tcMar>
+              <w:top w:type="dxa" w:w="60"/>
+              <w:left w:type="dxa" w:w="100"/>
+              <w:bottom w:type="dxa" w:w="60"/>
+              <w:right w:type="dxa" w:w="100"/>
+            </w:tcMar>
+          </w:tcPr>
+          <w:p>
+            <w:r>
+              <w:rPr>
+                <w:sz w:val="18"/>
+                <w:szCs w:val="18"/>
+              </w:rPr>
+              <w:t xml:space="preserve">Claude answers per field: Field, Suggestion, Confidence, Reason. Shown in Trade Review and, through the new AI Suggestion Table component, on the Import Staging Row and Code Follow-Up record pages.</w:t>
+            </w:r>
+          </w:p>
+        </w:tc>
+      </w:tr>
+      <w:tr>
+        <w:tc>
+          <w:tcPr>
+            <w:tcW w:type="dxa" w:w="2600"/>
+            <w:tcBorders>
+              <w:top w:val="single" w:color="BFBFBF" w:sz="4"/>
+              <w:left w:val="single" w:color="BFBFBF" w:sz="4"/>
+              <w:bottom w:val="single" w:color="BFBFBF" w:sz="4"/>
+              <w:right w:val="single" w:color="BFBFBF" w:sz="4"/>
+            </w:tcBorders>
+            <w:tcMar>
+              <w:top w:type="dxa" w:w="60"/>
+              <w:left w:type="dxa" w:w="100"/>
+              <w:bottom w:type="dxa" w:w="60"/>
+              <w:right w:type="dxa" w:w="100"/>
+            </w:tcMar>
+          </w:tcPr>
+          <w:p>
+            <w:r>
+              <w:rPr>
+                <w:sz w:val="18"/>
+                <w:szCs w:val="18"/>
+              </w:rPr>
+              <w:t xml:space="preserve">Contact the firm from the app</w:t>
+            </w:r>
+          </w:p>
+        </w:tc>
+        <w:tc>
+          <w:tcPr>
+            <w:tcW w:type="dxa" w:w="6760"/>
+            <w:tcBorders>
+              <w:top w:val="single" w:color="BFBFBF" w:sz="4"/>
+              <w:left w:val="single" w:color="BFBFBF" w:sz="4"/>
+              <w:bottom w:val="single" w:color="BFBFBF" w:sz="4"/>
+              <w:right w:val="single" w:color="BFBFBF" w:sz="4"/>
+            </w:tcBorders>
+            <w:tcMar>
+              <w:top w:type="dxa" w:w="60"/>
+              <w:left w:type="dxa" w:w="100"/>
+              <w:bottom w:type="dxa" w:w="60"/>
+              <w:right w:type="dxa" w:w="100"/>
+            </w:tcMar>
+          </w:tcPr>
+          <w:p>
+            <w:r>
+              <w:rPr>
+                <w:sz w:val="18"/>
+                <w:szCs w:val="18"/>
+              </w:rPr>
+              <w:t xml:space="preserve">A 'Waiting for the firm' strip lists every firm with questions (rows on hold plus open code reviews). Email the firm drafts one email for all of them, written by Claude when it is on (a numbered list otherwise), and opens it in Salesforce's standard Send Email window addressed to the firm's Operations Contact and related to the firm Account, so a person edits and sends it and it is logged on the Account. Afterwards the app offers to mark the questions as asked; each item then shows 'Asked Oct 20', and after 3 days without an answer, a reminder label. Amounts are never included.</w:t>
+            </w:r>
+          </w:p>
+        </w:tc>
+      </w:tr>
+    </w:tbl>
+    <w:p>
+      <w:pPr>
+        <w:spacing w:after="120"/>
+      </w:pPr>
+    </w:p>
+    <w:p>
+      <w:pPr>
+        <w:pStyle w:val="Heading2"/>
+      </w:pPr>
+      <w:r>
+        <w:t xml:space="preserve">18.2 How it works</w:t>
+      </w:r>
+    </w:p>
+    <w:p>
+      <w:pPr>
+        <w:pStyle w:val="ListParagraph"/>
+        <w:numPr>
+          <w:ilvl w:val="0"/>
+          <w:numId w:val="3"/>
+        </w:numPr>
+        <w:spacing w:after="60"/>
+      </w:pPr>
+      <w:r>
+        <w:t xml:space="preserve">Answer format 2: each suggestion carries a headline, a list of field answers ({field, value, confidence, reason}, values by key, translated to record names before storing), an action (accept, reject, hold), homework (required for hold) and the overall explanation. Validation is strict and mirrored in Python with shared vectors: unknown fields, duplicate fields, values outside the item's choices and 'accept' without the firm and fund the row needs are rejected; text is length-capped and cleaned of internal keys.</w:t>
+      </w:r>
+    </w:p>
+    <w:p>
+      <w:pPr>
+        <w:pStyle w:val="ListParagraph"/>
+        <w:numPr>
+          <w:ilvl w:val="0"/>
+          <w:numId w:val="3"/>
+        </w:numPr>
+        <w:spacing w:after="60"/>
+      </w:pPr>
+      <w:r>
+        <w:t xml:space="preserve">Token logging: every AI Request Log records input, output and cached input tokens, read from the provider's response (Models API usage block or Anthropic usage, including cache reads and writes).</w:t>
+      </w:r>
+    </w:p>
+    <w:p>
+      <w:pPr>
+        <w:pStyle w:val="ListParagraph"/>
+        <w:numPr>
+          <w:ilvl w:val="0"/>
+          <w:numId w:val="3"/>
+        </w:numPr>
+        <w:spacing w:after="60"/>
+      </w:pPr>
+      <w:r>
+        <w:t xml:space="preserve">Prompt caching (Standard tier): the instructions, which are the same on every request, are sent as a cached system block; only the items change. Anthropic bills cache reads at a fraction of the normal input rate. The Models API route sends the same text as one prompt.</w:t>
+      </w:r>
+    </w:p>
+    <w:p>
+      <w:pPr>
+        <w:pStyle w:val="ListParagraph"/>
+        <w:numPr>
+          <w:ilvl w:val="0"/>
+          <w:numId w:val="3"/>
+        </w:numPr>
+        <w:spacing w:after="60"/>
+      </w:pPr>
+      <w:r>
+        <w:t xml:space="preserve">Firm follow-up email: ReviewController.draftFirmEmail gathers the firm's on-hold rows (by matched firm, or the mapping profile's firm for single-firm feeds) and open code reviews, builds one question per item without amounts, and asks Claude for a JSON {subject, body}. The call is logged with Purpose 'Firm Follow-up'; an unusable answer is logged Invalid and the standard list is used. The body is HTML-escaped before it reaches the email window. Nothing is sent by Apex.</w:t>
+      </w:r>
+    </w:p>
+    <w:p>
+      <w:pPr>
+        <w:pStyle w:val="ListParagraph"/>
+        <w:numPr>
+          <w:ilvl w:val="0"/>
+          <w:numId w:val="3"/>
+        </w:numPr>
+        <w:spacing w:after="60"/>
+      </w:pPr>
+      <w:r>
+        <w:t xml:space="preserve">On hold is a flag on the staging row, not a new status, so matching, re-matching and every existing rule are unchanged; a row on hold that a later fix matches (for example an approved roster row) simply leaves the queue.</w:t>
+      </w:r>
+    </w:p>
+    <w:p>
+      <w:pPr>
+        <w:pStyle w:val="Heading2"/>
+      </w:pPr>
+      <w:r>
+        <w:t xml:space="preserve">18.3 Delivered</w:t>
+      </w:r>
+    </w:p>
+    <w:p>
+      <w:pPr>
+        <w:pStyle w:val="ListParagraph"/>
+        <w:numPr>
+          <w:ilvl w:val="0"/>
+          <w:numId w:val="3"/>
+        </w:numPr>
+        <w:spacing w:after="60"/>
+      </w:pPr>
+      <w:r>
+        <w:t xml:space="preserve">Apex: ReviewController (holdRow, releaseHold, draftFirmEmail, markAsked; headlines, de-duplicated notes, field table, roster preview, firm follow-ups in the queue), RosterApprovalService.preview, ClaudeSuggestionService (answer format 2, headline, action, homework, field table), ClaudeService and both clients (token counts, cache marker), ReviewDecisionService (clears On Hold), TradeMatcher and CodeFollowUpService (clear the new Claude fields on re-match). Tests: 8 new in ReviewControllerTest (hold and release, hold refusals, one email per firm without amounts, Claude-drafted email logged and its fallback, missing contact, standard questions, roster preview, headlines and notes), plus cache and token tests in AnthropicApiClientTest and ClaudeServiceTest; validation vectors regenerated.</w:t>
+      </w:r>
+    </w:p>
+    <w:p>
+      <w:pPr>
+        <w:pStyle w:val="ListParagraph"/>
+        <w:numPr>
+          <w:ilvl w:val="0"/>
+          <w:numId w:val="3"/>
+        </w:numPr>
+        <w:spacing w:after="60"/>
+      </w:pPr>
+      <w:r>
+        <w:t xml:space="preserve">LWC: tradeReview (On Hold tab, hold dialog, field table, recommended action, approval preview, firm follow-up strip and Send Email, asked and reminder labels; 30 Jest tests) and aiSuggestionTable (new, record pages; 5 Jest tests).</w:t>
+      </w:r>
+    </w:p>
+    <w:p>
+      <w:pPr>
+        <w:pStyle w:val="ListParagraph"/>
+        <w:numPr>
+          <w:ilvl w:val="0"/>
+          <w:numId w:val="3"/>
+        </w:numPr>
+        <w:spacing w:after="60"/>
+      </w:pPr>
+      <w:r>
+        <w:t xml:space="preserve">Metadata: 9 fields on Import Staging Row, 3 on Code Follow-Up, Operations Contact on Account, 3 token fields on AI Request Log and the 'Firm Follow-up' purpose; layouts and permission sets updated (Admin edits Operations Contact; Reviewer reads it and Contact Email).</w:t>
+      </w:r>
+    </w:p>
+    <w:p>
+      <w:pPr>
+        <w:pStyle w:val="Heading2"/>
+      </w:pPr>
+      <w:r>
+        <w:t xml:space="preserve">18.4 Field definitions (generated from the built metadata)</w:t>
+      </w:r>
+    </w:p>
+    <w:p>
+      <w:pPr>
+        <w:pStyle w:val="Heading3"/>
+      </w:pPr>
+      <w:r>
+        <w:t xml:space="preserve">Import Staging Row</w:t>
+      </w:r>
+    </w:p>
+    <w:p>
+      <w:pPr>
+        <w:spacing w:after="0"/>
+        <w:ind w:left="200"/>
+      </w:pPr>
+      <w:r>
+        <w:rPr>
+          <w:b/>
+          <w:bCs/>
+          <w:sz w:val="20"/>
+          <w:szCs w:val="20"/>
+        </w:rPr>
+        <w:t xml:space="preserve">Name: </w:t>
+      </w:r>
+      <w:r>
+        <w:rPr>
+          <w:sz w:val="20"/>
+          <w:szCs w:val="20"/>
+        </w:rPr>
+        <w:t xml:space="preserve">AI Headline</w:t>
+      </w:r>
+    </w:p>
+    <w:p>
+      <w:pPr>
+        <w:spacing w:after="0"/>
+        <w:ind w:left="200"/>
+      </w:pPr>
+      <w:r>
+        <w:rPr>
+          <w:b/>
+          <w:bCs/>
+          <w:sz w:val="20"/>
+          <w:szCs w:val="20"/>
+        </w:rPr>
+        <w:t xml:space="preserve">API: </w:t>
+      </w:r>
+      <w:r>
+        <w:rPr>
+          <w:sz w:val="20"/>
+          <w:szCs w:val="20"/>
+        </w:rPr>
+        <w:t xml:space="preserve">AI_Headline__c</w:t>
+      </w:r>
+    </w:p>
+    <w:p>
+      <w:pPr>
+        <w:spacing w:after="0"/>
+        <w:ind w:left="200"/>
+      </w:pPr>
+      <w:r>
+        <w:rPr>
+          <w:b/>
+          <w:bCs/>
+          <w:sz w:val="20"/>
+          <w:szCs w:val="20"/>
+        </w:rPr>
+        <w:t xml:space="preserve">Type: </w:t>
+      </w:r>
+      <w:r>
+        <w:rPr>
+          <w:sz w:val="20"/>
+          <w:szCs w:val="20"/>
+        </w:rPr>
+        <w:t xml:space="preserve">Text(100)</w:t>
+      </w:r>
+    </w:p>
+    <w:p>
+      <w:pPr>
+        <w:spacing w:after="0"/>
+        <w:ind w:left="200"/>
+      </w:pPr>
+      <w:r>
+        <w:rPr>
+          <w:b/>
+          <w:bCs/>
+          <w:sz w:val="20"/>
+          <w:szCs w:val="20"/>
+        </w:rPr>
+        <w:t xml:space="preserve">Description: </w:t>
+      </w:r>
+      <w:r>
+        <w:rPr>
+          <w:sz w:val="20"/>
+          <w:szCs w:val="20"/>
+        </w:rPr>
+        <w:t xml:space="preserve">Claude's one-line root cause for the row, naming the person, code, fund or firm involved (for example: Priya Nair - rep code mismatch on 2210). Shown as the row's title in Trade Review; until Claude answers, the app builds one from the match flags. Cleared when the row is re-matched.</w:t>
+      </w:r>
+    </w:p>
+    <w:p>
+      <w:pPr>
+        <w:pBdr>
+          <w:bottom w:val="single" w:color="D9D9D9" w:sz="2" w:space="4"/>
+        </w:pBdr>
+        <w:spacing w:after="160"/>
+        <w:ind w:left="200"/>
+      </w:pPr>
+      <w:r>
+        <w:rPr>
+          <w:b/>
+          <w:bCs/>
+          <w:sz w:val="20"/>
+          <w:szCs w:val="20"/>
+        </w:rPr>
+        <w:t xml:space="preserve">Help: </w:t>
+      </w:r>
+      <w:r>
+        <w:rPr>
+          <w:sz w:val="20"/>
+          <w:szCs w:val="20"/>
+        </w:rPr>
+        <w:t xml:space="preserve">Claude's short summary of what is wrong with this row.</w:t>
+      </w:r>
+    </w:p>
+    <w:p>
+      <w:pPr>
+        <w:spacing w:after="0"/>
+        <w:ind w:left="200"/>
+      </w:pPr>
+      <w:r>
+        <w:rPr>
+          <w:b/>
+          <w:bCs/>
+          <w:sz w:val="20"/>
+          <w:szCs w:val="20"/>
+        </w:rPr>
+        <w:t xml:space="preserve">Name: </w:t>
+      </w:r>
+      <w:r>
+        <w:rPr>
+          <w:sz w:val="20"/>
+          <w:szCs w:val="20"/>
+        </w:rPr>
+        <w:t xml:space="preserve">AI Recommended Action</w:t>
+      </w:r>
+    </w:p>
+    <w:p>
+      <w:pPr>
+        <w:spacing w:after="0"/>
+        <w:ind w:left="200"/>
+      </w:pPr>
+      <w:r>
+        <w:rPr>
+          <w:b/>
+          <w:bCs/>
+          <w:sz w:val="20"/>
+          <w:szCs w:val="20"/>
+        </w:rPr>
+        <w:t xml:space="preserve">API: </w:t>
+      </w:r>
+      <w:r>
+        <w:rPr>
+          <w:sz w:val="20"/>
+          <w:szCs w:val="20"/>
+        </w:rPr>
+        <w:t xml:space="preserve">AI_Recommended_Action__c</w:t>
+      </w:r>
+    </w:p>
+    <w:p>
+      <w:pPr>
+        <w:spacing w:after="0"/>
+        <w:ind w:left="200"/>
+      </w:pPr>
+      <w:r>
+        <w:rPr>
+          <w:b/>
+          <w:bCs/>
+          <w:sz w:val="20"/>
+          <w:szCs w:val="20"/>
+        </w:rPr>
+        <w:t xml:space="preserve">Type: </w:t>
+      </w:r>
+      <w:r>
+        <w:rPr>
+          <w:sz w:val="20"/>
+          <w:szCs w:val="20"/>
+        </w:rPr>
+        <w:t xml:space="preserve">Picklist (values: Accept, Reject, Hold)</w:t>
+      </w:r>
+    </w:p>
+    <w:p>
+      <w:pPr>
+        <w:spacing w:after="0"/>
+        <w:ind w:left="200"/>
+      </w:pPr>
+      <w:r>
+        <w:rPr>
+          <w:b/>
+          <w:bCs/>
+          <w:sz w:val="20"/>
+          <w:szCs w:val="20"/>
+        </w:rPr>
+        <w:t xml:space="preserve">Description: </w:t>
+      </w:r>
+      <w:r>
+        <w:rPr>
+          <w:sz w:val="20"/>
+          <w:szCs w:val="20"/>
+        </w:rPr>
+        <w:t xml:space="preserve">The decision Claude recommends: Accept (with the firm and fund it suggests), Reject, or Hold (only the dealer can settle it; see AI Homework). Advisory only; a person always decides.</w:t>
+      </w:r>
+    </w:p>
+    <w:p>
+      <w:pPr>
+        <w:pBdr>
+          <w:bottom w:val="single" w:color="D9D9D9" w:sz="2" w:space="4"/>
+        </w:pBdr>
+        <w:spacing w:after="160"/>
+        <w:ind w:left="200"/>
+      </w:pPr>
+      <w:r>
+        <w:rPr>
+          <w:b/>
+          <w:bCs/>
+          <w:sz w:val="20"/>
+          <w:szCs w:val="20"/>
+        </w:rPr>
+        <w:t xml:space="preserve">Help: </w:t>
+      </w:r>
+      <w:r>
+        <w:rPr>
+          <w:sz w:val="20"/>
+          <w:szCs w:val="20"/>
+        </w:rPr>
+        <w:t xml:space="preserve">What Claude recommends doing with this row. You make the final decision.</w:t>
+      </w:r>
+    </w:p>
+    <w:p>
+      <w:pPr>
+        <w:spacing w:after="0"/>
+        <w:ind w:left="200"/>
+      </w:pPr>
+      <w:r>
+        <w:rPr>
+          <w:b/>
+          <w:bCs/>
+          <w:sz w:val="20"/>
+          <w:szCs w:val="20"/>
+        </w:rPr>
+        <w:t xml:space="preserve">Name: </w:t>
+      </w:r>
+      <w:r>
+        <w:rPr>
+          <w:sz w:val="20"/>
+          <w:szCs w:val="20"/>
+        </w:rPr>
+        <w:t xml:space="preserve">AI Homework</w:t>
+      </w:r>
+    </w:p>
+    <w:p>
+      <w:pPr>
+        <w:spacing w:after="0"/>
+        <w:ind w:left="200"/>
+      </w:pPr>
+      <w:r>
+        <w:rPr>
+          <w:b/>
+          <w:bCs/>
+          <w:sz w:val="20"/>
+          <w:szCs w:val="20"/>
+        </w:rPr>
+        <w:t xml:space="preserve">API: </w:t>
+      </w:r>
+      <w:r>
+        <w:rPr>
+          <w:sz w:val="20"/>
+          <w:szCs w:val="20"/>
+        </w:rPr>
+        <w:t xml:space="preserve">AI_Homework__c</w:t>
+      </w:r>
+    </w:p>
+    <w:p>
+      <w:pPr>
+        <w:spacing w:after="0"/>
+        <w:ind w:left="200"/>
+      </w:pPr>
+      <w:r>
+        <w:rPr>
+          <w:b/>
+          <w:bCs/>
+          <w:sz w:val="20"/>
+          <w:szCs w:val="20"/>
+        </w:rPr>
+        <w:t xml:space="preserve">Type: </w:t>
+      </w:r>
+      <w:r>
+        <w:rPr>
+          <w:sz w:val="20"/>
+          <w:szCs w:val="20"/>
+        </w:rPr>
+        <w:t xml:space="preserve">Long Text Area(1000)</w:t>
+      </w:r>
+    </w:p>
+    <w:p>
+      <w:pPr>
+        <w:spacing w:after="0"/>
+        <w:ind w:left="200"/>
+      </w:pPr>
+      <w:r>
+        <w:rPr>
+          <w:b/>
+          <w:bCs/>
+          <w:sz w:val="20"/>
+          <w:szCs w:val="20"/>
+        </w:rPr>
+        <w:t xml:space="preserve">Description: </w:t>
+      </w:r>
+      <w:r>
+        <w:rPr>
+          <w:sz w:val="20"/>
+          <w:szCs w:val="20"/>
+        </w:rPr>
+        <w:t xml:space="preserve">When Claude recommends Hold, what needs to be found out from the dealer, worded as a question. Pre-fills the Put on hold dialog and the firm follow-up email.</w:t>
+      </w:r>
+    </w:p>
+    <w:p>
+      <w:pPr>
+        <w:pBdr>
+          <w:bottom w:val="single" w:color="D9D9D9" w:sz="2" w:space="4"/>
+        </w:pBdr>
+        <w:spacing w:after="160"/>
+        <w:ind w:left="200"/>
+      </w:pPr>
+      <w:r>
+        <w:rPr>
+          <w:b/>
+          <w:bCs/>
+          <w:sz w:val="20"/>
+          <w:szCs w:val="20"/>
+        </w:rPr>
+        <w:t xml:space="preserve">Help: </w:t>
+      </w:r>
+      <w:r>
+        <w:rPr>
+          <w:sz w:val="20"/>
+          <w:szCs w:val="20"/>
+        </w:rPr>
+        <w:t xml:space="preserve">What Claude suggests asking the dealer before this row can be decided.</w:t>
+      </w:r>
+    </w:p>
+    <w:p>
+      <w:pPr>
+        <w:spacing w:after="0"/>
+        <w:ind w:left="200"/>
+      </w:pPr>
+      <w:r>
+        <w:rPr>
+          <w:b/>
+          <w:bCs/>
+          <w:sz w:val="20"/>
+          <w:szCs w:val="20"/>
+        </w:rPr>
+        <w:t xml:space="preserve">Name: </w:t>
+      </w:r>
+      <w:r>
+        <w:rPr>
+          <w:sz w:val="20"/>
+          <w:szCs w:val="20"/>
+        </w:rPr>
+        <w:t xml:space="preserve">AI Field Suggestions</w:t>
+      </w:r>
+    </w:p>
+    <w:p>
+      <w:pPr>
+        <w:spacing w:after="0"/>
+        <w:ind w:left="200"/>
+      </w:pPr>
+      <w:r>
+        <w:rPr>
+          <w:b/>
+          <w:bCs/>
+          <w:sz w:val="20"/>
+          <w:szCs w:val="20"/>
+        </w:rPr>
+        <w:t xml:space="preserve">API: </w:t>
+      </w:r>
+      <w:r>
+        <w:rPr>
+          <w:sz w:val="20"/>
+          <w:szCs w:val="20"/>
+        </w:rPr>
+        <w:t xml:space="preserve">AI_Field_Suggestions__c</w:t>
+      </w:r>
+    </w:p>
+    <w:p>
+      <w:pPr>
+        <w:spacing w:after="0"/>
+        <w:ind w:left="200"/>
+      </w:pPr>
+      <w:r>
+        <w:rPr>
+          <w:b/>
+          <w:bCs/>
+          <w:sz w:val="20"/>
+          <w:szCs w:val="20"/>
+        </w:rPr>
+        <w:t xml:space="preserve">Type: </w:t>
+      </w:r>
+      <w:r>
+        <w:rPr>
+          <w:sz w:val="20"/>
+          <w:szCs w:val="20"/>
+        </w:rPr>
+        <w:t xml:space="preserve">Long Text Area(5000)</w:t>
+      </w:r>
+    </w:p>
+    <w:p>
+      <w:pPr>
+        <w:spacing w:after="0"/>
+        <w:ind w:left="200"/>
+      </w:pPr>
+      <w:r>
+        <w:rPr>
+          <w:b/>
+          <w:bCs/>
+          <w:sz w:val="20"/>
+          <w:szCs w:val="20"/>
+        </w:rPr>
+        <w:t xml:space="preserve">Description: </w:t>
+      </w:r>
+      <w:r>
+        <w:rPr>
+          <w:sz w:val="20"/>
+          <w:szCs w:val="20"/>
+        </w:rPr>
+        <w:t xml:space="preserve">Claude's per-field answer as JSON: a list of {field, value, confidence, reason}, using record names, never IDs. Written by the system only; the Trade Review app and the AI Suggestion Table component render it as a table.</w:t>
+      </w:r>
+    </w:p>
+    <w:p>
+      <w:pPr>
+        <w:pBdr>
+          <w:bottom w:val="single" w:color="D9D9D9" w:sz="2" w:space="4"/>
+        </w:pBdr>
+        <w:spacing w:after="160"/>
+        <w:ind w:left="200"/>
+      </w:pPr>
+      <w:r>
+        <w:rPr>
+          <w:b/>
+          <w:bCs/>
+          <w:sz w:val="20"/>
+          <w:szCs w:val="20"/>
+        </w:rPr>
+        <w:t xml:space="preserve">Help: </w:t>
+      </w:r>
+      <w:r>
+        <w:rPr>
+          <w:sz w:val="20"/>
+          <w:szCs w:val="20"/>
+        </w:rPr>
+        <w:t xml:space="preserve">Claude's suggestion for each field, shown as a table on the page.</w:t>
+      </w:r>
+    </w:p>
+    <w:p>
+      <w:pPr>
+        <w:spacing w:after="0"/>
+        <w:ind w:left="200"/>
+      </w:pPr>
+      <w:r>
+        <w:rPr>
+          <w:b/>
+          <w:bCs/>
+          <w:sz w:val="20"/>
+          <w:szCs w:val="20"/>
+        </w:rPr>
+        <w:t xml:space="preserve">Name: </w:t>
+      </w:r>
+      <w:r>
+        <w:rPr>
+          <w:sz w:val="20"/>
+          <w:szCs w:val="20"/>
+        </w:rPr>
+        <w:t xml:space="preserve">On Hold</w:t>
+      </w:r>
+    </w:p>
+    <w:p>
+      <w:pPr>
+        <w:spacing w:after="0"/>
+        <w:ind w:left="200"/>
+      </w:pPr>
+      <w:r>
+        <w:rPr>
+          <w:b/>
+          <w:bCs/>
+          <w:sz w:val="20"/>
+          <w:szCs w:val="20"/>
+        </w:rPr>
+        <w:t xml:space="preserve">API: </w:t>
+      </w:r>
+      <w:r>
+        <w:rPr>
+          <w:sz w:val="20"/>
+          <w:szCs w:val="20"/>
+        </w:rPr>
+        <w:t xml:space="preserve">On_Hold__c</w:t>
+      </w:r>
+    </w:p>
+    <w:p>
+      <w:pPr>
+        <w:spacing w:after="0"/>
+        <w:ind w:left="200"/>
+      </w:pPr>
+      <w:r>
+        <w:rPr>
+          <w:b/>
+          <w:bCs/>
+          <w:sz w:val="20"/>
+          <w:szCs w:val="20"/>
+        </w:rPr>
+        <w:t xml:space="preserve">Type: </w:t>
+      </w:r>
+      <w:r>
+        <w:rPr>
+          <w:sz w:val="20"/>
+          <w:szCs w:val="20"/>
+        </w:rPr>
+        <w:t xml:space="preserve">Checkbox (default unchecked)</w:t>
+      </w:r>
+    </w:p>
+    <w:p>
+      <w:pPr>
+        <w:spacing w:after="0"/>
+        <w:ind w:left="200"/>
+      </w:pPr>
+      <w:r>
+        <w:rPr>
+          <w:b/>
+          <w:bCs/>
+          <w:sz w:val="20"/>
+          <w:szCs w:val="20"/>
+        </w:rPr>
+        <w:t xml:space="preserve">Description: </w:t>
+      </w:r>
+      <w:r>
+        <w:rPr>
+          <w:sz w:val="20"/>
+          <w:szCs w:val="20"/>
+        </w:rPr>
+        <w:t xml:space="preserve">Checked when a reviewer has parked the row until the dealer answers. On-hold rows show on the On Hold tab instead of Needs Decision. Cleared when the row is accepted, rejected or released.</w:t>
+      </w:r>
+    </w:p>
+    <w:p>
+      <w:pPr>
+        <w:pBdr>
+          <w:bottom w:val="single" w:color="D9D9D9" w:sz="2" w:space="4"/>
+        </w:pBdr>
+        <w:spacing w:after="160"/>
+        <w:ind w:left="200"/>
+      </w:pPr>
+      <w:r>
+        <w:rPr>
+          <w:b/>
+          <w:bCs/>
+          <w:sz w:val="20"/>
+          <w:szCs w:val="20"/>
+        </w:rPr>
+        <w:t xml:space="preserve">Help: </w:t>
+      </w:r>
+      <w:r>
+        <w:rPr>
+          <w:sz w:val="20"/>
+          <w:szCs w:val="20"/>
+        </w:rPr>
+        <w:t xml:space="preserve">Checked while this row waits for information from the dealer.</w:t>
+      </w:r>
+    </w:p>
+    <w:p>
+      <w:pPr>
+        <w:spacing w:after="0"/>
+        <w:ind w:left="200"/>
+      </w:pPr>
+      <w:r>
+        <w:rPr>
+          <w:b/>
+          <w:bCs/>
+          <w:sz w:val="20"/>
+          <w:szCs w:val="20"/>
+        </w:rPr>
+        <w:t xml:space="preserve">Name: </w:t>
+      </w:r>
+      <w:r>
+        <w:rPr>
+          <w:sz w:val="20"/>
+          <w:szCs w:val="20"/>
+        </w:rPr>
+        <w:t xml:space="preserve">On Hold Reason</w:t>
+      </w:r>
+    </w:p>
+    <w:p>
+      <w:pPr>
+        <w:spacing w:after="0"/>
+        <w:ind w:left="200"/>
+      </w:pPr>
+      <w:r>
+        <w:rPr>
+          <w:b/>
+          <w:bCs/>
+          <w:sz w:val="20"/>
+          <w:szCs w:val="20"/>
+        </w:rPr>
+        <w:t xml:space="preserve">API: </w:t>
+      </w:r>
+      <w:r>
+        <w:rPr>
+          <w:sz w:val="20"/>
+          <w:szCs w:val="20"/>
+        </w:rPr>
+        <w:t xml:space="preserve">On_Hold_Reason__c</w:t>
+      </w:r>
+    </w:p>
+    <w:p>
+      <w:pPr>
+        <w:spacing w:after="0"/>
+        <w:ind w:left="200"/>
+      </w:pPr>
+      <w:r>
+        <w:rPr>
+          <w:b/>
+          <w:bCs/>
+          <w:sz w:val="20"/>
+          <w:szCs w:val="20"/>
+        </w:rPr>
+        <w:t xml:space="preserve">Type: </w:t>
+      </w:r>
+      <w:r>
+        <w:rPr>
+          <w:sz w:val="20"/>
+          <w:szCs w:val="20"/>
+        </w:rPr>
+        <w:t xml:space="preserve">Long Text Area(2000)</w:t>
+      </w:r>
+    </w:p>
+    <w:p>
+      <w:pPr>
+        <w:spacing w:after="0"/>
+        <w:ind w:left="200"/>
+      </w:pPr>
+      <w:r>
+        <w:rPr>
+          <w:b/>
+          <w:bCs/>
+          <w:sz w:val="20"/>
+          <w:szCs w:val="20"/>
+        </w:rPr>
+        <w:t xml:space="preserve">Description: </w:t>
+      </w:r>
+      <w:r>
+        <w:rPr>
+          <w:sz w:val="20"/>
+          <w:szCs w:val="20"/>
+        </w:rPr>
+        <w:t xml:space="preserve">The reviewer's homework: what must be found out before the row can be decided. Required to put a row on hold; used as the question in the firm follow-up email. Kept after release for the record.</w:t>
+      </w:r>
+    </w:p>
+    <w:p>
+      <w:pPr>
+        <w:pBdr>
+          <w:bottom w:val="single" w:color="D9D9D9" w:sz="2" w:space="4"/>
+        </w:pBdr>
+        <w:spacing w:after="160"/>
+        <w:ind w:left="200"/>
+      </w:pPr>
+      <w:r>
+        <w:rPr>
+          <w:b/>
+          <w:bCs/>
+          <w:sz w:val="20"/>
+          <w:szCs w:val="20"/>
+        </w:rPr>
+        <w:t xml:space="preserve">Help: </w:t>
+      </w:r>
+      <w:r>
+        <w:rPr>
+          <w:sz w:val="20"/>
+          <w:szCs w:val="20"/>
+        </w:rPr>
+        <w:t xml:space="preserve">What needs to be found out before this row can be decided.</w:t>
+      </w:r>
+    </w:p>
+    <w:p>
+      <w:pPr>
+        <w:spacing w:after="0"/>
+        <w:ind w:left="200"/>
+      </w:pPr>
+      <w:r>
+        <w:rPr>
+          <w:b/>
+          <w:bCs/>
+          <w:sz w:val="20"/>
+          <w:szCs w:val="20"/>
+        </w:rPr>
+        <w:t xml:space="preserve">Name: </w:t>
+      </w:r>
+      <w:r>
+        <w:rPr>
+          <w:sz w:val="20"/>
+          <w:szCs w:val="20"/>
+        </w:rPr>
+        <w:t xml:space="preserve">On Hold By</w:t>
+      </w:r>
+    </w:p>
+    <w:p>
+      <w:pPr>
+        <w:spacing w:after="0"/>
+        <w:ind w:left="200"/>
+      </w:pPr>
+      <w:r>
+        <w:rPr>
+          <w:b/>
+          <w:bCs/>
+          <w:sz w:val="20"/>
+          <w:szCs w:val="20"/>
+        </w:rPr>
+        <w:t xml:space="preserve">API: </w:t>
+      </w:r>
+      <w:r>
+        <w:rPr>
+          <w:sz w:val="20"/>
+          <w:szCs w:val="20"/>
+        </w:rPr>
+        <w:t xml:space="preserve">On_Hold_By__c</w:t>
+      </w:r>
+    </w:p>
+    <w:p>
+      <w:pPr>
+        <w:spacing w:after="0"/>
+        <w:ind w:left="200"/>
+      </w:pPr>
+      <w:r>
+        <w:rPr>
+          <w:b/>
+          <w:bCs/>
+          <w:sz w:val="20"/>
+          <w:szCs w:val="20"/>
+        </w:rPr>
+        <w:t xml:space="preserve">Type: </w:t>
+      </w:r>
+      <w:r>
+        <w:rPr>
+          <w:sz w:val="20"/>
+          <w:szCs w:val="20"/>
+        </w:rPr>
+        <w:t xml:space="preserve">Lookup(User), optional, clear value if deleted</w:t>
+      </w:r>
+    </w:p>
+    <w:p>
+      <w:pPr>
+        <w:spacing w:after="0"/>
+        <w:ind w:left="200"/>
+      </w:pPr>
+      <w:r>
+        <w:rPr>
+          <w:b/>
+          <w:bCs/>
+          <w:sz w:val="20"/>
+          <w:szCs w:val="20"/>
+        </w:rPr>
+        <w:t xml:space="preserve">Description: </w:t>
+      </w:r>
+      <w:r>
+        <w:rPr>
+          <w:sz w:val="20"/>
+          <w:szCs w:val="20"/>
+        </w:rPr>
+        <w:t xml:space="preserve">The reviewer who put the row on hold. Set by the system.</w:t>
+      </w:r>
+    </w:p>
+    <w:p>
+      <w:pPr>
+        <w:pBdr>
+          <w:bottom w:val="single" w:color="D9D9D9" w:sz="2" w:space="4"/>
+        </w:pBdr>
+        <w:spacing w:after="160"/>
+        <w:ind w:left="200"/>
+      </w:pPr>
+      <w:r>
+        <w:rPr>
+          <w:b/>
+          <w:bCs/>
+          <w:sz w:val="20"/>
+          <w:szCs w:val="20"/>
+        </w:rPr>
+        <w:t xml:space="preserve">Help: </w:t>
+      </w:r>
+      <w:r>
+        <w:rPr>
+          <w:sz w:val="20"/>
+          <w:szCs w:val="20"/>
+        </w:rPr>
+        <w:t xml:space="preserve">Who put this row on hold.</w:t>
+      </w:r>
+    </w:p>
+    <w:p>
+      <w:pPr>
+        <w:spacing w:after="0"/>
+        <w:ind w:left="200"/>
+      </w:pPr>
+      <w:r>
+        <w:rPr>
+          <w:b/>
+          <w:bCs/>
+          <w:sz w:val="20"/>
+          <w:szCs w:val="20"/>
+        </w:rPr>
+        <w:t xml:space="preserve">Name: </w:t>
+      </w:r>
+      <w:r>
+        <w:rPr>
+          <w:sz w:val="20"/>
+          <w:szCs w:val="20"/>
+        </w:rPr>
+        <w:t xml:space="preserve">On Hold Since</w:t>
+      </w:r>
+    </w:p>
+    <w:p>
+      <w:pPr>
+        <w:spacing w:after="0"/>
+        <w:ind w:left="200"/>
+      </w:pPr>
+      <w:r>
+        <w:rPr>
+          <w:b/>
+          <w:bCs/>
+          <w:sz w:val="20"/>
+          <w:szCs w:val="20"/>
+        </w:rPr>
+        <w:t xml:space="preserve">API: </w:t>
+      </w:r>
+      <w:r>
+        <w:rPr>
+          <w:sz w:val="20"/>
+          <w:szCs w:val="20"/>
+        </w:rPr>
+        <w:t xml:space="preserve">On_Hold_Since__c</w:t>
+      </w:r>
+    </w:p>
+    <w:p>
+      <w:pPr>
+        <w:spacing w:after="0"/>
+        <w:ind w:left="200"/>
+      </w:pPr>
+      <w:r>
+        <w:rPr>
+          <w:b/>
+          <w:bCs/>
+          <w:sz w:val="20"/>
+          <w:szCs w:val="20"/>
+        </w:rPr>
+        <w:t xml:space="preserve">Type: </w:t>
+      </w:r>
+      <w:r>
+        <w:rPr>
+          <w:sz w:val="20"/>
+          <w:szCs w:val="20"/>
+        </w:rPr>
+        <w:t xml:space="preserve">Date/Time</w:t>
+      </w:r>
+    </w:p>
+    <w:p>
+      <w:pPr>
+        <w:spacing w:after="0"/>
+        <w:ind w:left="200"/>
+      </w:pPr>
+      <w:r>
+        <w:rPr>
+          <w:b/>
+          <w:bCs/>
+          <w:sz w:val="20"/>
+          <w:szCs w:val="20"/>
+        </w:rPr>
+        <w:t xml:space="preserve">Description: </w:t>
+      </w:r>
+      <w:r>
+        <w:rPr>
+          <w:sz w:val="20"/>
+          <w:szCs w:val="20"/>
+        </w:rPr>
+        <w:t xml:space="preserve">When the row was put on hold. Set by the system.</w:t>
+      </w:r>
+    </w:p>
+    <w:p>
+      <w:pPr>
+        <w:pBdr>
+          <w:bottom w:val="single" w:color="D9D9D9" w:sz="2" w:space="4"/>
+        </w:pBdr>
+        <w:spacing w:after="160"/>
+        <w:ind w:left="200"/>
+      </w:pPr>
+      <w:r>
+        <w:rPr>
+          <w:b/>
+          <w:bCs/>
+          <w:sz w:val="20"/>
+          <w:szCs w:val="20"/>
+        </w:rPr>
+        <w:t xml:space="preserve">Help: </w:t>
+      </w:r>
+      <w:r>
+        <w:rPr>
+          <w:sz w:val="20"/>
+          <w:szCs w:val="20"/>
+        </w:rPr>
+        <w:t xml:space="preserve">When this row was put on hold.</w:t>
+      </w:r>
+    </w:p>
+    <w:p>
+      <w:pPr>
+        <w:spacing w:after="0"/>
+        <w:ind w:left="200"/>
+      </w:pPr>
+      <w:r>
+        <w:rPr>
+          <w:b/>
+          <w:bCs/>
+          <w:sz w:val="20"/>
+          <w:szCs w:val="20"/>
+        </w:rPr>
+        <w:t xml:space="preserve">Name: </w:t>
+      </w:r>
+      <w:r>
+        <w:rPr>
+          <w:sz w:val="20"/>
+          <w:szCs w:val="20"/>
+        </w:rPr>
+        <w:t xml:space="preserve">Asked Firm At</w:t>
+      </w:r>
+    </w:p>
+    <w:p>
+      <w:pPr>
+        <w:spacing w:after="0"/>
+        <w:ind w:left="200"/>
+      </w:pPr>
+      <w:r>
+        <w:rPr>
+          <w:b/>
+          <w:bCs/>
+          <w:sz w:val="20"/>
+          <w:szCs w:val="20"/>
+        </w:rPr>
+        <w:t xml:space="preserve">API: </w:t>
+      </w:r>
+      <w:r>
+        <w:rPr>
+          <w:sz w:val="20"/>
+          <w:szCs w:val="20"/>
+        </w:rPr>
+        <w:t xml:space="preserve">Asked_Firm_At__c</w:t>
+      </w:r>
+    </w:p>
+    <w:p>
+      <w:pPr>
+        <w:spacing w:after="0"/>
+        <w:ind w:left="200"/>
+      </w:pPr>
+      <w:r>
+        <w:rPr>
+          <w:b/>
+          <w:bCs/>
+          <w:sz w:val="20"/>
+          <w:szCs w:val="20"/>
+        </w:rPr>
+        <w:t xml:space="preserve">Type: </w:t>
+      </w:r>
+      <w:r>
+        <w:rPr>
+          <w:sz w:val="20"/>
+          <w:szCs w:val="20"/>
+        </w:rPr>
+        <w:t xml:space="preserve">Date/Time</w:t>
+      </w:r>
+    </w:p>
+    <w:p>
+      <w:pPr>
+        <w:spacing w:after="0"/>
+        <w:ind w:left="200"/>
+      </w:pPr>
+      <w:r>
+        <w:rPr>
+          <w:b/>
+          <w:bCs/>
+          <w:sz w:val="20"/>
+          <w:szCs w:val="20"/>
+        </w:rPr>
+        <w:t xml:space="preserve">Description: </w:t>
+      </w:r>
+      <w:r>
+        <w:rPr>
+          <w:sz w:val="20"/>
+          <w:szCs w:val="20"/>
+        </w:rPr>
+        <w:t xml:space="preserve">When the row's question was last sent to the firm's Operations Contact from Trade Review. Drives the 'Asked on' label and the reminder after three days without an answer.</w:t>
+      </w:r>
+    </w:p>
+    <w:p>
+      <w:pPr>
+        <w:pBdr>
+          <w:bottom w:val="single" w:color="D9D9D9" w:sz="2" w:space="4"/>
+        </w:pBdr>
+        <w:spacing w:after="160"/>
+        <w:ind w:left="200"/>
+      </w:pPr>
+      <w:r>
+        <w:rPr>
+          <w:b/>
+          <w:bCs/>
+          <w:sz w:val="20"/>
+          <w:szCs w:val="20"/>
+        </w:rPr>
+        <w:t xml:space="preserve">Help: </w:t>
+      </w:r>
+      <w:r>
+        <w:rPr>
+          <w:sz w:val="20"/>
+          <w:szCs w:val="20"/>
+        </w:rPr>
+        <w:t xml:space="preserve">When the dealer was last asked about this row.</w:t>
+      </w:r>
+    </w:p>
+    <w:p>
+      <w:pPr>
+        <w:pStyle w:val="Heading3"/>
+      </w:pPr>
+      <w:r>
+        <w:t xml:space="preserve">Code Follow-Up</w:t>
+      </w:r>
+    </w:p>
+    <w:p>
+      <w:pPr>
+        <w:spacing w:after="0"/>
+        <w:ind w:left="200"/>
+      </w:pPr>
+      <w:r>
+        <w:rPr>
+          <w:b/>
+          <w:bCs/>
+          <w:sz w:val="20"/>
+          <w:szCs w:val="20"/>
+        </w:rPr>
+        <w:t xml:space="preserve">Name: </w:t>
+      </w:r>
+      <w:r>
+        <w:rPr>
+          <w:sz w:val="20"/>
+          <w:szCs w:val="20"/>
+        </w:rPr>
+        <w:t xml:space="preserve">AI Homework</w:t>
+      </w:r>
+    </w:p>
+    <w:p>
+      <w:pPr>
+        <w:spacing w:after="0"/>
+        <w:ind w:left="200"/>
+      </w:pPr>
+      <w:r>
+        <w:rPr>
+          <w:b/>
+          <w:bCs/>
+          <w:sz w:val="20"/>
+          <w:szCs w:val="20"/>
+        </w:rPr>
+        <w:t xml:space="preserve">API: </w:t>
+      </w:r>
+      <w:r>
+        <w:rPr>
+          <w:sz w:val="20"/>
+          <w:szCs w:val="20"/>
+        </w:rPr>
+        <w:t xml:space="preserve">AI_Homework__c</w:t>
+      </w:r>
+    </w:p>
+    <w:p>
+      <w:pPr>
+        <w:spacing w:after="0"/>
+        <w:ind w:left="200"/>
+      </w:pPr>
+      <w:r>
+        <w:rPr>
+          <w:b/>
+          <w:bCs/>
+          <w:sz w:val="20"/>
+          <w:szCs w:val="20"/>
+        </w:rPr>
+        <w:t xml:space="preserve">Type: </w:t>
+      </w:r>
+      <w:r>
+        <w:rPr>
+          <w:sz w:val="20"/>
+          <w:szCs w:val="20"/>
+        </w:rPr>
+        <w:t xml:space="preserve">Long Text Area(1000)</w:t>
+      </w:r>
+    </w:p>
+    <w:p>
+      <w:pPr>
+        <w:spacing w:after="0"/>
+        <w:ind w:left="200"/>
+      </w:pPr>
+      <w:r>
+        <w:rPr>
+          <w:b/>
+          <w:bCs/>
+          <w:sz w:val="20"/>
+          <w:szCs w:val="20"/>
+        </w:rPr>
+        <w:t xml:space="preserve">Description: </w:t>
+      </w:r>
+      <w:r>
+        <w:rPr>
+          <w:sz w:val="20"/>
+          <w:szCs w:val="20"/>
+        </w:rPr>
+        <w:t xml:space="preserve">Claude's question for the dealer about this code, used in the firm follow-up email. Written by the system only.</w:t>
+      </w:r>
+    </w:p>
+    <w:p>
+      <w:pPr>
+        <w:pBdr>
+          <w:bottom w:val="single" w:color="D9D9D9" w:sz="2" w:space="4"/>
+        </w:pBdr>
+        <w:spacing w:after="160"/>
+        <w:ind w:left="200"/>
+      </w:pPr>
+      <w:r>
+        <w:rPr>
+          <w:b/>
+          <w:bCs/>
+          <w:sz w:val="20"/>
+          <w:szCs w:val="20"/>
+        </w:rPr>
+        <w:t xml:space="preserve">Help: </w:t>
+      </w:r>
+      <w:r>
+        <w:rPr>
+          <w:sz w:val="20"/>
+          <w:szCs w:val="20"/>
+        </w:rPr>
+        <w:t xml:space="preserve">What Claude suggests asking the dealer about this code.</w:t>
+      </w:r>
+    </w:p>
+    <w:p>
+      <w:pPr>
+        <w:spacing w:after="0"/>
+        <w:ind w:left="200"/>
+      </w:pPr>
+      <w:r>
+        <w:rPr>
+          <w:b/>
+          <w:bCs/>
+          <w:sz w:val="20"/>
+          <w:szCs w:val="20"/>
+        </w:rPr>
+        <w:t xml:space="preserve">Name: </w:t>
+      </w:r>
+      <w:r>
+        <w:rPr>
+          <w:sz w:val="20"/>
+          <w:szCs w:val="20"/>
+        </w:rPr>
+        <w:t xml:space="preserve">AI Field Suggestions</w:t>
+      </w:r>
+    </w:p>
+    <w:p>
+      <w:pPr>
+        <w:spacing w:after="0"/>
+        <w:ind w:left="200"/>
+      </w:pPr>
+      <w:r>
+        <w:rPr>
+          <w:b/>
+          <w:bCs/>
+          <w:sz w:val="20"/>
+          <w:szCs w:val="20"/>
+        </w:rPr>
+        <w:t xml:space="preserve">API: </w:t>
+      </w:r>
+      <w:r>
+        <w:rPr>
+          <w:sz w:val="20"/>
+          <w:szCs w:val="20"/>
+        </w:rPr>
+        <w:t xml:space="preserve">AI_Field_Suggestions__c</w:t>
+      </w:r>
+    </w:p>
+    <w:p>
+      <w:pPr>
+        <w:spacing w:after="0"/>
+        <w:ind w:left="200"/>
+      </w:pPr>
+      <w:r>
+        <w:rPr>
+          <w:b/>
+          <w:bCs/>
+          <w:sz w:val="20"/>
+          <w:szCs w:val="20"/>
+        </w:rPr>
+        <w:t xml:space="preserve">Type: </w:t>
+      </w:r>
+      <w:r>
+        <w:rPr>
+          <w:sz w:val="20"/>
+          <w:szCs w:val="20"/>
+        </w:rPr>
+        <w:t xml:space="preserve">Long Text Area(5000)</w:t>
+      </w:r>
+    </w:p>
+    <w:p>
+      <w:pPr>
+        <w:spacing w:after="0"/>
+        <w:ind w:left="200"/>
+      </w:pPr>
+      <w:r>
+        <w:rPr>
+          <w:b/>
+          <w:bCs/>
+          <w:sz w:val="20"/>
+          <w:szCs w:val="20"/>
+        </w:rPr>
+        <w:t xml:space="preserve">Description: </w:t>
+      </w:r>
+      <w:r>
+        <w:rPr>
+          <w:sz w:val="20"/>
+          <w:szCs w:val="20"/>
+        </w:rPr>
+        <w:t xml:space="preserve">Claude's per-field answer as JSON: a list of {field, value, confidence, reason}. Written by the system only; shown as a table in Trade Review and by the AI Suggestion Table component.</w:t>
+      </w:r>
+    </w:p>
+    <w:p>
+      <w:pPr>
+        <w:pBdr>
+          <w:bottom w:val="single" w:color="D9D9D9" w:sz="2" w:space="4"/>
+        </w:pBdr>
+        <w:spacing w:after="160"/>
+        <w:ind w:left="200"/>
+      </w:pPr>
+      <w:r>
+        <w:rPr>
+          <w:b/>
+          <w:bCs/>
+          <w:sz w:val="20"/>
+          <w:szCs w:val="20"/>
+        </w:rPr>
+        <w:t xml:space="preserve">Help: </w:t>
+      </w:r>
+      <w:r>
+        <w:rPr>
+          <w:sz w:val="20"/>
+          <w:szCs w:val="20"/>
+        </w:rPr>
+        <w:t xml:space="preserve">Claude's suggestion for each field, shown as a table on the page.</w:t>
+      </w:r>
+    </w:p>
+    <w:p>
+      <w:pPr>
+        <w:spacing w:after="0"/>
+        <w:ind w:left="200"/>
+      </w:pPr>
+      <w:r>
+        <w:rPr>
+          <w:b/>
+          <w:bCs/>
+          <w:sz w:val="20"/>
+          <w:szCs w:val="20"/>
+        </w:rPr>
+        <w:t xml:space="preserve">Name: </w:t>
+      </w:r>
+      <w:r>
+        <w:rPr>
+          <w:sz w:val="20"/>
+          <w:szCs w:val="20"/>
+        </w:rPr>
+        <w:t xml:space="preserve">Asked Firm At</w:t>
+      </w:r>
+    </w:p>
+    <w:p>
+      <w:pPr>
+        <w:spacing w:after="0"/>
+        <w:ind w:left="200"/>
+      </w:pPr>
+      <w:r>
+        <w:rPr>
+          <w:b/>
+          <w:bCs/>
+          <w:sz w:val="20"/>
+          <w:szCs w:val="20"/>
+        </w:rPr>
+        <w:t xml:space="preserve">API: </w:t>
+      </w:r>
+      <w:r>
+        <w:rPr>
+          <w:sz w:val="20"/>
+          <w:szCs w:val="20"/>
+        </w:rPr>
+        <w:t xml:space="preserve">Asked_Firm_At__c</w:t>
+      </w:r>
+    </w:p>
+    <w:p>
+      <w:pPr>
+        <w:spacing w:after="0"/>
+        <w:ind w:left="200"/>
+      </w:pPr>
+      <w:r>
+        <w:rPr>
+          <w:b/>
+          <w:bCs/>
+          <w:sz w:val="20"/>
+          <w:szCs w:val="20"/>
+        </w:rPr>
+        <w:t xml:space="preserve">Type: </w:t>
+      </w:r>
+      <w:r>
+        <w:rPr>
+          <w:sz w:val="20"/>
+          <w:szCs w:val="20"/>
+        </w:rPr>
+        <w:t xml:space="preserve">Date/Time</w:t>
+      </w:r>
+    </w:p>
+    <w:p>
+      <w:pPr>
+        <w:spacing w:after="0"/>
+        <w:ind w:left="200"/>
+      </w:pPr>
+      <w:r>
+        <w:rPr>
+          <w:b/>
+          <w:bCs/>
+          <w:sz w:val="20"/>
+          <w:szCs w:val="20"/>
+        </w:rPr>
+        <w:t xml:space="preserve">Description: </w:t>
+      </w:r>
+      <w:r>
+        <w:rPr>
+          <w:sz w:val="20"/>
+          <w:szCs w:val="20"/>
+        </w:rPr>
+        <w:t xml:space="preserve">When this code's question was last sent to the firm's Operations Contact from Trade Review. Drives the 'Asked on' label and the reminder after three days without an answer.</w:t>
+      </w:r>
+    </w:p>
+    <w:p>
+      <w:pPr>
+        <w:pBdr>
+          <w:bottom w:val="single" w:color="D9D9D9" w:sz="2" w:space="4"/>
+        </w:pBdr>
+        <w:spacing w:after="160"/>
+        <w:ind w:left="200"/>
+      </w:pPr>
+      <w:r>
+        <w:rPr>
+          <w:b/>
+          <w:bCs/>
+          <w:sz w:val="20"/>
+          <w:szCs w:val="20"/>
+        </w:rPr>
+        <w:t xml:space="preserve">Help: </w:t>
+      </w:r>
+      <w:r>
+        <w:rPr>
+          <w:sz w:val="20"/>
+          <w:szCs w:val="20"/>
+        </w:rPr>
+        <w:t xml:space="preserve">When the dealer was last asked about this code.</w:t>
+      </w:r>
+    </w:p>
+    <w:p>
+      <w:pPr>
+        <w:pStyle w:val="Heading3"/>
+      </w:pPr>
+      <w:r>
+        <w:t xml:space="preserve">Account</w:t>
+      </w:r>
+    </w:p>
+    <w:p>
+      <w:pPr>
+        <w:spacing w:after="0"/>
+        <w:ind w:left="200"/>
+      </w:pPr>
+      <w:r>
+        <w:rPr>
+          <w:b/>
+          <w:bCs/>
+          <w:sz w:val="20"/>
+          <w:szCs w:val="20"/>
+        </w:rPr>
+        <w:t xml:space="preserve">Name: </w:t>
+      </w:r>
+      <w:r>
+        <w:rPr>
+          <w:sz w:val="20"/>
+          <w:szCs w:val="20"/>
+        </w:rPr>
+        <w:t xml:space="preserve">Operations Contact</w:t>
+      </w:r>
+    </w:p>
+    <w:p>
+      <w:pPr>
+        <w:spacing w:after="0"/>
+        <w:ind w:left="200"/>
+      </w:pPr>
+      <w:r>
+        <w:rPr>
+          <w:b/>
+          <w:bCs/>
+          <w:sz w:val="20"/>
+          <w:szCs w:val="20"/>
+        </w:rPr>
+        <w:t xml:space="preserve">API: </w:t>
+      </w:r>
+      <w:r>
+        <w:rPr>
+          <w:sz w:val="20"/>
+          <w:szCs w:val="20"/>
+        </w:rPr>
+        <w:t xml:space="preserve">Operations_Contact__c</w:t>
+      </w:r>
+    </w:p>
+    <w:p>
+      <w:pPr>
+        <w:spacing w:after="0"/>
+        <w:ind w:left="200"/>
+      </w:pPr>
+      <w:r>
+        <w:rPr>
+          <w:b/>
+          <w:bCs/>
+          <w:sz w:val="20"/>
+          <w:szCs w:val="20"/>
+        </w:rPr>
+        <w:t xml:space="preserve">Type: </w:t>
+      </w:r>
+      <w:r>
+        <w:rPr>
+          <w:sz w:val="20"/>
+          <w:szCs w:val="20"/>
+        </w:rPr>
+        <w:t xml:space="preserve">Lookup(Contact), optional, clear value if deleted</w:t>
+      </w:r>
+    </w:p>
+    <w:p>
+      <w:pPr>
+        <w:spacing w:after="0"/>
+        <w:ind w:left="200"/>
+      </w:pPr>
+      <w:r>
+        <w:rPr>
+          <w:b/>
+          <w:bCs/>
+          <w:sz w:val="20"/>
+          <w:szCs w:val="20"/>
+        </w:rPr>
+        <w:t xml:space="preserve">Description: </w:t>
+      </w:r>
+      <w:r>
+        <w:rPr>
+          <w:sz w:val="20"/>
+          <w:szCs w:val="20"/>
+        </w:rPr>
+        <w:t xml:space="preserve">The person at this dealer firm who answers rep code and trade questions. Trade Review sends every follow-up email for the firm to this contact, combining its on-hold rows and code reviews in one message.</w:t>
+      </w:r>
+    </w:p>
+    <w:p>
+      <w:pPr>
+        <w:pBdr>
+          <w:bottom w:val="single" w:color="D9D9D9" w:sz="2" w:space="4"/>
+        </w:pBdr>
+        <w:spacing w:after="160"/>
+        <w:ind w:left="200"/>
+      </w:pPr>
+      <w:r>
+        <w:rPr>
+          <w:b/>
+          <w:bCs/>
+          <w:sz w:val="20"/>
+          <w:szCs w:val="20"/>
+        </w:rPr>
+        <w:t xml:space="preserve">Help: </w:t>
+      </w:r>
+      <w:r>
+        <w:rPr>
+          <w:sz w:val="20"/>
+          <w:szCs w:val="20"/>
+        </w:rPr>
+        <w:t xml:space="preserve">Choose who at this firm answers trade and rep code questions. Follow-up emails from Trade Review go to this person.</w:t>
+      </w:r>
+    </w:p>
+    <w:p>
+      <w:pPr>
+        <w:pStyle w:val="Heading3"/>
+      </w:pPr>
+      <w:r>
+        <w:t xml:space="preserve">AI Request Log</w:t>
+      </w:r>
+    </w:p>
+    <w:p>
+      <w:pPr>
+        <w:spacing w:after="0"/>
+        <w:ind w:left="200"/>
+      </w:pPr>
+      <w:r>
+        <w:rPr>
+          <w:b/>
+          <w:bCs/>
+          <w:sz w:val="20"/>
+          <w:szCs w:val="20"/>
+        </w:rPr>
+        <w:t xml:space="preserve">Name: </w:t>
+      </w:r>
+      <w:r>
+        <w:rPr>
+          <w:sz w:val="20"/>
+          <w:szCs w:val="20"/>
+        </w:rPr>
+        <w:t xml:space="preserve">Input Tokens</w:t>
+      </w:r>
+    </w:p>
+    <w:p>
+      <w:pPr>
+        <w:spacing w:after="0"/>
+        <w:ind w:left="200"/>
+      </w:pPr>
+      <w:r>
+        <w:rPr>
+          <w:b/>
+          <w:bCs/>
+          <w:sz w:val="20"/>
+          <w:szCs w:val="20"/>
+        </w:rPr>
+        <w:t xml:space="preserve">API: </w:t>
+      </w:r>
+      <w:r>
+        <w:rPr>
+          <w:sz w:val="20"/>
+          <w:szCs w:val="20"/>
+        </w:rPr>
+        <w:t xml:space="preserve">Input_Tokens__c</w:t>
+      </w:r>
+    </w:p>
+    <w:p>
+      <w:pPr>
+        <w:spacing w:after="0"/>
+        <w:ind w:left="200"/>
+      </w:pPr>
+      <w:r>
+        <w:rPr>
+          <w:b/>
+          <w:bCs/>
+          <w:sz w:val="20"/>
+          <w:szCs w:val="20"/>
+        </w:rPr>
+        <w:t xml:space="preserve">Type: </w:t>
+      </w:r>
+      <w:r>
+        <w:rPr>
+          <w:sz w:val="20"/>
+          <w:szCs w:val="20"/>
+        </w:rPr>
+        <w:t xml:space="preserve">Number(9,0)</w:t>
+      </w:r>
+    </w:p>
+    <w:p>
+      <w:pPr>
+        <w:spacing w:after="0"/>
+        <w:ind w:left="200"/>
+      </w:pPr>
+      <w:r>
+        <w:rPr>
+          <w:b/>
+          <w:bCs/>
+          <w:sz w:val="20"/>
+          <w:szCs w:val="20"/>
+        </w:rPr>
+        <w:t xml:space="preserve">Description: </w:t>
+      </w:r>
+      <w:r>
+        <w:rPr>
+          <w:sz w:val="20"/>
+          <w:szCs w:val="20"/>
+        </w:rPr>
+        <w:t xml:space="preserve">Tokens sent to the model, as reported by the provider, including any read from or written to the prompt cache. Blank if the provider did not report usage.</w:t>
+      </w:r>
+    </w:p>
+    <w:p>
+      <w:pPr>
+        <w:pBdr>
+          <w:bottom w:val="single" w:color="D9D9D9" w:sz="2" w:space="4"/>
+        </w:pBdr>
+        <w:spacing w:after="160"/>
+        <w:ind w:left="200"/>
+      </w:pPr>
+      <w:r>
+        <w:rPr>
+          <w:b/>
+          <w:bCs/>
+          <w:sz w:val="20"/>
+          <w:szCs w:val="20"/>
+        </w:rPr>
+        <w:t xml:space="preserve">Help: </w:t>
+      </w:r>
+      <w:r>
+        <w:rPr>
+          <w:sz w:val="20"/>
+          <w:szCs w:val="20"/>
+        </w:rPr>
+        <w:t xml:space="preserve">How many tokens were sent to Claude.</w:t>
+      </w:r>
+    </w:p>
+    <w:p>
+      <w:pPr>
+        <w:spacing w:after="0"/>
+        <w:ind w:left="200"/>
+      </w:pPr>
+      <w:r>
+        <w:rPr>
+          <w:b/>
+          <w:bCs/>
+          <w:sz w:val="20"/>
+          <w:szCs w:val="20"/>
+        </w:rPr>
+        <w:t xml:space="preserve">Name: </w:t>
+      </w:r>
+      <w:r>
+        <w:rPr>
+          <w:sz w:val="20"/>
+          <w:szCs w:val="20"/>
+        </w:rPr>
+        <w:t xml:space="preserve">Output Tokens</w:t>
+      </w:r>
+    </w:p>
+    <w:p>
+      <w:pPr>
+        <w:spacing w:after="0"/>
+        <w:ind w:left="200"/>
+      </w:pPr>
+      <w:r>
+        <w:rPr>
+          <w:b/>
+          <w:bCs/>
+          <w:sz w:val="20"/>
+          <w:szCs w:val="20"/>
+        </w:rPr>
+        <w:t xml:space="preserve">API: </w:t>
+      </w:r>
+      <w:r>
+        <w:rPr>
+          <w:sz w:val="20"/>
+          <w:szCs w:val="20"/>
+        </w:rPr>
+        <w:t xml:space="preserve">Output_Tokens__c</w:t>
+      </w:r>
+    </w:p>
+    <w:p>
+      <w:pPr>
+        <w:spacing w:after="0"/>
+        <w:ind w:left="200"/>
+      </w:pPr>
+      <w:r>
+        <w:rPr>
+          <w:b/>
+          <w:bCs/>
+          <w:sz w:val="20"/>
+          <w:szCs w:val="20"/>
+        </w:rPr>
+        <w:t xml:space="preserve">Type: </w:t>
+      </w:r>
+      <w:r>
+        <w:rPr>
+          <w:sz w:val="20"/>
+          <w:szCs w:val="20"/>
+        </w:rPr>
+        <w:t xml:space="preserve">Number(9,0)</w:t>
+      </w:r>
+    </w:p>
+    <w:p>
+      <w:pPr>
+        <w:spacing w:after="0"/>
+        <w:ind w:left="200"/>
+      </w:pPr>
+      <w:r>
+        <w:rPr>
+          <w:b/>
+          <w:bCs/>
+          <w:sz w:val="20"/>
+          <w:szCs w:val="20"/>
+        </w:rPr>
+        <w:t xml:space="preserve">Description: </w:t>
+      </w:r>
+      <w:r>
+        <w:rPr>
+          <w:sz w:val="20"/>
+          <w:szCs w:val="20"/>
+        </w:rPr>
+        <w:t xml:space="preserve">Tokens the model generated, as reported by the provider. Blank if the provider did not report usage.</w:t>
+      </w:r>
+    </w:p>
+    <w:p>
+      <w:pPr>
+        <w:pBdr>
+          <w:bottom w:val="single" w:color="D9D9D9" w:sz="2" w:space="4"/>
+        </w:pBdr>
+        <w:spacing w:after="160"/>
+        <w:ind w:left="200"/>
+      </w:pPr>
+      <w:r>
+        <w:rPr>
+          <w:b/>
+          <w:bCs/>
+          <w:sz w:val="20"/>
+          <w:szCs w:val="20"/>
+        </w:rPr>
+        <w:t xml:space="preserve">Help: </w:t>
+      </w:r>
+      <w:r>
+        <w:rPr>
+          <w:sz w:val="20"/>
+          <w:szCs w:val="20"/>
+        </w:rPr>
+        <w:t xml:space="preserve">How many tokens Claude answered with.</w:t>
+      </w:r>
+    </w:p>
+    <w:p>
+      <w:pPr>
+        <w:spacing w:after="0"/>
+        <w:ind w:left="200"/>
+      </w:pPr>
+      <w:r>
+        <w:rPr>
+          <w:b/>
+          <w:bCs/>
+          <w:sz w:val="20"/>
+          <w:szCs w:val="20"/>
+        </w:rPr>
+        <w:t xml:space="preserve">Name: </w:t>
+      </w:r>
+      <w:r>
+        <w:rPr>
+          <w:sz w:val="20"/>
+          <w:szCs w:val="20"/>
+        </w:rPr>
+        <w:t xml:space="preserve">Cached Input Tokens</w:t>
+      </w:r>
+    </w:p>
+    <w:p>
+      <w:pPr>
+        <w:spacing w:after="0"/>
+        <w:ind w:left="200"/>
+      </w:pPr>
+      <w:r>
+        <w:rPr>
+          <w:b/>
+          <w:bCs/>
+          <w:sz w:val="20"/>
+          <w:szCs w:val="20"/>
+        </w:rPr>
+        <w:t xml:space="preserve">API: </w:t>
+      </w:r>
+      <w:r>
+        <w:rPr>
+          <w:sz w:val="20"/>
+          <w:szCs w:val="20"/>
+        </w:rPr>
+        <w:t xml:space="preserve">Cached_Input_Tokens__c</w:t>
+      </w:r>
+    </w:p>
+    <w:p>
+      <w:pPr>
+        <w:spacing w:after="0"/>
+        <w:ind w:left="200"/>
+      </w:pPr>
+      <w:r>
+        <w:rPr>
+          <w:b/>
+          <w:bCs/>
+          <w:sz w:val="20"/>
+          <w:szCs w:val="20"/>
+        </w:rPr>
+        <w:t xml:space="preserve">Type: </w:t>
+      </w:r>
+      <w:r>
+        <w:rPr>
+          <w:sz w:val="20"/>
+          <w:szCs w:val="20"/>
+        </w:rPr>
+        <w:t xml:space="preserve">Number(9,0)</w:t>
+      </w:r>
+    </w:p>
+    <w:p>
+      <w:pPr>
+        <w:spacing w:after="0"/>
+        <w:ind w:left="200"/>
+      </w:pPr>
+      <w:r>
+        <w:rPr>
+          <w:b/>
+          <w:bCs/>
+          <w:sz w:val="20"/>
+          <w:szCs w:val="20"/>
+        </w:rPr>
+        <w:t xml:space="preserve">Description: </w:t>
+      </w:r>
+      <w:r>
+        <w:rPr>
+          <w:sz w:val="20"/>
+          <w:szCs w:val="20"/>
+        </w:rPr>
+        <w:t xml:space="preserve">Of the input tokens, how many were read from the prompt cache (Anthropic API tier; billed at a fraction of the normal rate). Blank or zero on the Models API, which does not report caching.</w:t>
+      </w:r>
+    </w:p>
+    <w:p>
+      <w:pPr>
+        <w:pBdr>
+          <w:bottom w:val="single" w:color="D9D9D9" w:sz="2" w:space="4"/>
+        </w:pBdr>
+        <w:spacing w:after="160"/>
+        <w:ind w:left="200"/>
+      </w:pPr>
+      <w:r>
+        <w:rPr>
+          <w:b/>
+          <w:bCs/>
+          <w:sz w:val="20"/>
+          <w:szCs w:val="20"/>
+        </w:rPr>
+        <w:t xml:space="preserve">Help: </w:t>
+      </w:r>
+      <w:r>
+        <w:rPr>
+          <w:sz w:val="20"/>
+          <w:szCs w:val="20"/>
+        </w:rPr>
+        <w:t xml:space="preserve">How many input tokens were reused from the cache, which costs less.</w:t>
+      </w:r>
+    </w:p>
+    <w:p>
+      <w:pPr>
+        <w:spacing w:after="0"/>
+        <w:ind w:left="200"/>
+      </w:pPr>
+      <w:r>
+        <w:rPr>
+          <w:b/>
+          <w:bCs/>
+          <w:sz w:val="20"/>
+          <w:szCs w:val="20"/>
+        </w:rPr>
+        <w:t xml:space="preserve">Name: </w:t>
+      </w:r>
+      <w:r>
+        <w:rPr>
+          <w:sz w:val="20"/>
+          <w:szCs w:val="20"/>
+        </w:rPr>
+        <w:t xml:space="preserve">Purpose</w:t>
+      </w:r>
+    </w:p>
+    <w:p>
+      <w:pPr>
+        <w:spacing w:after="0"/>
+        <w:ind w:left="200"/>
+      </w:pPr>
+      <w:r>
+        <w:rPr>
+          <w:b/>
+          <w:bCs/>
+          <w:sz w:val="20"/>
+          <w:szCs w:val="20"/>
+        </w:rPr>
+        <w:t xml:space="preserve">API: </w:t>
+      </w:r>
+      <w:r>
+        <w:rPr>
+          <w:sz w:val="20"/>
+          <w:szCs w:val="20"/>
+        </w:rPr>
+        <w:t xml:space="preserve">Purpose__c</w:t>
+      </w:r>
+    </w:p>
+    <w:p>
+      <w:pPr>
+        <w:spacing w:after="0"/>
+        <w:ind w:left="200"/>
+      </w:pPr>
+      <w:r>
+        <w:rPr>
+          <w:b/>
+          <w:bCs/>
+          <w:sz w:val="20"/>
+          <w:szCs w:val="20"/>
+        </w:rPr>
+        <w:t xml:space="preserve">Type: </w:t>
+      </w:r>
+      <w:r>
+        <w:rPr>
+          <w:sz w:val="20"/>
+          <w:szCs w:val="20"/>
+        </w:rPr>
+        <w:t xml:space="preserve">Picklist (values: Row Suggestions, Mapping Proposal, Firm Follow-up), required</w:t>
+      </w:r>
+    </w:p>
+    <w:p>
+      <w:pPr>
+        <w:spacing w:after="0"/>
+        <w:ind w:left="200"/>
+      </w:pPr>
+      <w:r>
+        <w:rPr>
+          <w:b/>
+          <w:bCs/>
+          <w:sz w:val="20"/>
+          <w:szCs w:val="20"/>
+        </w:rPr>
+        <w:t xml:space="preserve">Description: </w:t>
+      </w:r>
+      <w:r>
+        <w:rPr>
+          <w:sz w:val="20"/>
+          <w:szCs w:val="20"/>
+        </w:rPr>
+        <w:t xml:space="preserve">What the request was for: suggestions on review rows and follow-ups, a proposed mapping profile for an unknown file layout, or a follow-up email to a firm.</w:t>
+      </w:r>
+    </w:p>
+    <w:p>
+      <w:pPr>
+        <w:pBdr>
+          <w:bottom w:val="single" w:color="D9D9D9" w:sz="2" w:space="4"/>
+        </w:pBdr>
+        <w:spacing w:after="160"/>
+        <w:ind w:left="200"/>
+      </w:pPr>
+      <w:r>
+        <w:rPr>
+          <w:b/>
+          <w:bCs/>
+          <w:sz w:val="20"/>
+          <w:szCs w:val="20"/>
+        </w:rPr>
+        <w:t xml:space="preserve">Help: </w:t>
+      </w:r>
+      <w:r>
+        <w:rPr>
+          <w:sz w:val="20"/>
+          <w:szCs w:val="20"/>
+        </w:rPr>
+        <w:t xml:space="preserve">What Claude was asked to do.</w:t>
+      </w:r>
+    </w:p>
+    <w:p>
+      <w:pPr>
+        <w:pStyle w:val="Heading2"/>
+      </w:pPr>
+      <w:r>
+        <w:t xml:space="preserve">18.5 Verification</w:t>
+      </w:r>
+    </w:p>
+    <w:p>
+      <w:pPr>
+        <w:pStyle w:val="ListParagraph"/>
+        <w:numPr>
+          <w:ilvl w:val="0"/>
+          <w:numId w:val="3"/>
+        </w:numPr>
+        <w:spacing w:after="60"/>
+      </w:pPr>
+      <w:r>
+        <w:t xml:space="preserve">Apex: all files parse; PMD security, performance and error-prone rules (zero findings); runtime lint; metadata cross-reference (139 fields; negative control: a misspelt relationship on the new Account lookup is caught). 145 tests in 22 classes for the org dry run.</w:t>
+      </w:r>
+    </w:p>
+    <w:p>
+      <w:pPr>
+        <w:pStyle w:val="ListParagraph"/>
+        <w:numPr>
+          <w:ilvl w:val="0"/>
+          <w:numId w:val="3"/>
+        </w:numPr>
+        <w:spacing w:after="60"/>
+      </w:pPr>
+      <w:r>
+        <w:t xml:space="preserve">LWC: ESLint, Prettier, 35 Jest tests (negative controls: pointing the email at another action and dropping the 'cannot approve' rule each fail tests; blanking the field name in the record-page table fails one). lwc_xref.py now also accepts shorthand parameters ({ firmId }) and checks every @salesforce/schema import exists in the package (negative controls: a wrong parameter name and a misspelt schema field are both caught).</w:t>
+      </w:r>
+    </w:p>
+    <w:p>
+      <w:pPr>
+        <w:pStyle w:val="ListParagraph"/>
+        <w:numPr>
+          <w:ilvl w:val="0"/>
+          <w:numId w:val="3"/>
+        </w:numPr>
+        <w:spacing w:after="60"/>
+      </w:pPr>
+      <w:r>
+        <w:t xml:space="preserve">First org dry run: one compile error. A test named a variable 'system', which is a reserved word in Apex (the parser used locally accepts it). Renamed, and apex_lint.py now flags any reserved word used as a variable or parameter name (negative control: the original file is caught).</w:t>
+      </w:r>
+    </w:p>
+    <w:p>
+      <w:pPr>
+        <w:pStyle w:val="ListParagraph"/>
+        <w:numPr>
+          <w:ilvl w:val="0"/>
+          <w:numId w:val="3"/>
+        </w:numPr>
+        <w:spacing w:after="60"/>
+      </w:pPr>
+      <w:r>
+        <w:t xml:space="preserve">Second dry run: one test failure in the test itself. Its pretend Claude reply wrote line breaks as '\n' in Apex, which is a real line break and not valid inside a JSON string; the app correctly rejected the answer, logged it and fell back to the standard list. The test now writes JSON line breaks correctly. Third dry run: 145 of 145 passing.</w:t>
+      </w:r>
+    </w:p>
+    <w:p>
+      <w:pPr>
+        <w:pStyle w:val="Heading2"/>
+      </w:pPr>
+      <w:r>
+        <w:t xml:space="preserve">18.6 Known limitations</w:t>
+      </w:r>
+    </w:p>
+    <w:p>
+      <w:pPr>
+        <w:pStyle w:val="ListParagraph"/>
+        <w:numPr>
+          <w:ilvl w:val="0"/>
+          <w:numId w:val="3"/>
+        </w:numPr>
+        <w:spacing w:after="60"/>
+      </w:pPr>
+      <w:r>
+        <w:t xml:space="preserve">The Send Email window opens from the app tab through the standard Global.SendEmail action; the To, Subject and Body fields must be editable on that action's layout (they are by default).</w:t>
+      </w:r>
+    </w:p>
+    <w:p>
+      <w:pPr>
+        <w:pStyle w:val="ListParagraph"/>
+        <w:numPr>
+          <w:ilvl w:val="0"/>
+          <w:numId w:val="3"/>
+        </w:numPr>
+        <w:spacing w:after="60"/>
+      </w:pPr>
+      <w:r>
+        <w:t xml:space="preserve">Asked dates are set when the reviewer confirms the email was sent; the app cannot see whether it was actually sent. Replies are read in the email thread on the Account; the app does not parse them.</w:t>
+      </w:r>
+    </w:p>
+    <w:p>
+      <w:pPr>
+        <w:pStyle w:val="ListParagraph"/>
+        <w:numPr>
+          <w:ilvl w:val="0"/>
+          <w:numId w:val="3"/>
+        </w:numPr>
+        <w:spacing w:after="60"/>
+      </w:pPr>
+      <w:r>
+        <w:t xml:space="preserve">Add Operations Contact to the Account page layout by hand (standard object layouts are not part of this package).</w:t>
+      </w:r>
+    </w:p>
+    <w:p>
+      <w:pPr>
+        <w:pStyle w:val="Heading2"/>
+      </w:pPr>
+      <w:r>
+        <w:t xml:space="preserve">18.7 Phase 4b.2a: one table layout and code issues together (2026-10-25)</w:t>
+      </w:r>
+    </w:p>
+    <w:p>
+      <w:pPr>
+        <w:spacing w:after="120"/>
+      </w:pPr>
+      <w:r>
+        <w:t xml:space="preserve">Feedback after using 4b.2: the firm email strip looked out of place above the tabs, and Needs Decision and Code Review looked like two different apps. Code Review's table read better, but Needs Decision's information had to stay.</w:t>
+      </w:r>
+    </w:p>
+    <w:tbl>
+      <w:tblPr>
+        <w:tblW w:type="dxa" w:w="9360"/>
+        <w:tblBorders>
+          <w:top w:val="single" w:color="auto" w:sz="4"/>
+          <w:left w:val="single" w:color="auto" w:sz="4"/>
+          <w:bottom w:val="single" w:color="auto" w:sz="4"/>
+          <w:right w:val="single" w:color="auto" w:sz="4"/>
+          <w:insideH w:val="single" w:color="auto" w:sz="4"/>
+          <w:insideV w:val="single" w:color="auto" w:sz="4"/>
+        </w:tblBorders>
+      </w:tblPr>
+      <w:tblGrid>
+        <w:gridCol w:w="2400"/>
+        <w:gridCol w:w="6960"/>
+      </w:tblGrid>
+      <w:tr>
+        <w:trPr>
+          <w:tblHeader/>
+        </w:trPr>
+        <w:tc>
+          <w:tcPr>
+            <w:tcW w:type="dxa" w:w="2400"/>
+            <w:tcBorders>
+              <w:top w:val="single" w:color="BFBFBF" w:sz="4"/>
+              <w:left w:val="single" w:color="BFBFBF" w:sz="4"/>
+              <w:bottom w:val="single" w:color="BFBFBF" w:sz="4"/>
+              <w:right w:val="single" w:color="BFBFBF" w:sz="4"/>
+            </w:tcBorders>
+            <w:shd w:fill="DCE6F1" w:color="auto" w:val="clear"/>
+            <w:tcMar>
+              <w:top w:type="dxa" w:w="60"/>
+              <w:left w:type="dxa" w:w="100"/>
+              <w:bottom w:type="dxa" w:w="60"/>
+              <w:right w:type="dxa" w:w="100"/>
+            </w:tcMar>
+          </w:tcPr>
+          <w:p>
+            <w:r>
+              <w:rPr>
+                <w:b/>
+                <w:bCs/>
+                <w:sz w:val="18"/>
+                <w:szCs w:val="18"/>
+              </w:rPr>
+              <w:t xml:space="preserve">Change</w:t>
+            </w:r>
+          </w:p>
+        </w:tc>
+        <w:tc>
+          <w:tcPr>
+            <w:tcW w:type="dxa" w:w="6960"/>
+            <w:tcBorders>
+              <w:top w:val="single" w:color="BFBFBF" w:sz="4"/>
+              <w:left w:val="single" w:color="BFBFBF" w:sz="4"/>
+              <w:bottom w:val="single" w:color="BFBFBF" w:sz="4"/>
+              <w:right w:val="single" w:color="BFBFBF" w:sz="4"/>
+            </w:tcBorders>
+            <w:shd w:fill="DCE6F1" w:color="auto" w:val="clear"/>
+            <w:tcMar>
+              <w:top w:type="dxa" w:w="60"/>
+              <w:left w:type="dxa" w:w="100"/>
+              <w:bottom w:type="dxa" w:w="60"/>
+              <w:right w:type="dxa" w:w="100"/>
+            </w:tcMar>
+          </w:tcPr>
+          <w:p>
+            <w:r>
+              <w:rPr>
+                <w:b/>
+                <w:bCs/>
+                <w:sz w:val="18"/>
+                <w:szCs w:val="18"/>
+              </w:rPr>
+              <w:t xml:space="preserve">How</w:t>
+            </w:r>
+          </w:p>
+        </w:tc>
+      </w:tr>
+      <w:tr>
+        <w:tc>
+          <w:tcPr>
+            <w:tcW w:type="dxa" w:w="2400"/>
+            <w:tcBorders>
+              <w:top w:val="single" w:color="BFBFBF" w:sz="4"/>
+              <w:left w:val="single" w:color="BFBFBF" w:sz="4"/>
+              <w:bottom w:val="single" w:color="BFBFBF" w:sz="4"/>
+              <w:right w:val="single" w:color="BFBFBF" w:sz="4"/>
+            </w:tcBorders>
+            <w:tcMar>
+              <w:top w:type="dxa" w:w="60"/>
+              <w:left w:type="dxa" w:w="100"/>
+              <w:bottom w:type="dxa" w:w="60"/>
+              <w:right w:type="dxa" w:w="100"/>
+            </w:tcMar>
+          </w:tcPr>
+          <w:p>
+            <w:r>
+              <w:rPr>
+                <w:sz w:val="18"/>
+                <w:szCs w:val="18"/>
+              </w:rPr>
+              <w:t xml:space="preserve">Tab order</w:t>
+            </w:r>
+          </w:p>
+        </w:tc>
+        <w:tc>
+          <w:tcPr>
+            <w:tcW w:type="dxa" w:w="6960"/>
+            <w:tcBorders>
+              <w:top w:val="single" w:color="BFBFBF" w:sz="4"/>
+              <w:left w:val="single" w:color="BFBFBF" w:sz="4"/>
+              <w:bottom w:val="single" w:color="BFBFBF" w:sz="4"/>
+              <w:right w:val="single" w:color="BFBFBF" w:sz="4"/>
+            </w:tcBorders>
+            <w:tcMar>
+              <w:top w:type="dxa" w:w="60"/>
+              <w:left w:type="dxa" w:w="100"/>
+              <w:bottom w:type="dxa" w:w="60"/>
+              <w:right w:type="dxa" w:w="100"/>
+            </w:tcMar>
+          </w:tcPr>
+          <w:p>
+            <w:r>
+              <w:rPr>
+                <w:sz w:val="18"/>
+                <w:szCs w:val="18"/>
+              </w:rPr>
+              <w:t xml:space="preserve">Dealer Code Review, Needs Decision, On Hold, Email Firms, New File Format, Recent Files. The app opens on Dealer Code Review.</w:t>
+            </w:r>
+          </w:p>
+        </w:tc>
+      </w:tr>
+      <w:tr>
+        <w:tc>
+          <w:tcPr>
+            <w:tcW w:type="dxa" w:w="2400"/>
+            <w:tcBorders>
+              <w:top w:val="single" w:color="BFBFBF" w:sz="4"/>
+              <w:left w:val="single" w:color="BFBFBF" w:sz="4"/>
+              <w:bottom w:val="single" w:color="BFBFBF" w:sz="4"/>
+              <w:right w:val="single" w:color="BFBFBF" w:sz="4"/>
+            </w:tcBorders>
+            <w:tcMar>
+              <w:top w:type="dxa" w:w="60"/>
+              <w:left w:type="dxa" w:w="100"/>
+              <w:bottom w:type="dxa" w:w="60"/>
+              <w:right w:type="dxa" w:w="100"/>
+            </w:tcMar>
+          </w:tcPr>
+          <w:p>
+            <w:r>
+              <w:rPr>
+                <w:sz w:val="18"/>
+                <w:szCs w:val="18"/>
+              </w:rPr>
+              <w:t xml:space="preserve">One table everywhere</w:t>
+            </w:r>
+          </w:p>
+        </w:tc>
+        <w:tc>
+          <w:tcPr>
+            <w:tcW w:type="dxa" w:w="6960"/>
+            <w:tcBorders>
+              <w:top w:val="single" w:color="BFBFBF" w:sz="4"/>
+              <w:left w:val="single" w:color="BFBFBF" w:sz="4"/>
+              <w:bottom w:val="single" w:color="BFBFBF" w:sz="4"/>
+              <w:right w:val="single" w:color="BFBFBF" w:sz="4"/>
+            </w:tcBorders>
+            <w:tcMar>
+              <w:top w:type="dxa" w:w="60"/>
+              <w:left w:type="dxa" w:w="100"/>
+              <w:bottom w:type="dxa" w:w="60"/>
+              <w:right w:type="dxa" w:w="100"/>
+            </w:tcMar>
+          </w:tcPr>
+          <w:p>
+            <w:r>
+              <w:rPr>
+                <w:sz w:val="18"/>
+                <w:szCs w:val="18"/>
+              </w:rPr>
+              <w:t xml:space="preserve">A shared component (reviewQueueTable) draws every queue: Item (headline, file and row, assignment or asked date), Issue type (with '+N more', Claude's confidence and recommended action) and Amount or count, with group header lines. Each tab only supplies its own lines.</w:t>
+            </w:r>
+          </w:p>
+        </w:tc>
+      </w:tr>
+      <w:tr>
+        <w:tc>
+          <w:tcPr>
+            <w:tcW w:type="dxa" w:w="2400"/>
+            <w:tcBorders>
+              <w:top w:val="single" w:color="BFBFBF" w:sz="4"/>
+              <w:left w:val="single" w:color="BFBFBF" w:sz="4"/>
+              <w:bottom w:val="single" w:color="BFBFBF" w:sz="4"/>
+              <w:right w:val="single" w:color="BFBFBF" w:sz="4"/>
+            </w:tcBorders>
+            <w:tcMar>
+              <w:top w:type="dxa" w:w="60"/>
+              <w:left w:type="dxa" w:w="100"/>
+              <w:bottom w:type="dxa" w:w="60"/>
+              <w:right w:type="dxa" w:w="100"/>
+            </w:tcMar>
+          </w:tcPr>
+          <w:p>
+            <w:r>
+              <w:rPr>
+                <w:sz w:val="18"/>
+                <w:szCs w:val="18"/>
+              </w:rPr>
+              <w:t xml:space="preserve">Code issues together</w:t>
+            </w:r>
+          </w:p>
+        </w:tc>
+        <w:tc>
+          <w:tcPr>
+            <w:tcW w:type="dxa" w:w="6960"/>
+            <w:tcBorders>
+              <w:top w:val="single" w:color="BFBFBF" w:sz="4"/>
+              <w:left w:val="single" w:color="BFBFBF" w:sz="4"/>
+              <w:bottom w:val="single" w:color="BFBFBF" w:sz="4"/>
+              <w:right w:val="single" w:color="BFBFBF" w:sz="4"/>
+            </w:tcBorders>
+            <w:tcMar>
+              <w:top w:type="dxa" w:w="60"/>
+              <w:left w:type="dxa" w:w="100"/>
+              <w:bottom w:type="dxa" w:w="60"/>
+              <w:right w:type="dxa" w:w="100"/>
+            </w:tcMar>
+          </w:tcPr>
+          <w:p>
+            <w:r>
+              <w:rPr>
+                <w:sz w:val="18"/>
+                <w:szCs w:val="18"/>
+              </w:rPr>
+              <w:t xml:space="preserve">ReviewController marks each row isCodeIssue when it is a roster row or carries any rep code flag (new holder, new code, advisor unclear, unknown, ended, before code start, dormant, reassignment, team change, allocation incomplete, review closed). Those rows join the codes to fix in Dealer Code Review; firm, fund and other data questions stay in Needs Decision, grouped by file. The rule lives in Apex so the app and its tests agree.</w:t>
+            </w:r>
+          </w:p>
+        </w:tc>
+      </w:tr>
+      <w:tr>
+        <w:tc>
+          <w:tcPr>
+            <w:tcW w:type="dxa" w:w="2400"/>
+            <w:tcBorders>
+              <w:top w:val="single" w:color="BFBFBF" w:sz="4"/>
+              <w:left w:val="single" w:color="BFBFBF" w:sz="4"/>
+              <w:bottom w:val="single" w:color="BFBFBF" w:sz="4"/>
+              <w:right w:val="single" w:color="BFBFBF" w:sz="4"/>
+            </w:tcBorders>
+            <w:tcMar>
+              <w:top w:type="dxa" w:w="60"/>
+              <w:left w:type="dxa" w:w="100"/>
+              <w:bottom w:type="dxa" w:w="60"/>
+              <w:right w:type="dxa" w:w="100"/>
+            </w:tcMar>
+          </w:tcPr>
+          <w:p>
+            <w:r>
+              <w:rPr>
+                <w:sz w:val="18"/>
+                <w:szCs w:val="18"/>
+              </w:rPr>
+              <w:t xml:space="preserve">Issue type column</w:t>
+            </w:r>
+          </w:p>
+        </w:tc>
+        <w:tc>
+          <w:tcPr>
+            <w:tcW w:type="dxa" w:w="6960"/>
+            <w:tcBorders>
+              <w:top w:val="single" w:color="BFBFBF" w:sz="4"/>
+              <w:left w:val="single" w:color="BFBFBF" w:sz="4"/>
+              <w:bottom w:val="single" w:color="BFBFBF" w:sz="4"/>
+              <w:right w:val="single" w:color="BFBFBF" w:sz="4"/>
+            </w:tcBorders>
+            <w:tcMar>
+              <w:top w:type="dxa" w:w="60"/>
+              <w:left w:type="dxa" w:w="100"/>
+              <w:bottom w:type="dxa" w:w="60"/>
+              <w:right w:type="dxa" w:w="100"/>
+            </w:tcMar>
+          </w:tcPr>
+          <w:p>
+            <w:r>
+              <w:rPr>
+                <w:sz w:val="18"/>
+                <w:szCs w:val="18"/>
+              </w:rPr>
+              <w:t xml:space="preserve">A short type per row from the highest-priority flag (for example New code holder, Unknown fund), informational flags such as fuzzy matches excluded.</w:t>
+            </w:r>
+          </w:p>
+        </w:tc>
+      </w:tr>
+      <w:tr>
+        <w:tc>
+          <w:tcPr>
+            <w:tcW w:type="dxa" w:w="2400"/>
+            <w:tcBorders>
+              <w:top w:val="single" w:color="BFBFBF" w:sz="4"/>
+              <w:left w:val="single" w:color="BFBFBF" w:sz="4"/>
+              <w:bottom w:val="single" w:color="BFBFBF" w:sz="4"/>
+              <w:right w:val="single" w:color="BFBFBF" w:sz="4"/>
+            </w:tcBorders>
+            <w:tcMar>
+              <w:top w:type="dxa" w:w="60"/>
+              <w:left w:type="dxa" w:w="100"/>
+              <w:bottom w:type="dxa" w:w="60"/>
+              <w:right w:type="dxa" w:w="100"/>
+            </w:tcMar>
+          </w:tcPr>
+          <w:p>
+            <w:r>
+              <w:rPr>
+                <w:sz w:val="18"/>
+                <w:szCs w:val="18"/>
+              </w:rPr>
+              <w:t xml:space="preserve">Email Firms tab</w:t>
+            </w:r>
+          </w:p>
+        </w:tc>
+        <w:tc>
+          <w:tcPr>
+            <w:tcW w:type="dxa" w:w="6960"/>
+            <w:tcBorders>
+              <w:top w:val="single" w:color="BFBFBF" w:sz="4"/>
+              <w:left w:val="single" w:color="BFBFBF" w:sz="4"/>
+              <w:bottom w:val="single" w:color="BFBFBF" w:sz="4"/>
+              <w:right w:val="single" w:color="BFBFBF" w:sz="4"/>
+            </w:tcBorders>
+            <w:tcMar>
+              <w:top w:type="dxa" w:w="60"/>
+              <w:left w:type="dxa" w:w="100"/>
+              <w:bottom w:type="dxa" w:w="60"/>
+              <w:right w:type="dxa" w:w="100"/>
+            </w:tcMar>
+          </w:tcPr>
+          <w:p>
+            <w:r>
+              <w:rPr>
+                <w:sz w:val="18"/>
+                <w:szCs w:val="18"/>
+              </w:rPr>
+              <w:t xml:space="preserve">One line per firm (contact, status, question count). The detail lists each question with where it came from and when it was asked, the Operations Contact (or how to set it), Email the firm, and the Mark as asked prompt for that firm only.</w:t>
+            </w:r>
+          </w:p>
+        </w:tc>
+      </w:tr>
+    </w:tbl>
+    <w:p>
+      <w:pPr>
+        <w:spacing w:after="120"/>
+      </w:pPr>
+    </w:p>
+    <w:p>
+      <w:pPr>
+        <w:pStyle w:val="ListParagraph"/>
+        <w:numPr>
+          <w:ilvl w:val="0"/>
+          <w:numId w:val="3"/>
+        </w:numPr>
+        <w:spacing w:after="60"/>
+      </w:pPr>
+      <w:r>
+        <w:t xml:space="preserve">Verification: Apex parse, PMD (zero findings), lint, cross-reference; new test codeIssuesAreSeparatedFromOtherDecisions and firm question assertions (146 tests). LWC: 40 Jest tests including the new table component; negative controls: dropping the code-issue filter fails 4 tests, showing the Mark as asked prompt on every firm fails 1.</w:t>
+      </w:r>
+    </w:p>
+    <w:p>
+      <w:pPr>
+        <w:pStyle w:val="Heading2"/>
+      </w:pPr>
+      <w:r>
+        <w:t xml:space="preserve">18.8 Phase 4b.3: rows that share an issue are decided together (2026-10-25)</w:t>
+      </w:r>
+    </w:p>
+    <w:p>
+      <w:pPr>
+        <w:spacing w:after="120"/>
+      </w:pPr>
+      <w:r>
+        <w:t xml:space="preserve">Feedback: insiders work this queue, and a misspelt firm or fund usually repeats on many rows. They need to see how many rows an issue affects (to confirm it with the dealer) and to fix them in one step. Decisions: one line per issue, and one decision reaches every open row with that issue from the same dealer, in any file. Rows with both a code issue and another issue stay in Dealer Code Review only.</w:t>
+      </w:r>
+    </w:p>
+    <w:tbl>
+      <w:tblPr>
+        <w:tblW w:type="dxa" w:w="9360"/>
+        <w:tblBorders>
+          <w:top w:val="single" w:color="auto" w:sz="4"/>
+          <w:left w:val="single" w:color="auto" w:sz="4"/>
+          <w:bottom w:val="single" w:color="auto" w:sz="4"/>
+          <w:right w:val="single" w:color="auto" w:sz="4"/>
+          <w:insideH w:val="single" w:color="auto" w:sz="4"/>
+          <w:insideV w:val="single" w:color="auto" w:sz="4"/>
+        </w:tblBorders>
+      </w:tblPr>
+      <w:tblGrid>
+        <w:gridCol w:w="1900"/>
+        <w:gridCol w:w="7460"/>
+      </w:tblGrid>
+      <w:tr>
+        <w:trPr>
+          <w:tblHeader/>
+        </w:trPr>
+        <w:tc>
+          <w:tcPr>
+            <w:tcW w:type="dxa" w:w="1900"/>
+            <w:tcBorders>
+              <w:top w:val="single" w:color="BFBFBF" w:sz="4"/>
+              <w:left w:val="single" w:color="BFBFBF" w:sz="4"/>
+              <w:bottom w:val="single" w:color="BFBFBF" w:sz="4"/>
+              <w:right w:val="single" w:color="BFBFBF" w:sz="4"/>
+            </w:tcBorders>
+            <w:shd w:fill="DCE6F1" w:color="auto" w:val="clear"/>
+            <w:tcMar>
+              <w:top w:type="dxa" w:w="60"/>
+              <w:left w:type="dxa" w:w="100"/>
+              <w:bottom w:type="dxa" w:w="60"/>
+              <w:right w:type="dxa" w:w="100"/>
+            </w:tcMar>
+          </w:tcPr>
+          <w:p>
+            <w:r>
+              <w:rPr>
+                <w:b/>
+                <w:bCs/>
+                <w:sz w:val="18"/>
+                <w:szCs w:val="18"/>
+              </w:rPr>
+              <w:t xml:space="preserve">Part</w:t>
+            </w:r>
+          </w:p>
+        </w:tc>
+        <w:tc>
+          <w:tcPr>
+            <w:tcW w:type="dxa" w:w="7460"/>
+            <w:tcBorders>
+              <w:top w:val="single" w:color="BFBFBF" w:sz="4"/>
+              <w:left w:val="single" w:color="BFBFBF" w:sz="4"/>
+              <w:bottom w:val="single" w:color="BFBFBF" w:sz="4"/>
+              <w:right w:val="single" w:color="BFBFBF" w:sz="4"/>
+            </w:tcBorders>
+            <w:shd w:fill="DCE6F1" w:color="auto" w:val="clear"/>
+            <w:tcMar>
+              <w:top w:type="dxa" w:w="60"/>
+              <w:left w:type="dxa" w:w="100"/>
+              <w:bottom w:type="dxa" w:w="60"/>
+              <w:right w:type="dxa" w:w="100"/>
+            </w:tcMar>
+          </w:tcPr>
+          <w:p>
+            <w:r>
+              <w:rPr>
+                <w:b/>
+                <w:bCs/>
+                <w:sz w:val="18"/>
+                <w:szCs w:val="18"/>
+              </w:rPr>
+              <w:t xml:space="preserve">How it works</w:t>
+            </w:r>
+          </w:p>
+        </w:tc>
+      </w:tr>
+      <w:tr>
+        <w:tc>
+          <w:tcPr>
+            <w:tcW w:type="dxa" w:w="1900"/>
+            <w:tcBorders>
+              <w:top w:val="single" w:color="BFBFBF" w:sz="4"/>
+              <w:left w:val="single" w:color="BFBFBF" w:sz="4"/>
+              <w:bottom w:val="single" w:color="BFBFBF" w:sz="4"/>
+              <w:right w:val="single" w:color="BFBFBF" w:sz="4"/>
+            </w:tcBorders>
+            <w:tcMar>
+              <w:top w:type="dxa" w:w="60"/>
+              <w:left w:type="dxa" w:w="100"/>
+              <w:bottom w:type="dxa" w:w="60"/>
+              <w:right w:type="dxa" w:w="100"/>
+            </w:tcMar>
+          </w:tcPr>
+          <w:p>
+            <w:r>
+              <w:rPr>
+                <w:sz w:val="18"/>
+                <w:szCs w:val="18"/>
+              </w:rPr>
+              <w:t xml:space="preserve">Issue Key</w:t>
+            </w:r>
+          </w:p>
+        </w:tc>
+        <w:tc>
+          <w:tcPr>
+            <w:tcW w:type="dxa" w:w="7460"/>
+            <w:tcBorders>
+              <w:top w:val="single" w:color="BFBFBF" w:sz="4"/>
+              <w:left w:val="single" w:color="BFBFBF" w:sz="4"/>
+              <w:bottom w:val="single" w:color="BFBFBF" w:sz="4"/>
+              <w:right w:val="single" w:color="BFBFBF" w:sz="4"/>
+            </w:tcBorders>
+            <w:tcMar>
+              <w:top w:type="dxa" w:w="60"/>
+              <w:left w:type="dxa" w:w="100"/>
+              <w:bottom w:type="dxa" w:w="60"/>
+              <w:right w:type="dxa" w:w="100"/>
+            </w:tcMar>
+          </w:tcPr>
+          <w:p>
+            <w:r>
+              <w:rPr>
+                <w:sz w:val="18"/>
+                <w:szCs w:val="18"/>
+              </w:rPr>
+              <w:t xml:space="preserve">New field on Import Staging Row, set by TradeMatcher for rows waiting for review: the dealer, plus each firm or fund issue (FIRM_MISSING, FIRM_UNRESOLVED, FIRM_AMBIGUOUS, FUND_UNRESOLVED, FUND_AMBIGUOUS) with the normalised spelling. Missing and ambiguous names also include the rep code, because the right firm can differ by code. Blank for roster rows, code issues and rows not in review. Keys over 255 characters are stored as a SHA-256 hash. External ID so lookups by key are indexed.</w:t>
+            </w:r>
+          </w:p>
+        </w:tc>
+      </w:tr>
+      <w:tr>
+        <w:tc>
+          <w:tcPr>
+            <w:tcW w:type="dxa" w:w="1900"/>
+            <w:tcBorders>
+              <w:top w:val="single" w:color="BFBFBF" w:sz="4"/>
+              <w:left w:val="single" w:color="BFBFBF" w:sz="4"/>
+              <w:bottom w:val="single" w:color="BFBFBF" w:sz="4"/>
+              <w:right w:val="single" w:color="BFBFBF" w:sz="4"/>
+            </w:tcBorders>
+            <w:tcMar>
+              <w:top w:type="dxa" w:w="60"/>
+              <w:left w:type="dxa" w:w="100"/>
+              <w:bottom w:type="dxa" w:w="60"/>
+              <w:right w:type="dxa" w:w="100"/>
+            </w:tcMar>
+          </w:tcPr>
+          <w:p>
+            <w:r>
+              <w:rPr>
+                <w:sz w:val="18"/>
+                <w:szCs w:val="18"/>
+              </w:rPr>
+              <w:t xml:space="preserve">Queue</w:t>
+            </w:r>
+          </w:p>
+        </w:tc>
+        <w:tc>
+          <w:tcPr>
+            <w:tcW w:type="dxa" w:w="7460"/>
+            <w:tcBorders>
+              <w:top w:val="single" w:color="BFBFBF" w:sz="4"/>
+              <w:left w:val="single" w:color="BFBFBF" w:sz="4"/>
+              <w:bottom w:val="single" w:color="BFBFBF" w:sz="4"/>
+              <w:right w:val="single" w:color="BFBFBF" w:sz="4"/>
+            </w:tcBorders>
+            <w:tcMar>
+              <w:top w:type="dxa" w:w="60"/>
+              <w:left w:type="dxa" w:w="100"/>
+              <w:bottom w:type="dxa" w:w="60"/>
+              <w:right w:type="dxa" w:w="100"/>
+            </w:tcMar>
+          </w:tcPr>
+          <w:p>
+            <w:r>
+              <w:rPr>
+                <w:sz w:val="18"/>
+                <w:szCs w:val="18"/>
+              </w:rPr>
+              <w:t xml:space="preserve">A light query picks one row to stand for each issue (and every row that shares none), then an aggregate query gives each issue's row count, total amount and file count. A large group cannot push other issues off the page.</w:t>
+            </w:r>
+          </w:p>
+        </w:tc>
+      </w:tr>
+      <w:tr>
+        <w:tc>
+          <w:tcPr>
+            <w:tcW w:type="dxa" w:w="1900"/>
+            <w:tcBorders>
+              <w:top w:val="single" w:color="BFBFBF" w:sz="4"/>
+              <w:left w:val="single" w:color="BFBFBF" w:sz="4"/>
+              <w:bottom w:val="single" w:color="BFBFBF" w:sz="4"/>
+              <w:right w:val="single" w:color="BFBFBF" w:sz="4"/>
+            </w:tcBorders>
+            <w:tcMar>
+              <w:top w:type="dxa" w:w="60"/>
+              <w:left w:type="dxa" w:w="100"/>
+              <w:bottom w:type="dxa" w:w="60"/>
+              <w:right w:type="dxa" w:w="100"/>
+            </w:tcMar>
+          </w:tcPr>
+          <w:p>
+            <w:r>
+              <w:rPr>
+                <w:sz w:val="18"/>
+                <w:szCs w:val="18"/>
+              </w:rPr>
+              <w:t xml:space="preserve">Decisions</w:t>
+            </w:r>
+          </w:p>
+        </w:tc>
+        <w:tc>
+          <w:tcPr>
+            <w:tcW w:type="dxa" w:w="7460"/>
+            <w:tcBorders>
+              <w:top w:val="single" w:color="BFBFBF" w:sz="4"/>
+              <w:left w:val="single" w:color="BFBFBF" w:sz="4"/>
+              <w:bottom w:val="single" w:color="BFBFBF" w:sz="4"/>
+              <w:right w:val="single" w:color="BFBFBF" w:sz="4"/>
+            </w:tcBorders>
+            <w:tcMar>
+              <w:top w:type="dxa" w:w="60"/>
+              <w:left w:type="dxa" w:w="100"/>
+              <w:bottom w:type="dxa" w:w="60"/>
+              <w:right w:type="dxa" w:w="100"/>
+            </w:tcMar>
+          </w:tcPr>
+          <w:p>
+            <w:r>
+              <w:rPr>
+                <w:sz w:val="18"/>
+                <w:szCs w:val="18"/>
+              </w:rPr>
+              <w:t xml:space="preserve">decideRow, holdRow, releaseHold and Assign to me apply to every open row with the same key and on-hold state, all or none, and return how many rows changed. One chunk is at most 200 rows (one trigger chunk, so re-matching is queued once); the rest stay in the queue. Remember this spelling teaches the alias once.</w:t>
+            </w:r>
+          </w:p>
+        </w:tc>
+      </w:tr>
+      <w:tr>
+        <w:tc>
+          <w:tcPr>
+            <w:tcW w:type="dxa" w:w="1900"/>
+            <w:tcBorders>
+              <w:top w:val="single" w:color="BFBFBF" w:sz="4"/>
+              <w:left w:val="single" w:color="BFBFBF" w:sz="4"/>
+              <w:bottom w:val="single" w:color="BFBFBF" w:sz="4"/>
+              <w:right w:val="single" w:color="BFBFBF" w:sz="4"/>
+            </w:tcBorders>
+            <w:tcMar>
+              <w:top w:type="dxa" w:w="60"/>
+              <w:left w:type="dxa" w:w="100"/>
+              <w:bottom w:type="dxa" w:w="60"/>
+              <w:right w:type="dxa" w:w="100"/>
+            </w:tcMar>
+          </w:tcPr>
+          <w:p>
+            <w:r>
+              <w:rPr>
+                <w:sz w:val="18"/>
+                <w:szCs w:val="18"/>
+              </w:rPr>
+              <w:t xml:space="preserve">Firm email</w:t>
+            </w:r>
+          </w:p>
+        </w:tc>
+        <w:tc>
+          <w:tcPr>
+            <w:tcW w:type="dxa" w:w="7460"/>
+            <w:tcBorders>
+              <w:top w:val="single" w:color="BFBFBF" w:sz="4"/>
+              <w:left w:val="single" w:color="BFBFBF" w:sz="4"/>
+              <w:bottom w:val="single" w:color="BFBFBF" w:sz="4"/>
+              <w:right w:val="single" w:color="BFBFBF" w:sz="4"/>
+            </w:tcBorders>
+            <w:tcMar>
+              <w:top w:type="dxa" w:w="60"/>
+              <w:left w:type="dxa" w:w="100"/>
+              <w:bottom w:type="dxa" w:w="60"/>
+              <w:right w:type="dxa" w:w="100"/>
+            </w:tcMar>
+          </w:tcPr>
+          <w:p>
+            <w:r>
+              <w:rPr>
+                <w:sz w:val="18"/>
+                <w:szCs w:val="18"/>
+              </w:rPr>
+              <w:t xml:space="preserve">Rows held for the same issue become one question that names the spelling and says how many rows and files it covers. Mark as asked stamps every row.</w:t>
+            </w:r>
+          </w:p>
+        </w:tc>
+      </w:tr>
+      <w:tr>
+        <w:tc>
+          <w:tcPr>
+            <w:tcW w:type="dxa" w:w="1900"/>
+            <w:tcBorders>
+              <w:top w:val="single" w:color="BFBFBF" w:sz="4"/>
+              <w:left w:val="single" w:color="BFBFBF" w:sz="4"/>
+              <w:bottom w:val="single" w:color="BFBFBF" w:sz="4"/>
+              <w:right w:val="single" w:color="BFBFBF" w:sz="4"/>
+            </w:tcBorders>
+            <w:tcMar>
+              <w:top w:type="dxa" w:w="60"/>
+              <w:left w:type="dxa" w:w="100"/>
+              <w:bottom w:type="dxa" w:w="60"/>
+              <w:right w:type="dxa" w:w="100"/>
+            </w:tcMar>
+          </w:tcPr>
+          <w:p>
+            <w:r>
+              <w:rPr>
+                <w:sz w:val="18"/>
+                <w:szCs w:val="18"/>
+              </w:rPr>
+              <w:t xml:space="preserve">App</w:t>
+            </w:r>
+          </w:p>
+        </w:tc>
+        <w:tc>
+          <w:tcPr>
+            <w:tcW w:type="dxa" w:w="7460"/>
+            <w:tcBorders>
+              <w:top w:val="single" w:color="BFBFBF" w:sz="4"/>
+              <w:left w:val="single" w:color="BFBFBF" w:sz="4"/>
+              <w:bottom w:val="single" w:color="BFBFBF" w:sz="4"/>
+              <w:right w:val="single" w:color="BFBFBF" w:sz="4"/>
+            </w:tcBorders>
+            <w:tcMar>
+              <w:top w:type="dxa" w:w="60"/>
+              <w:left w:type="dxa" w:w="100"/>
+              <w:bottom w:type="dxa" w:w="60"/>
+              <w:right w:type="dxa" w:w="100"/>
+            </w:tcMar>
+          </w:tcPr>
+          <w:p>
+            <w:r>
+              <w:rPr>
+                <w:sz w:val="18"/>
+                <w:szCs w:val="18"/>
+              </w:rPr>
+              <w:t xml:space="preserve">Group lines show 'N rows · total' and 'dealer · N files'. The detail explains the reach, lists up to 50 of the rows (file and row, date, code, advisor, firm, fund, amount) through the new getIssueRows method, and the buttons say Accept all N, Reject all N, Put all N on hold, Release all N.</w:t>
+            </w:r>
+          </w:p>
+        </w:tc>
+      </w:tr>
+    </w:tbl>
+    <w:p>
+      <w:pPr>
+        <w:spacing w:after="120"/>
+      </w:pPr>
+    </w:p>
+    <w:p>
+      <w:pPr>
+        <w:pStyle w:val="ListParagraph"/>
+        <w:numPr>
+          <w:ilvl w:val="0"/>
+          <w:numId w:val="3"/>
+        </w:numPr>
+        <w:spacing w:after="60"/>
+      </w:pPr>
+      <w:r>
+        <w:t xml:space="preserve">Why it matters: Remember this spelling already fixed future files, but re-matching only picks up Pending rows, so other rows with the same spelling already in review stayed there. Group decisions close that gap.</w:t>
+      </w:r>
+    </w:p>
+    <w:p>
+      <w:pPr>
+        <w:pStyle w:val="ListParagraph"/>
+        <w:numPr>
+          <w:ilvl w:val="0"/>
+          <w:numId w:val="3"/>
+        </w:numPr>
+        <w:spacing w:after="60"/>
+      </w:pPr>
+      <w:r>
+        <w:t xml:space="preserve">Verification: 151 Apex tests (new: issue keys in TradeMatcherTest; one line with totals, one decision for all, chunking, holding and the single firm question in ReviewControllerTest). apex_lint.py gained a rule that SOQL with FOR UPDATE cannot use ORDER BY (it caught one in this build; negative control confirmed); the reserved-word rule caught a variable named group. 42 Jest tests in tradeReview (negative control: dropping the 'all N' labels fails one).</w:t>
+      </w:r>
+    </w:p>
+    <w:p>
+      <w:pPr>
+        <w:pStyle w:val="ListParagraph"/>
+        <w:numPr>
+          <w:ilvl w:val="0"/>
+          <w:numId w:val="3"/>
+        </w:numPr>
+        <w:spacing w:after="60"/>
+      </w:pPr>
+      <w:r>
+        <w:t xml:space="preserve">Not yet: Claude is still asked about each row of a group separately; asking once per issue and copying the answer would cut cost for large groups.</w:t>
+      </w:r>
+    </w:p>
+    <w:p>
+      <w:pPr>
+        <w:pStyle w:val="Heading3"/>
+      </w:pPr>
+      <w:r>
+        <w:t xml:space="preserve">Field definition</w:t>
+      </w:r>
+    </w:p>
+    <w:p>
+      <w:pPr>
+        <w:spacing w:after="0"/>
+        <w:ind w:left="200"/>
+      </w:pPr>
+      <w:r>
+        <w:rPr>
+          <w:b/>
+          <w:bCs/>
+          <w:sz w:val="20"/>
+          <w:szCs w:val="20"/>
+        </w:rPr>
+        <w:t xml:space="preserve">Name: </w:t>
+      </w:r>
+      <w:r>
+        <w:rPr>
+          <w:sz w:val="20"/>
+          <w:szCs w:val="20"/>
+        </w:rPr>
+        <w:t xml:space="preserve">Issue Key</w:t>
+      </w:r>
+    </w:p>
+    <w:p>
+      <w:pPr>
+        <w:spacing w:after="0"/>
+        <w:ind w:left="200"/>
+      </w:pPr>
+      <w:r>
+        <w:rPr>
+          <w:b/>
+          <w:bCs/>
+          <w:sz w:val="20"/>
+          <w:szCs w:val="20"/>
+        </w:rPr>
+        <w:t xml:space="preserve">API: </w:t>
+      </w:r>
+      <w:r>
+        <w:rPr>
+          <w:sz w:val="20"/>
+          <w:szCs w:val="20"/>
+        </w:rPr>
+        <w:t xml:space="preserve">Issue_Key__c</w:t>
+      </w:r>
+    </w:p>
+    <w:p>
+      <w:pPr>
+        <w:spacing w:after="0"/>
+        <w:ind w:left="200"/>
+      </w:pPr>
+      <w:r>
+        <w:rPr>
+          <w:b/>
+          <w:bCs/>
+          <w:sz w:val="20"/>
+          <w:szCs w:val="20"/>
+        </w:rPr>
+        <w:t xml:space="preserve">Type: </w:t>
+      </w:r>
+      <w:r>
+        <w:rPr>
+          <w:sz w:val="20"/>
+          <w:szCs w:val="20"/>
+        </w:rPr>
+        <w:t xml:space="preserve">Text(255), External ID (not unique)</w:t>
+      </w:r>
+    </w:p>
+    <w:p>
+      <w:pPr>
+        <w:spacing w:after="0"/>
+        <w:ind w:left="200"/>
+      </w:pPr>
+      <w:r>
+        <w:rPr>
+          <w:b/>
+          <w:bCs/>
+          <w:sz w:val="20"/>
+          <w:szCs w:val="20"/>
+        </w:rPr>
+        <w:t xml:space="preserve">Description: </w:t>
+      </w:r>
+      <w:r>
+        <w:rPr>
+          <w:sz w:val="20"/>
+          <w:szCs w:val="20"/>
+        </w:rPr>
+        <w:t xml:space="preserve">What this row's problem has in common with other rows: the dealer, each firm or fund issue and the spelling it is about (plus the rep code when the right answer can differ by code, as for a missing or ambiguous name). Set by matching for rows waiting for review; blank for roster rows, code issues and rows not in review. Trade Review shows rows with the same key as one line with their count and total, and a decision on it applies to all of them. Indexed (External ID, not unique) so the rows sharing a key are found quickly. Keys over 255 characters are stored as a SHA-256 hash.</w:t>
+      </w:r>
+    </w:p>
+    <w:p>
+      <w:pPr>
+        <w:pBdr>
+          <w:bottom w:val="single" w:color="D9D9D9" w:sz="2" w:space="4"/>
+        </w:pBdr>
+        <w:spacing w:after="160"/>
+        <w:ind w:left="200"/>
+      </w:pPr>
+      <w:r>
+        <w:rPr>
+          <w:b/>
+          <w:bCs/>
+          <w:sz w:val="20"/>
+          <w:szCs w:val="20"/>
+        </w:rPr>
+        <w:t xml:space="preserve">Help: </w:t>
+      </w:r>
+      <w:r>
+        <w:rPr>
+          <w:sz w:val="20"/>
+          <w:szCs w:val="20"/>
+        </w:rPr>
+        <w:t xml:space="preserve">Rows with the same issue key share the same problem and are decided together in Trade Review. Set by the system.</w:t>
       </w:r>
     </w:p>
     <w:sectPr>

--- a/docs/Trade_Import_Build_Log.docx
+++ b/docs/Trade_Import_Build_Log.docx
@@ -374,7 +374,7 @@
                 <w:sz w:val="18"/>
                 <w:szCs w:val="18"/>
               </w:rPr>
-              <w:t xml:space="preserve">Phases 1 and 2 deployed and verified end to end. Phase 3A (deterministic matching and the Code Follow-Up list) built; deployed and verified end to end 2026-10-14. Phase 3B (Claude suggestions, review decisions, roster approval, mapping proposals, matching rules) deployed with fixes 3B.1 and 3B.2 (110 of 110 tests) and verified end to end 2026-10-21. Phase 4a (Standard tier: Anthropic API provider) passed the org dry run (118 tests) 2026-10-21. Phase 4b (Trade Review app) passed the org dry run (132 tests) 2026-10-22; 4b.1a (names, issue types, full demo reset, complete sample data) and 4b.2 (headlines, On Hold, per-field Claude answers, roster preview, firm follow-up email, token logging and prompt caching) passed the org dry run (145 of 145 tests) 2026-10-23; 4b.2a (one table layout, code issues in Dealer Code Review, Email Firms tab) passed the org dry run (146 of 146 tests) 2026-10-25; 4b.3 (shared issues decided together) built and locally verified 2026-10-25. Next: 4c (cloud storage pull).</w:t>
+              <w:t xml:space="preserve">Phases 1 and 2 deployed and verified end to end. Phase 3A (deterministic matching and the Code Follow-Up list) built; deployed and verified end to end 2026-10-14. Phase 3B (Claude suggestions, review decisions, roster approval, mapping proposals, matching rules) deployed with fixes 3B.1 and 3B.2 (110 of 110 tests) and verified end to end 2026-10-21. Phase 4a (Standard tier: Anthropic API provider) passed the org dry run (118 tests) 2026-10-21. Phase 4b (Trade Review app) passed the org dry run (132 tests) 2026-10-22; 4b.1a (names, issue types, full demo reset, complete sample data) and 4b.2 (headlines, On Hold, per-field Claude answers, roster preview, firm follow-up email, token logging and prompt caching) passed the org dry run (145 of 145 tests) 2026-10-23; 4b.2a (one table layout, code issues in Dealer Code Review, Email Firms tab) passed the org dry run (146 of 146 tests) 2026-10-25; 4b.3 (shared issues decided together) built 2026-10-25; audit fixes part 1 passed the org dry run (159 of 159 tests) 2026-10-28. Next: 4c (cloud storage pull).</w:t>
             </w:r>
           </w:p>
         </w:tc>
@@ -47511,6 +47511,736 @@
           <w:szCs w:val="20"/>
         </w:rPr>
         <w:t xml:space="preserve">Rows with the same issue key share the same problem and are decided together in Trade Review. Set by the system.</w:t>
+      </w:r>
+    </w:p>
+    <w:p>
+      <w:pPr>
+        <w:pStyle w:val="Heading1"/>
+      </w:pPr>
+      <w:r>
+        <w:t xml:space="preserve">19. Code audit and fixes, part 1 (2026-10-26)</w:t>
+      </w:r>
+    </w:p>
+    <w:p>
+      <w:pPr>
+        <w:spacing w:after="120"/>
+      </w:pPr>
+      <w:r>
+        <w:t xml:space="preserve">An independent audit (a separate agent that had not seen the code being built) read every class, trigger and component and ran the local checks on a copy. Its verdict: the pipeline design, the Claude safety model and the tests are strong; the weaknesses are the security model of the background steps, concurrency around Claude, a few matching edge cases and accuracy in the public repository. The findings are in CODE_AUDIT.md in the Claude Project. Part 1 fixes the repository findings and the small correctness findings; the security model (F-01), Claude concurrency (F-02), per-issue Claude calls, prompt-cache layout (F-19), the stranded-work sweeper (F-08), CI (F-29) and the larger refactors follow.</w:t>
+      </w:r>
+    </w:p>
+    <w:p>
+      <w:pPr>
+        <w:pStyle w:val="Heading2"/>
+      </w:pPr>
+      <w:r>
+        <w:t xml:space="preserve">19.1 Correctness fixes</w:t>
+      </w:r>
+    </w:p>
+    <w:tbl>
+      <w:tblPr>
+        <w:tblW w:type="dxa" w:w="9360"/>
+        <w:tblBorders>
+          <w:top w:val="single" w:color="auto" w:sz="4"/>
+          <w:left w:val="single" w:color="auto" w:sz="4"/>
+          <w:bottom w:val="single" w:color="auto" w:sz="4"/>
+          <w:right w:val="single" w:color="auto" w:sz="4"/>
+          <w:insideH w:val="single" w:color="auto" w:sz="4"/>
+          <w:insideV w:val="single" w:color="auto" w:sz="4"/>
+        </w:tblBorders>
+      </w:tblPr>
+      <w:tblGrid>
+        <w:gridCol w:w="3000"/>
+        <w:gridCol w:w="6360"/>
+      </w:tblGrid>
+      <w:tr>
+        <w:trPr>
+          <w:tblHeader/>
+        </w:trPr>
+        <w:tc>
+          <w:tcPr>
+            <w:tcW w:type="dxa" w:w="3000"/>
+            <w:tcBorders>
+              <w:top w:val="single" w:color="BFBFBF" w:sz="4"/>
+              <w:left w:val="single" w:color="BFBFBF" w:sz="4"/>
+              <w:bottom w:val="single" w:color="BFBFBF" w:sz="4"/>
+              <w:right w:val="single" w:color="BFBFBF" w:sz="4"/>
+            </w:tcBorders>
+            <w:shd w:fill="DCE6F1" w:color="auto" w:val="clear"/>
+            <w:tcMar>
+              <w:top w:type="dxa" w:w="60"/>
+              <w:left w:type="dxa" w:w="100"/>
+              <w:bottom w:type="dxa" w:w="60"/>
+              <w:right w:type="dxa" w:w="100"/>
+            </w:tcMar>
+          </w:tcPr>
+          <w:p>
+            <w:r>
+              <w:rPr>
+                <w:b/>
+                <w:bCs/>
+                <w:sz w:val="18"/>
+                <w:szCs w:val="18"/>
+              </w:rPr>
+              <w:t xml:space="preserve">Finding</w:t>
+            </w:r>
+          </w:p>
+        </w:tc>
+        <w:tc>
+          <w:tcPr>
+            <w:tcW w:type="dxa" w:w="6360"/>
+            <w:tcBorders>
+              <w:top w:val="single" w:color="BFBFBF" w:sz="4"/>
+              <w:left w:val="single" w:color="BFBFBF" w:sz="4"/>
+              <w:bottom w:val="single" w:color="BFBFBF" w:sz="4"/>
+              <w:right w:val="single" w:color="BFBFBF" w:sz="4"/>
+            </w:tcBorders>
+            <w:shd w:fill="DCE6F1" w:color="auto" w:val="clear"/>
+            <w:tcMar>
+              <w:top w:type="dxa" w:w="60"/>
+              <w:left w:type="dxa" w:w="100"/>
+              <w:bottom w:type="dxa" w:w="60"/>
+              <w:right w:type="dxa" w:w="100"/>
+            </w:tcMar>
+          </w:tcPr>
+          <w:p>
+            <w:r>
+              <w:rPr>
+                <w:b/>
+                <w:bCs/>
+                <w:sz w:val="18"/>
+                <w:szCs w:val="18"/>
+              </w:rPr>
+              <w:t xml:space="preserve">Fix</w:t>
+            </w:r>
+          </w:p>
+        </w:tc>
+      </w:tr>
+      <w:tr>
+        <w:tc>
+          <w:tcPr>
+            <w:tcW w:type="dxa" w:w="3000"/>
+            <w:tcBorders>
+              <w:top w:val="single" w:color="BFBFBF" w:sz="4"/>
+              <w:left w:val="single" w:color="BFBFBF" w:sz="4"/>
+              <w:bottom w:val="single" w:color="BFBFBF" w:sz="4"/>
+              <w:right w:val="single" w:color="BFBFBF" w:sz="4"/>
+            </w:tcBorders>
+            <w:tcMar>
+              <w:top w:type="dxa" w:w="60"/>
+              <w:left w:type="dxa" w:w="100"/>
+              <w:bottom w:type="dxa" w:w="60"/>
+              <w:right w:type="dxa" w:w="100"/>
+            </w:tcMar>
+          </w:tcPr>
+          <w:p>
+            <w:r>
+              <w:rPr>
+                <w:sz w:val="18"/>
+                <w:szCs w:val="18"/>
+              </w:rPr>
+              <w:t xml:space="preserve">F-04 Team split credited people the name rules out</w:t>
+            </w:r>
+          </w:p>
+        </w:tc>
+        <w:tc>
+          <w:tcPr>
+            <w:tcW w:type="dxa" w:w="6360"/>
+            <w:tcBorders>
+              <w:top w:val="single" w:color="BFBFBF" w:sz="4"/>
+              <w:left w:val="single" w:color="BFBFBF" w:sz="4"/>
+              <w:bottom w:val="single" w:color="BFBFBF" w:sz="4"/>
+              <w:right w:val="single" w:color="BFBFBF" w:sz="4"/>
+            </w:tcBorders>
+            <w:tcMar>
+              <w:top w:type="dxa" w:w="60"/>
+              <w:left w:type="dxa" w:w="100"/>
+              <w:bottom w:type="dxa" w:w="60"/>
+              <w:right w:type="dxa" w:w="100"/>
+            </w:tcMar>
+          </w:tcPr>
+          <w:p>
+            <w:r>
+              <w:rPr>
+                <w:sz w:val="18"/>
+                <w:szCs w:val="18"/>
+              </w:rPr>
+              <w:t xml:space="preserve">When a row's name fits some members of a team code but not all ("Chen" on a team with Ryan Chen, Megan Chen and Julia Morales), the row goes to Dealer Code Review with ADVISOR_AMBIGUOUS and the members it fits as the choices. The reviewer's choice is stored in the new Advisor Override field; re-matching credits that member 100% (ADVISOR_FROM_REVIEWER). Claude is asked to choose among the same members.</w:t>
+            </w:r>
+          </w:p>
+        </w:tc>
+      </w:tr>
+      <w:tr>
+        <w:tc>
+          <w:tcPr>
+            <w:tcW w:type="dxa" w:w="3000"/>
+            <w:tcBorders>
+              <w:top w:val="single" w:color="BFBFBF" w:sz="4"/>
+              <w:left w:val="single" w:color="BFBFBF" w:sz="4"/>
+              <w:bottom w:val="single" w:color="BFBFBF" w:sz="4"/>
+              <w:right w:val="single" w:color="BFBFBF" w:sz="4"/>
+            </w:tcBorders>
+            <w:tcMar>
+              <w:top w:type="dxa" w:w="60"/>
+              <w:left w:type="dxa" w:w="100"/>
+              <w:bottom w:type="dxa" w:w="60"/>
+              <w:right w:type="dxa" w:w="100"/>
+            </w:tcMar>
+          </w:tcPr>
+          <w:p>
+            <w:r>
+              <w:rPr>
+                <w:sz w:val="18"/>
+                <w:szCs w:val="18"/>
+              </w:rPr>
+              <w:t xml:space="preserve">F-05 Code reviews were grouped by dealer, not firm</w:t>
+            </w:r>
+          </w:p>
+        </w:tc>
+        <w:tc>
+          <w:tcPr>
+            <w:tcW w:type="dxa" w:w="6360"/>
+            <w:tcBorders>
+              <w:top w:val="single" w:color="BFBFBF" w:sz="4"/>
+              <w:left w:val="single" w:color="BFBFBF" w:sz="4"/>
+              <w:bottom w:val="single" w:color="BFBFBF" w:sz="4"/>
+              <w:right w:val="single" w:color="BFBFBF" w:sz="4"/>
+            </w:tcBorders>
+            <w:tcMar>
+              <w:top w:type="dxa" w:w="60"/>
+              <w:left w:type="dxa" w:w="100"/>
+              <w:bottom w:type="dxa" w:w="60"/>
+              <w:right w:type="dxa" w:w="100"/>
+            </w:tcMar>
+          </w:tcPr>
+          <w:p>
+            <w:r>
+              <w:rPr>
+                <w:sz w:val="18"/>
+                <w:szCs w:val="18"/>
+              </w:rPr>
+              <w:t xml:space="preserve">The follow-up key is now the matched firm's Id + code + reason, so a dealer file covering two firms (Kestrel Inc. and Ltd.) gives each firm its own code review, roster approval resolves the right one, and the email goes to the right firm. DemoScenarioTest now identifies follow-ups by firm, code and reason instead of by the key text.</w:t>
+            </w:r>
+          </w:p>
+        </w:tc>
+      </w:tr>
+      <w:tr>
+        <w:tc>
+          <w:tcPr>
+            <w:tcW w:type="dxa" w:w="3000"/>
+            <w:tcBorders>
+              <w:top w:val="single" w:color="BFBFBF" w:sz="4"/>
+              <w:left w:val="single" w:color="BFBFBF" w:sz="4"/>
+              <w:bottom w:val="single" w:color="BFBFBF" w:sz="4"/>
+              <w:right w:val="single" w:color="BFBFBF" w:sz="4"/>
+            </w:tcBorders>
+            <w:tcMar>
+              <w:top w:type="dxa" w:w="60"/>
+              <w:left w:type="dxa" w:w="100"/>
+              <w:bottom w:type="dxa" w:w="60"/>
+              <w:right w:type="dxa" w:w="100"/>
+            </w:tcMar>
+          </w:tcPr>
+          <w:p>
+            <w:r>
+              <w:rPr>
+                <w:sz w:val="18"/>
+                <w:szCs w:val="18"/>
+              </w:rPr>
+              <w:t xml:space="preserve">F-06 Last Confirmed Trade Date was never written</w:t>
+            </w:r>
+          </w:p>
+        </w:tc>
+        <w:tc>
+          <w:tcPr>
+            <w:tcW w:type="dxa" w:w="6360"/>
+            <w:tcBorders>
+              <w:top w:val="single" w:color="BFBFBF" w:sz="4"/>
+              <w:left w:val="single" w:color="BFBFBF" w:sz="4"/>
+              <w:bottom w:val="single" w:color="BFBFBF" w:sz="4"/>
+              <w:right w:val="single" w:color="BFBFBF" w:sz="4"/>
+            </w:tcBorders>
+            <w:tcMar>
+              <w:top w:type="dxa" w:w="60"/>
+              <w:left w:type="dxa" w:w="100"/>
+              <w:bottom w:type="dxa" w:w="60"/>
+              <w:right w:type="dxa" w:w="100"/>
+            </w:tcMar>
+          </w:tcPr>
+          <w:p>
+            <w:r>
+              <w:rPr>
+                <w:sz w:val="18"/>
+                <w:szCs w:val="18"/>
+              </w:rPr>
+              <w:t xml:space="preserve">Each matched trade moves its credited assignments' date forward (all members for a team split). Written in system mode for that one field, because the integration user has no edit access to assignments.</w:t>
+            </w:r>
+          </w:p>
+        </w:tc>
+      </w:tr>
+      <w:tr>
+        <w:tc>
+          <w:tcPr>
+            <w:tcW w:type="dxa" w:w="3000"/>
+            <w:tcBorders>
+              <w:top w:val="single" w:color="BFBFBF" w:sz="4"/>
+              <w:left w:val="single" w:color="BFBFBF" w:sz="4"/>
+              <w:bottom w:val="single" w:color="BFBFBF" w:sz="4"/>
+              <w:right w:val="single" w:color="BFBFBF" w:sz="4"/>
+            </w:tcBorders>
+            <w:tcMar>
+              <w:top w:type="dxa" w:w="60"/>
+              <w:left w:type="dxa" w:w="100"/>
+              <w:bottom w:type="dxa" w:w="60"/>
+              <w:right w:type="dxa" w:w="100"/>
+            </w:tcMar>
+          </w:tcPr>
+          <w:p>
+            <w:r>
+              <w:rPr>
+                <w:sz w:val="18"/>
+                <w:szCs w:val="18"/>
+              </w:rPr>
+              <w:t xml:space="preserve">F-07 One dealer's single-firm profile could fill in its firm on another dealer's file</w:t>
+            </w:r>
+          </w:p>
+        </w:tc>
+        <w:tc>
+          <w:tcPr>
+            <w:tcW w:type="dxa" w:w="6360"/>
+            <w:tcBorders>
+              <w:top w:val="single" w:color="BFBFBF" w:sz="4"/>
+              <w:left w:val="single" w:color="BFBFBF" w:sz="4"/>
+              <w:bottom w:val="single" w:color="BFBFBF" w:sz="4"/>
+              <w:right w:val="single" w:color="BFBFBF" w:sz="4"/>
+            </w:tcBorders>
+            <w:tcMar>
+              <w:top w:type="dxa" w:w="60"/>
+              <w:left w:type="dxa" w:w="100"/>
+              <w:bottom w:type="dxa" w:w="60"/>
+              <w:right w:type="dxa" w:w="100"/>
+            </w:tcMar>
+          </w:tcPr>
+          <w:p>
+            <w:r>
+              <w:rPr>
+                <w:sz w:val="18"/>
+                <w:szCs w:val="18"/>
+              </w:rPr>
+              <w:t xml:space="preserve">When the only Active profile for a layout is another dealer's single-firm profile, the file is treated as a new layout for its own dealer (Mapping Review, Claude proposes a profile).</w:t>
+            </w:r>
+          </w:p>
+        </w:tc>
+      </w:tr>
+      <w:tr>
+        <w:tc>
+          <w:tcPr>
+            <w:tcW w:type="dxa" w:w="3000"/>
+            <w:tcBorders>
+              <w:top w:val="single" w:color="BFBFBF" w:sz="4"/>
+              <w:left w:val="single" w:color="BFBFBF" w:sz="4"/>
+              <w:bottom w:val="single" w:color="BFBFBF" w:sz="4"/>
+              <w:right w:val="single" w:color="BFBFBF" w:sz="4"/>
+            </w:tcBorders>
+            <w:tcMar>
+              <w:top w:type="dxa" w:w="60"/>
+              <w:left w:type="dxa" w:w="100"/>
+              <w:bottom w:type="dxa" w:w="60"/>
+              <w:right w:type="dxa" w:w="100"/>
+            </w:tcMar>
+          </w:tcPr>
+          <w:p>
+            <w:r>
+              <w:rPr>
+                <w:sz w:val="18"/>
+                <w:szCs w:val="18"/>
+              </w:rPr>
+              <w:t xml:space="preserve">F-03 Assigning a shared issue overwrote other reviewers' rows</w:t>
+            </w:r>
+          </w:p>
+        </w:tc>
+        <w:tc>
+          <w:tcPr>
+            <w:tcW w:type="dxa" w:w="6360"/>
+            <w:tcBorders>
+              <w:top w:val="single" w:color="BFBFBF" w:sz="4"/>
+              <w:left w:val="single" w:color="BFBFBF" w:sz="4"/>
+              <w:bottom w:val="single" w:color="BFBFBF" w:sz="4"/>
+              <w:right w:val="single" w:color="BFBFBF" w:sz="4"/>
+            </w:tcBorders>
+            <w:tcMar>
+              <w:top w:type="dxa" w:w="60"/>
+              <w:left w:type="dxa" w:w="100"/>
+              <w:bottom w:type="dxa" w:w="60"/>
+              <w:right w:type="dxa" w:w="100"/>
+            </w:tcMar>
+          </w:tcPr>
+          <w:p>
+            <w:r>
+              <w:rPr>
+                <w:sz w:val="18"/>
+                <w:szCs w:val="18"/>
+              </w:rPr>
+              <w:t xml:space="preserve">Taking an issue is refused if any of its rows is assigned to someone else; giving it back releases only your own rows.</w:t>
+            </w:r>
+          </w:p>
+        </w:tc>
+      </w:tr>
+      <w:tr>
+        <w:tc>
+          <w:tcPr>
+            <w:tcW w:type="dxa" w:w="3000"/>
+            <w:tcBorders>
+              <w:top w:val="single" w:color="BFBFBF" w:sz="4"/>
+              <w:left w:val="single" w:color="BFBFBF" w:sz="4"/>
+              <w:bottom w:val="single" w:color="BFBFBF" w:sz="4"/>
+              <w:right w:val="single" w:color="BFBFBF" w:sz="4"/>
+            </w:tcBorders>
+            <w:tcMar>
+              <w:top w:type="dxa" w:w="60"/>
+              <w:left w:type="dxa" w:w="100"/>
+              <w:bottom w:type="dxa" w:w="60"/>
+              <w:right w:type="dxa" w:w="100"/>
+            </w:tcMar>
+          </w:tcPr>
+          <w:p>
+            <w:r>
+              <w:rPr>
+                <w:sz w:val="18"/>
+                <w:szCs w:val="18"/>
+              </w:rPr>
+              <w:t xml:space="preserve">F-09 Two jobs could stage the same file</w:t>
+            </w:r>
+          </w:p>
+        </w:tc>
+        <w:tc>
+          <w:tcPr>
+            <w:tcW w:type="dxa" w:w="6360"/>
+            <w:tcBorders>
+              <w:top w:val="single" w:color="BFBFBF" w:sz="4"/>
+              <w:left w:val="single" w:color="BFBFBF" w:sz="4"/>
+              <w:bottom w:val="single" w:color="BFBFBF" w:sz="4"/>
+              <w:right w:val="single" w:color="BFBFBF" w:sz="4"/>
+            </w:tcBorders>
+            <w:tcMar>
+              <w:top w:type="dxa" w:w="60"/>
+              <w:left w:type="dxa" w:w="100"/>
+              <w:bottom w:type="dxa" w:w="60"/>
+              <w:right w:type="dxa" w:w="100"/>
+            </w:tcMar>
+          </w:tcPr>
+          <w:p>
+            <w:r>
+              <w:rPr>
+                <w:sz w:val="18"/>
+                <w:szCs w:val="18"/>
+              </w:rPr>
+              <w:t xml:space="preserve">The batch is locked (FOR UPDATE) and moved to Processing before anything else.</w:t>
+            </w:r>
+          </w:p>
+        </w:tc>
+      </w:tr>
+      <w:tr>
+        <w:tc>
+          <w:tcPr>
+            <w:tcW w:type="dxa" w:w="3000"/>
+            <w:tcBorders>
+              <w:top w:val="single" w:color="BFBFBF" w:sz="4"/>
+              <w:left w:val="single" w:color="BFBFBF" w:sz="4"/>
+              <w:bottom w:val="single" w:color="BFBFBF" w:sz="4"/>
+              <w:right w:val="single" w:color="BFBFBF" w:sz="4"/>
+            </w:tcBorders>
+            <w:tcMar>
+              <w:top w:type="dxa" w:w="60"/>
+              <w:left w:type="dxa" w:w="100"/>
+              <w:bottom w:type="dxa" w:w="60"/>
+              <w:right w:type="dxa" w:w="100"/>
+            </w:tcMar>
+          </w:tcPr>
+          <w:p>
+            <w:r>
+              <w:rPr>
+                <w:sz w:val="18"/>
+                <w:szCs w:val="18"/>
+              </w:rPr>
+              <w:t xml:space="preserve">F-10 An amount too large for the field failed the whole file</w:t>
+            </w:r>
+          </w:p>
+        </w:tc>
+        <w:tc>
+          <w:tcPr>
+            <w:tcW w:type="dxa" w:w="6360"/>
+            <w:tcBorders>
+              <w:top w:val="single" w:color="BFBFBF" w:sz="4"/>
+              <w:left w:val="single" w:color="BFBFBF" w:sz="4"/>
+              <w:bottom w:val="single" w:color="BFBFBF" w:sz="4"/>
+              <w:right w:val="single" w:color="BFBFBF" w:sz="4"/>
+            </w:tcBorders>
+            <w:tcMar>
+              <w:top w:type="dxa" w:w="60"/>
+              <w:left w:type="dxa" w:w="100"/>
+              <w:bottom w:type="dxa" w:w="60"/>
+              <w:right w:type="dxa" w:w="100"/>
+            </w:tcMar>
+          </w:tcPr>
+          <w:p>
+            <w:r>
+              <w:rPr>
+                <w:sz w:val="18"/>
+                <w:szCs w:val="18"/>
+              </w:rPr>
+              <w:t xml:space="preserve">Amounts of 10^16 or more are a row error ('too large'); mirrored in the Python port with three new vectors (Number(18,2) holds 16 digits before the point).</w:t>
+            </w:r>
+          </w:p>
+        </w:tc>
+      </w:tr>
+      <w:tr>
+        <w:tc>
+          <w:tcPr>
+            <w:tcW w:type="dxa" w:w="3000"/>
+            <w:tcBorders>
+              <w:top w:val="single" w:color="BFBFBF" w:sz="4"/>
+              <w:left w:val="single" w:color="BFBFBF" w:sz="4"/>
+              <w:bottom w:val="single" w:color="BFBFBF" w:sz="4"/>
+              <w:right w:val="single" w:color="BFBFBF" w:sz="4"/>
+            </w:tcBorders>
+            <w:tcMar>
+              <w:top w:type="dxa" w:w="60"/>
+              <w:left w:type="dxa" w:w="100"/>
+              <w:bottom w:type="dxa" w:w="60"/>
+              <w:right w:type="dxa" w:w="100"/>
+            </w:tcMar>
+          </w:tcPr>
+          <w:p>
+            <w:r>
+              <w:rPr>
+                <w:sz w:val="18"/>
+                <w:szCs w:val="18"/>
+              </w:rPr>
+              <w:t xml:space="preserve">F-12 A long flag list could cut the last flag in half</w:t>
+            </w:r>
+          </w:p>
+        </w:tc>
+        <w:tc>
+          <w:tcPr>
+            <w:tcW w:type="dxa" w:w="6360"/>
+            <w:tcBorders>
+              <w:top w:val="single" w:color="BFBFBF" w:sz="4"/>
+              <w:left w:val="single" w:color="BFBFBF" w:sz="4"/>
+              <w:bottom w:val="single" w:color="BFBFBF" w:sz="4"/>
+              <w:right w:val="single" w:color="BFBFBF" w:sz="4"/>
+            </w:tcBorders>
+            <w:tcMar>
+              <w:top w:type="dxa" w:w="60"/>
+              <w:left w:type="dxa" w:w="100"/>
+              <w:bottom w:type="dxa" w:w="60"/>
+              <w:right w:type="dxa" w:w="100"/>
+            </w:tcMar>
+          </w:tcPr>
+          <w:p>
+            <w:r>
+              <w:rPr>
+                <w:sz w:val="18"/>
+                <w:szCs w:val="18"/>
+              </w:rPr>
+              <w:t xml:space="preserve">Whole flags are kept and any that do not fit are dropped; FOLLOW_UP_CLOSED is always kept last.</w:t>
+            </w:r>
+          </w:p>
+        </w:tc>
+      </w:tr>
+    </w:tbl>
+    <w:p>
+      <w:pPr>
+        <w:spacing w:after="120"/>
+      </w:pPr>
+    </w:p>
+    <w:p>
+      <w:pPr>
+        <w:pStyle w:val="Heading2"/>
+      </w:pPr>
+      <w:r>
+        <w:t xml:space="preserve">19.2 Repository fixes</w:t>
+      </w:r>
+    </w:p>
+    <w:p>
+      <w:pPr>
+        <w:pStyle w:val="ListParagraph"/>
+        <w:numPr>
+          <w:ilvl w:val="0"/>
+          <w:numId w:val="3"/>
+        </w:numPr>
+        <w:spacing w:after="60"/>
+      </w:pPr>
+      <w:r>
+        <w:t xml:space="preserve">README counts corrected (42 Jest tests, not 50; 159 Apex tests) and the push-job setup steps written into the README instead of linking a guide that was not in the repository. The run guides for phases 1 to 3B are now included.</w:t>
+      </w:r>
+    </w:p>
+    <w:p>
+      <w:pPr>
+        <w:pStyle w:val="ListParagraph"/>
+        <w:numPr>
+          <w:ilvl w:val="0"/>
+          <w:numId w:val="3"/>
+        </w:numPr>
+        <w:spacing w:after="60"/>
+      </w:pPr>
+      <w:r>
+        <w:t xml:space="preserve">PROJECT_CONTEXT.md (working notes with the org username and our working agreements) is git-ignored and kept in the Claude Project; a public ARCHITECTURE.md carries the technical content. The org username was removed from the JWT setup guide.</w:t>
+      </w:r>
+    </w:p>
+    <w:p>
+      <w:pPr>
+        <w:pStyle w:val="ListParagraph"/>
+        <w:numPr>
+          <w:ilvl w:val="0"/>
+          <w:numId w:val="3"/>
+        </w:numPr>
+        <w:spacing w:after="60"/>
+      </w:pPr>
+      <w:r>
+        <w:t xml:space="preserve">Prettier: an Apex override (tab width 4, print width 160) and every Apex file reformatted to it, so the pre-commit hook no longer rewrites the codebase (verified: only whitespace changed). Sample CSVs keep their line endings (*.csv -text). Unused CSS removed, a misplaced comment moved, package name set, template leftovers removed from the repository.</w:t>
+      </w:r>
+    </w:p>
+    <w:p>
+      <w:pPr>
+        <w:pStyle w:val="Heading2"/>
+      </w:pPr>
+      <w:r>
+        <w:t xml:space="preserve">19.3 Verification</w:t>
+      </w:r>
+    </w:p>
+    <w:p>
+      <w:pPr>
+        <w:pStyle w:val="ListParagraph"/>
+        <w:numPr>
+          <w:ilvl w:val="0"/>
+          <w:numId w:val="3"/>
+        </w:numPr>
+        <w:spacing w:after="60"/>
+      </w:pPr>
+      <w:r>
+        <w:t xml:space="preserve">159 Apex tests in 22 classes (new: team member choice, one code review per firm, assignment never takes others' rows, confirmed trade date, whole flags, processing lock, another dealer's profile, oversized amount). Parse, PMD (zero findings), lint, cross-reference, Python vectors (18 amounts), 42 Jest tests.</w:t>
+      </w:r>
+    </w:p>
+    <w:p>
+      <w:pPr>
+        <w:pStyle w:val="Heading3"/>
+      </w:pPr>
+      <w:r>
+        <w:t xml:space="preserve">Field definition</w:t>
+      </w:r>
+    </w:p>
+    <w:p>
+      <w:pPr>
+        <w:spacing w:after="0"/>
+        <w:ind w:left="200"/>
+      </w:pPr>
+      <w:r>
+        <w:rPr>
+          <w:b/>
+          <w:bCs/>
+          <w:sz w:val="20"/>
+          <w:szCs w:val="20"/>
+        </w:rPr>
+        <w:t xml:space="preserve">Name: </w:t>
+      </w:r>
+      <w:r>
+        <w:rPr>
+          <w:sz w:val="20"/>
+          <w:szCs w:val="20"/>
+        </w:rPr>
+        <w:t xml:space="preserve">Advisor Override</w:t>
+      </w:r>
+    </w:p>
+    <w:p>
+      <w:pPr>
+        <w:spacing w:after="0"/>
+        <w:ind w:left="200"/>
+      </w:pPr>
+      <w:r>
+        <w:rPr>
+          <w:b/>
+          <w:bCs/>
+          <w:sz w:val="20"/>
+          <w:szCs w:val="20"/>
+        </w:rPr>
+        <w:t xml:space="preserve">API: </w:t>
+      </w:r>
+      <w:r>
+        <w:rPr>
+          <w:sz w:val="20"/>
+          <w:szCs w:val="20"/>
+        </w:rPr>
+        <w:t xml:space="preserve">Advisor_Override__c</w:t>
+      </w:r>
+    </w:p>
+    <w:p>
+      <w:pPr>
+        <w:spacing w:after="0"/>
+        <w:ind w:left="200"/>
+      </w:pPr>
+      <w:r>
+        <w:rPr>
+          <w:b/>
+          <w:bCs/>
+          <w:sz w:val="20"/>
+          <w:szCs w:val="20"/>
+        </w:rPr>
+        <w:t xml:space="preserve">Type: </w:t>
+      </w:r>
+      <w:r>
+        <w:rPr>
+          <w:sz w:val="20"/>
+          <w:szCs w:val="20"/>
+        </w:rPr>
+        <w:t xml:space="preserve">Lookup(Contact), optional, clear value if deleted</w:t>
+      </w:r>
+    </w:p>
+    <w:p>
+      <w:pPr>
+        <w:spacing w:after="0"/>
+        <w:ind w:left="200"/>
+      </w:pPr>
+      <w:r>
+        <w:rPr>
+          <w:b/>
+          <w:bCs/>
+          <w:sz w:val="20"/>
+          <w:szCs w:val="20"/>
+        </w:rPr>
+        <w:t xml:space="preserve">Description: </w:t>
+      </w:r>
+      <w:r>
+        <w:rPr>
+          <w:sz w:val="20"/>
+          <w:szCs w:val="20"/>
+        </w:rPr>
+        <w:t xml:space="preserve">The team member a reviewer chose to credit when the row's advisor name fits more than one member of a team code (flag ADVISOR_AMBIGUOUS), for example "Chen" on a team with Ryan and Megan Chen. Matching credits this advisor 100% if they hold the code on the trade date, and flags the row ADVISOR_FROM_REVIEWER. If left blank on accept, Claude's suggested advisor is used.</w:t>
+      </w:r>
+    </w:p>
+    <w:p>
+      <w:pPr>
+        <w:pBdr>
+          <w:bottom w:val="single" w:color="D9D9D9" w:sz="2" w:space="4"/>
+        </w:pBdr>
+        <w:spacing w:after="160"/>
+        <w:ind w:left="200"/>
+      </w:pPr>
+      <w:r>
+        <w:rPr>
+          <w:b/>
+          <w:bCs/>
+          <w:sz w:val="20"/>
+          <w:szCs w:val="20"/>
+        </w:rPr>
+        <w:t xml:space="preserve">Help: </w:t>
+      </w:r>
+      <w:r>
+        <w:rPr>
+          <w:sz w:val="20"/>
+          <w:szCs w:val="20"/>
+        </w:rPr>
+        <w:t xml:space="preserve">Choose which team member to credit when the advisor name on the row fits more than one of them.</w:t>
       </w:r>
     </w:p>
     <w:sectPr>

--- a/docs/Trade_Import_Build_Log.docx
+++ b/docs/Trade_Import_Build_Log.docx
@@ -48241,6 +48241,391 @@
           <w:szCs w:val="20"/>
         </w:rPr>
         <w:t xml:space="preserve">Choose which team member to credit when the advisor name on the row fits more than one of them.</w:t>
+      </w:r>
+    </w:p>
+    <w:p>
+      <w:pPr>
+        <w:pStyle w:val="Heading1"/>
+      </w:pPr>
+      <w:r>
+        <w:t xml:space="preserve">20. Review feedback: settling code reviews in the app (2026-10-28)</w:t>
+      </w:r>
+    </w:p>
+    <w:p>
+      <w:pPr>
+        <w:spacing w:after="120"/>
+      </w:pPr>
+      <w:r>
+        <w:t xml:space="preserve">Feedback from using the app on the Northgate code 8800 review and a fund question, with marked-up screenshots: the code review's summary line was confusing, a blank Suggestion cell read as broken when Claude was unsure, the lines under Claude's table had no headings, and resolving a code review meant leaving the app for the record page.</w:t>
+      </w:r>
+    </w:p>
+    <w:tbl>
+      <w:tblPr>
+        <w:tblW w:type="dxa" w:w="9360"/>
+        <w:tblBorders>
+          <w:top w:val="single" w:color="auto" w:sz="4"/>
+          <w:left w:val="single" w:color="auto" w:sz="4"/>
+          <w:bottom w:val="single" w:color="auto" w:sz="4"/>
+          <w:right w:val="single" w:color="auto" w:sz="4"/>
+          <w:insideH w:val="single" w:color="auto" w:sz="4"/>
+          <w:insideV w:val="single" w:color="auto" w:sz="4"/>
+        </w:tblBorders>
+      </w:tblPr>
+      <w:tblGrid>
+        <w:gridCol w:w="3000"/>
+        <w:gridCol w:w="6360"/>
+      </w:tblGrid>
+      <w:tr>
+        <w:trPr>
+          <w:tblHeader/>
+        </w:trPr>
+        <w:tc>
+          <w:tcPr>
+            <w:tcW w:type="dxa" w:w="3000"/>
+            <w:tcBorders>
+              <w:top w:val="single" w:color="BFBFBF" w:sz="4"/>
+              <w:left w:val="single" w:color="BFBFBF" w:sz="4"/>
+              <w:bottom w:val="single" w:color="BFBFBF" w:sz="4"/>
+              <w:right w:val="single" w:color="BFBFBF" w:sz="4"/>
+            </w:tcBorders>
+            <w:shd w:fill="DCE6F1" w:color="auto" w:val="clear"/>
+            <w:tcMar>
+              <w:top w:type="dxa" w:w="60"/>
+              <w:left w:type="dxa" w:w="100"/>
+              <w:bottom w:type="dxa" w:w="60"/>
+              <w:right w:type="dxa" w:w="100"/>
+            </w:tcMar>
+          </w:tcPr>
+          <w:p>
+            <w:r>
+              <w:rPr>
+                <w:b/>
+                <w:bCs/>
+                <w:sz w:val="18"/>
+                <w:szCs w:val="18"/>
+              </w:rPr>
+              <w:t xml:space="preserve">Feedback</w:t>
+            </w:r>
+          </w:p>
+        </w:tc>
+        <w:tc>
+          <w:tcPr>
+            <w:tcW w:type="dxa" w:w="6360"/>
+            <w:tcBorders>
+              <w:top w:val="single" w:color="BFBFBF" w:sz="4"/>
+              <w:left w:val="single" w:color="BFBFBF" w:sz="4"/>
+              <w:bottom w:val="single" w:color="BFBFBF" w:sz="4"/>
+              <w:right w:val="single" w:color="BFBFBF" w:sz="4"/>
+            </w:tcBorders>
+            <w:shd w:fill="DCE6F1" w:color="auto" w:val="clear"/>
+            <w:tcMar>
+              <w:top w:type="dxa" w:w="60"/>
+              <w:left w:type="dxa" w:w="100"/>
+              <w:bottom w:type="dxa" w:w="60"/>
+              <w:right w:type="dxa" w:w="100"/>
+            </w:tcMar>
+          </w:tcPr>
+          <w:p>
+            <w:r>
+              <w:rPr>
+                <w:b/>
+                <w:bCs/>
+                <w:sz w:val="18"/>
+                <w:szCs w:val="18"/>
+              </w:rPr>
+              <w:t xml:space="preserve">Change</w:t>
+            </w:r>
+          </w:p>
+        </w:tc>
+      </w:tr>
+      <w:tr>
+        <w:tc>
+          <w:tcPr>
+            <w:tcW w:type="dxa" w:w="3000"/>
+            <w:tcBorders>
+              <w:top w:val="single" w:color="BFBFBF" w:sz="4"/>
+              <w:left w:val="single" w:color="BFBFBF" w:sz="4"/>
+              <w:bottom w:val="single" w:color="BFBFBF" w:sz="4"/>
+              <w:right w:val="single" w:color="BFBFBF" w:sz="4"/>
+            </w:tcBorders>
+            <w:tcMar>
+              <w:top w:type="dxa" w:w="60"/>
+              <w:left w:type="dxa" w:w="100"/>
+              <w:bottom w:type="dxa" w:w="60"/>
+              <w:right w:type="dxa" w:w="100"/>
+            </w:tcMar>
+          </w:tcPr>
+          <w:p>
+            <w:r>
+              <w:rPr>
+                <w:sz w:val="18"/>
+                <w:szCs w:val="18"/>
+              </w:rPr>
+              <w:t xml:space="preserve">Summary line hard to read, and '2 held ($1,200,000.00)' did not match the $11,000,000 listed</w:t>
+            </w:r>
+          </w:p>
+        </w:tc>
+        <w:tc>
+          <w:tcPr>
+            <w:tcW w:type="dxa" w:w="6360"/>
+            <w:tcBorders>
+              <w:top w:val="single" w:color="BFBFBF" w:sz="4"/>
+              <w:left w:val="single" w:color="BFBFBF" w:sz="4"/>
+              <w:bottom w:val="single" w:color="BFBFBF" w:sz="4"/>
+              <w:right w:val="single" w:color="BFBFBF" w:sz="4"/>
+            </w:tcBorders>
+            <w:tcMar>
+              <w:top w:type="dxa" w:w="60"/>
+              <w:left w:type="dxa" w:w="100"/>
+              <w:bottom w:type="dxa" w:w="60"/>
+              <w:right w:type="dxa" w:w="100"/>
+            </w:tcMar>
+          </w:tcPr>
+          <w:p>
+            <w:r>
+              <w:rPr>
+                <w:sz w:val="18"/>
+                <w:szCs w:val="18"/>
+              </w:rPr>
+              <w:t xml:space="preserve">Not a wrong total: one held row was an AUM position balance ($9,800,000), and the held amount counts trades only. The line now reads, for example, 'The code's shares add up to less than 100% · 1 trade ($1,200,000.00) and 1 AUM balance held'. The table is titled Held rows, has a Type column (Trade or AUM balance), drops the repeated issue column, and shows 'None named' or 'None given' for blanks. The queue line reads '2 rows · $1,200,000.00' and the note above the list '8 rows ($1,620,000.00 in trades) are held…'.</w:t>
+            </w:r>
+          </w:p>
+        </w:tc>
+      </w:tr>
+      <w:tr>
+        <w:tc>
+          <w:tcPr>
+            <w:tcW w:type="dxa" w:w="3000"/>
+            <w:tcBorders>
+              <w:top w:val="single" w:color="BFBFBF" w:sz="4"/>
+              <w:left w:val="single" w:color="BFBFBF" w:sz="4"/>
+              <w:bottom w:val="single" w:color="BFBFBF" w:sz="4"/>
+              <w:right w:val="single" w:color="BFBFBF" w:sz="4"/>
+            </w:tcBorders>
+            <w:tcMar>
+              <w:top w:type="dxa" w:w="60"/>
+              <w:left w:type="dxa" w:w="100"/>
+              <w:bottom w:type="dxa" w:w="60"/>
+              <w:right w:type="dxa" w:w="100"/>
+            </w:tcMar>
+          </w:tcPr>
+          <w:p>
+            <w:r>
+              <w:rPr>
+                <w:sz w:val="18"/>
+                <w:szCs w:val="18"/>
+              </w:rPr>
+              <w:t xml:space="preserve">Empty suggestion when Claude's confidence is low</w:t>
+            </w:r>
+          </w:p>
+        </w:tc>
+        <w:tc>
+          <w:tcPr>
+            <w:tcW w:type="dxa" w:w="6360"/>
+            <w:tcBorders>
+              <w:top w:val="single" w:color="BFBFBF" w:sz="4"/>
+              <w:left w:val="single" w:color="BFBFBF" w:sz="4"/>
+              <w:bottom w:val="single" w:color="BFBFBF" w:sz="4"/>
+              <w:right w:val="single" w:color="BFBFBF" w:sz="4"/>
+            </w:tcBorders>
+            <w:tcMar>
+              <w:top w:type="dxa" w:w="60"/>
+              <w:left w:type="dxa" w:w="100"/>
+              <w:bottom w:type="dxa" w:w="60"/>
+              <w:right w:type="dxa" w:w="100"/>
+            </w:tcMar>
+          </w:tcPr>
+          <w:p>
+            <w:r>
+              <w:rPr>
+                <w:sz w:val="18"/>
+                <w:szCs w:val="18"/>
+              </w:rPr>
+              <w:t xml:space="preserve">Claude still leaves a field empty when nothing points to one answer (it must not guess). The app now shows the choices it weighed instead: 'Series A or Series F' from the row's match candidates, or, on a code review, the advisors who hold the code; with nothing to list, 'Ask the firm'. Shown in italics and marked openQuestion. The record-page table shows 'No single answer'.</w:t>
+            </w:r>
+          </w:p>
+        </w:tc>
+      </w:tr>
+      <w:tr>
+        <w:tc>
+          <w:tcPr>
+            <w:tcW w:type="dxa" w:w="3000"/>
+            <w:tcBorders>
+              <w:top w:val="single" w:color="BFBFBF" w:sz="4"/>
+              <w:left w:val="single" w:color="BFBFBF" w:sz="4"/>
+              <w:bottom w:val="single" w:color="BFBFBF" w:sz="4"/>
+              <w:right w:val="single" w:color="BFBFBF" w:sz="4"/>
+            </w:tcBorders>
+            <w:tcMar>
+              <w:top w:type="dxa" w:w="60"/>
+              <w:left w:type="dxa" w:w="100"/>
+              <w:bottom w:type="dxa" w:w="60"/>
+              <w:right w:type="dxa" w:w="100"/>
+            </w:tcMar>
+          </w:tcPr>
+          <w:p>
+            <w:r>
+              <w:rPr>
+                <w:sz w:val="18"/>
+                <w:szCs w:val="18"/>
+              </w:rPr>
+              <w:t xml:space="preserve">Lines under Claude's table need a heading</w:t>
+            </w:r>
+          </w:p>
+        </w:tc>
+        <w:tc>
+          <w:tcPr>
+            <w:tcW w:type="dxa" w:w="6360"/>
+            <w:tcBorders>
+              <w:top w:val="single" w:color="BFBFBF" w:sz="4"/>
+              <w:left w:val="single" w:color="BFBFBF" w:sz="4"/>
+              <w:bottom w:val="single" w:color="BFBFBF" w:sz="4"/>
+              <w:right w:val="single" w:color="BFBFBF" w:sz="4"/>
+            </w:tcBorders>
+            <w:tcMar>
+              <w:top w:type="dxa" w:w="60"/>
+              <w:left w:type="dxa" w:w="100"/>
+              <w:bottom w:type="dxa" w:w="60"/>
+              <w:right w:type="dxa" w:w="100"/>
+            </w:tcMar>
+          </w:tcPr>
+          <w:p>
+            <w:r>
+              <w:rPr>
+                <w:sz w:val="18"/>
+                <w:szCs w:val="18"/>
+              </w:rPr>
+              <w:t xml:space="preserve">Labelled Why (Claude's root cause) and Question for the firm (replacing 'Ask the dealer:'), in the app and on the record pages.</w:t>
+            </w:r>
+          </w:p>
+        </w:tc>
+      </w:tr>
+      <w:tr>
+        <w:tc>
+          <w:tcPr>
+            <w:tcW w:type="dxa" w:w="3000"/>
+            <w:tcBorders>
+              <w:top w:val="single" w:color="BFBFBF" w:sz="4"/>
+              <w:left w:val="single" w:color="BFBFBF" w:sz="4"/>
+              <w:bottom w:val="single" w:color="BFBFBF" w:sz="4"/>
+              <w:right w:val="single" w:color="BFBFBF" w:sz="4"/>
+            </w:tcBorders>
+            <w:tcMar>
+              <w:top w:type="dxa" w:w="60"/>
+              <w:left w:type="dxa" w:w="100"/>
+              <w:bottom w:type="dxa" w:w="60"/>
+              <w:right w:type="dxa" w:w="100"/>
+            </w:tcMar>
+          </w:tcPr>
+          <w:p>
+            <w:r>
+              <w:rPr>
+                <w:sz w:val="18"/>
+                <w:szCs w:val="18"/>
+              </w:rPr>
+              <w:t xml:space="preserve">Resolve the code review here</w:t>
+            </w:r>
+          </w:p>
+        </w:tc>
+        <w:tc>
+          <w:tcPr>
+            <w:tcW w:type="dxa" w:w="6360"/>
+            <w:tcBorders>
+              <w:top w:val="single" w:color="BFBFBF" w:sz="4"/>
+              <w:left w:val="single" w:color="BFBFBF" w:sz="4"/>
+              <w:bottom w:val="single" w:color="BFBFBF" w:sz="4"/>
+              <w:right w:val="single" w:color="BFBFBF" w:sz="4"/>
+            </w:tcBorders>
+            <w:tcMar>
+              <w:top w:type="dxa" w:w="60"/>
+              <w:left w:type="dxa" w:w="100"/>
+              <w:bottom w:type="dxa" w:w="60"/>
+              <w:right w:type="dxa" w:w="100"/>
+            </w:tcMar>
+          </w:tcPr>
+          <w:p>
+            <w:r>
+              <w:rPr>
+                <w:sz w:val="18"/>
+                <w:szCs w:val="18"/>
+              </w:rPr>
+              <w:t xml:space="preserve">A Your decision section on every code review: Advisor to credit (the people holding the code on every held row's date, Claude's pick pre-chosen when it is one of them) with Credit all N rows; Code fixed: re-match; and Decide rows one by one. Open the follow-up record stays as a link.</w:t>
+            </w:r>
+          </w:p>
+        </w:tc>
+      </w:tr>
+    </w:tbl>
+    <w:p>
+      <w:pPr>
+        <w:spacing w:after="120"/>
+      </w:pPr>
+    </w:p>
+    <w:p>
+      <w:pPr>
+        <w:pStyle w:val="Heading2"/>
+      </w:pPr>
+      <w:r>
+        <w:t xml:space="preserve">20.1 How the new actions work</w:t>
+      </w:r>
+    </w:p>
+    <w:p>
+      <w:pPr>
+        <w:pStyle w:val="ListParagraph"/>
+        <w:numPr>
+          <w:ilvl w:val="0"/>
+          <w:numId w:val="3"/>
+        </w:numPr>
+        <w:spacing w:after="60"/>
+      </w:pPr>
+      <w:r>
+        <w:t xml:space="preserve">creditCodeReview(followUpId, advisorId): only for Allocation Incomplete, Reassignment Suspected and Code Dormant reviews with a rep code. Locks the review, checks the advisor held the code on every held row's date (refuses otherwise), sets Advisor Override and the decision stamp (Decided By, Decided At) on each held row (at most 200), then sets the review to Resolved. The existing trigger releases the rows and re-matches them, and matching credits that advisor 100% (ADVISOR_FROM_REVIEWER).</w:t>
+      </w:r>
+    </w:p>
+    <w:p>
+      <w:pPr>
+        <w:pStyle w:val="ListParagraph"/>
+        <w:numPr>
+          <w:ilvl w:val="0"/>
+          <w:numId w:val="3"/>
+        </w:numPr>
+        <w:spacing w:after="60"/>
+      </w:pPr>
+      <w:r>
+        <w:t xml:space="preserve">closeCodeReview(followUpId, fixed): Resolved (re-match after the code was fixed in Salesforce) or Closed - No Action (rows go to Needs Decision with FOLLOW_UP_CLOSED). Both refuse a review that is already closed, and add a dated line to Resolution Notes naming who did it.</w:t>
+      </w:r>
+    </w:p>
+    <w:p>
+      <w:pPr>
+        <w:pStyle w:val="ListParagraph"/>
+        <w:numPr>
+          <w:ilvl w:val="0"/>
+          <w:numId w:val="3"/>
+        </w:numPr>
+        <w:spacing w:after="60"/>
+      </w:pPr>
+      <w:r>
+        <w:t xml:space="preserve">No new fields or permissions: the Reviewer permission set already edits these fields; the credit test runs as a reviewer-only user.</w:t>
+      </w:r>
+    </w:p>
+    <w:p>
+      <w:pPr>
+        <w:pStyle w:val="Heading2"/>
+      </w:pPr>
+      <w:r>
+        <w:t xml:space="preserve">20.2 Verification</w:t>
+      </w:r>
+    </w:p>
+    <w:p>
+      <w:pPr>
+        <w:pStyle w:val="ListParagraph"/>
+        <w:numPr>
+          <w:ilvl w:val="0"/>
+          <w:numId w:val="3"/>
+        </w:numPr>
+        <w:spacing w:after="60"/>
+      </w:pPr>
+      <w:r>
+        <w:t xml:space="preserve">163 Apex tests (new: crediting one advisor as a reviewer, re-match and send to Needs Decision, choice text and candidate names, a fund Claude left open). The local Apex parser caught SOQL aliases named first and last (reserved words) before the org did. PMD zero findings, lint and cross-reference clean. 50 Jest tests (new: AUM labels, credit, re-match and send, headings, open choices, helpers); negative control: sending no advisor or the wrong re-match flag fails 2.</w:t>
       </w:r>
     </w:p>
     <w:sectPr>
